--- a/dist/MetaVibing-Field-Manual-v0.1.docx
+++ b/dist/MetaVibing-Field-Manual-v0.1.docx
@@ -80,7 +80,7 @@
           <w:color w:val="0D9488"/>
           <w:sz w:val="22"/>
         </w:rPr>
-        <w:t>v0.1 Research Preview</w:t>
+        <w:t>v0.1.0-alpha.1 — Alpha Research Preview</w:t>
       </w:r>
     </w:p>
     <w:p>
@@ -104,7 +104,7 @@
         <w:rPr>
           <w:i/>
         </w:rPr>
-        <w:t>MetaVibing — Provisional Research Preview — September 2026</w:t>
+        <w:t>MetaVibing v0.1.0-alpha.1 — Alpha Research Preview</w:t>
       </w:r>
     </w:p>
     <w:p>
@@ -769,7 +769,7 @@
           <w:rFonts w:ascii="Consolas" w:hAnsi="Consolas"/>
           <w:color w:val="7C3AED"/>
         </w:rPr>
-        <w:t>python mcp/architecture-checker/checker.py examples/taskflow</w:t>
+        <w:t>python tools/architecture-checker/checker.py examples/taskflow</w:t>
       </w:r>
       <w:r>
         <w:t xml:space="preserve"> walks the actual code and reports every violation of this exact rule — judgment converted into infrastructure.</w:t>
@@ -812,7 +812,36 @@
     </w:p>
     <w:p>
       <w:r>
-        <w:t>This document is a provisional artifact under active validation. It is not a finished, copyedited release. It is produced under Governed HyRI v0 — a governed workflow discipline that uses AI agents as bounded workers under explicit context, artifact, validator, and human-gate controls. The production of this booklet is itself a specimen of that discipline. Readers should understand the following before proceeding.</w:t>
+        <w:t>MetaVibing v0.1 is an alpha research preview. The methodology, the Claude Code configuration (</w:t>
+      </w:r>
+      <w:r>
+        <w:rPr>
+          <w:rFonts w:ascii="Consolas" w:hAnsi="Consolas"/>
+          <w:color w:val="7C3AED"/>
+        </w:rPr>
+        <w:t>.claude/rules/</w:t>
+      </w:r>
+      <w:r>
+        <w:t xml:space="preserve">, Skills, and the </w:t>
+      </w:r>
+      <w:r>
+        <w:rPr>
+          <w:rFonts w:ascii="Consolas" w:hAnsi="Consolas"/>
+          <w:color w:val="7C3AED"/>
+        </w:rPr>
+        <w:t>final-reviewer</w:t>
+      </w:r>
+      <w:r>
+        <w:t xml:space="preserve"> Agent), the TaskFlow specimen, the deterministic architecture checker, and the evaluation protocol are implemented. The controlled A/B pilot has been designed — frozen tasks, held-out acceptance tests, a grading rubric, a machine-readable protocol — but not yet executed. </w:t>
+      </w:r>
+      <w:r>
+        <w:rPr>
+          <w:b/>
+        </w:rPr>
+        <w:t>No empirical performance-uplift claim is made in this release.</w:t>
+      </w:r>
+      <w:r>
+        <w:t xml:space="preserve"> Readers should understand the following before proceeding.</w:t>
       </w:r>
     </w:p>
     <w:p>
@@ -834,23 +863,7 @@
         <w:rPr>
           <w:b/>
         </w:rPr>
-        <w:t>MetaVibing is a governed workflow discipline for using AI agents as bounded workers under explicit context, artifact, validator, and human-gate controls.</w:t>
-      </w:r>
-    </w:p>
-    <w:p>
-      <w:pPr>
-        <w:pStyle w:val="IntenseQuote"/>
-      </w:pPr>
-      <w:r>
-        <w:rPr>
-          <w:i/>
-        </w:rPr>
-        <w:t>(Decision gate dec-e84f9216, D1 — resolved by Mirco, 2026-08-24)</w:t>
-      </w:r>
-    </w:p>
-    <w:p>
-      <w:r>
-        <w:t>In concrete, testable terms: a practitioner who applies the MetaVibing discipline — using CLAUDE.md, path-scoped Rules, Skills, Agents, Hooks, and MCP tools — will produce a higher rate of first-try successes on architecturally constrained tasks, commit fewer repeated architectural violations per session, and require fewer human correction turns per feature request, compared to the same practitioner operating without any MetaVibing artifacts.</w:t>
+        <w:t>A practitioner who applies the MetaVibing discipline — CLAUDE.md, path-scoped Rules, Skills, a specialist Agent, and a deterministic checker — will produce a higher rate of first-try successes on architecturally constrained tasks, commit fewer repeated architectural violations per session, and require fewer human correction turns per feature request, compared to the same practitioner operating without any MetaVibing artifacts.</w:t>
       </w:r>
     </w:p>
     <w:p>
@@ -884,7 +897,7 @@
         <w:rPr>
           <w:b/>
         </w:rPr>
-        <w:t>Primary user (D2):</w:t>
+        <w:t>Primary user:</w:t>
       </w:r>
       <w:r>
         <w:t xml:space="preserve"> Technical creators, researchers, and small lab builders using AI tools for multi-step intellectual or software artifacts.</w:t>
@@ -910,10 +923,10 @@
         <w:rPr>
           <w:b/>
         </w:rPr>
-        <w:t>Secondary audience</w:t>
-      </w:r>
-      <w:r>
-        <w:t xml:space="preserve"> (not gating v1): Engineering managers evaluating team-scale AI coding discipline; AI/agent researchers interested in self-modifying operational contexts. The TaskFlow sandbox and the eval protocol are designed to be legible to all three, but only the primary user's success criteria gate the v1 release.</w:t>
+        <w:t>Secondary audience:</w:t>
+      </w:r>
+      <w:r>
+        <w:t xml:space="preserve"> Engineering managers evaluating team-scale AI coding discipline; AI/agent researchers interested in self-modifying operational contexts.</w:t>
       </w:r>
     </w:p>
     <w:p>
@@ -925,21 +938,6 @@
           <w:color w:val="0D9488"/>
         </w:rPr>
         <w:t>Baseline Evidence</w:t>
-      </w:r>
-    </w:p>
-    <w:p>
-      <w:r>
-        <w:t xml:space="preserve">This edition references a companion repository at </w:t>
-      </w:r>
-      <w:r>
-        <w:rPr>
-          <w:rFonts w:ascii="Consolas" w:hAnsi="Consolas"/>
-          <w:color w:val="7C3AED"/>
-        </w:rPr>
-        <w:t>examples/taskflow/</w:t>
-      </w:r>
-      <w:r>
-        <w:t xml:space="preserve"> — a deliberately imperfect FastAPI + SQLite task manager designed to exercise the MetaVibing discipline. One governed execution of its declared test suite has been completed and confirmed:</w:t>
       </w:r>
     </w:p>
     <w:p>
@@ -966,92 +964,12 @@
       </w:pPr>
       <w:r>
         <w:rPr>
-          <w:rFonts w:ascii="Consolas" w:hAnsi="Consolas"/>
-          <w:sz w:val="17"/>
-        </w:rPr>
-        <w:t>============================= test session starts ==============================</w:t>
-      </w:r>
-      <w:r>
-        <w:rPr>
-          <w:rFonts w:ascii="Consolas" w:hAnsi="Consolas"/>
-          <w:sz w:val="17"/>
-        </w:rPr>
-        <w:br/>
-        <w:t>platform linux -- Python 3.11.16, pytest-9.1.1, pluggy-1.6.0</w:t>
-      </w:r>
-      <w:r>
-        <w:rPr>
-          <w:rFonts w:ascii="Consolas" w:hAnsi="Consolas"/>
-          <w:sz w:val="17"/>
-        </w:rPr>
-        <w:br/>
-        <w:t>rootdir: /data/projects/proj-703c959f/repos/Metavibing/examples/taskflow</w:t>
-      </w:r>
-      <w:r>
-        <w:rPr>
-          <w:rFonts w:ascii="Consolas" w:hAnsi="Consolas"/>
-          <w:sz w:val="17"/>
-        </w:rPr>
-        <w:br/>
-        <w:t>collected 8 items</w:t>
-      </w:r>
-      <w:r>
-        <w:rPr>
-          <w:rFonts w:ascii="Consolas" w:hAnsi="Consolas"/>
-          <w:sz w:val="17"/>
-        </w:rPr>
-        <w:br/>
-      </w:r>
-      <w:r>
-        <w:rPr>
-          <w:rFonts w:ascii="Consolas" w:hAnsi="Consolas"/>
-          <w:sz w:val="17"/>
-        </w:rPr>
-        <w:br/>
-        <w:t>tests/test_tasks.py ........                                             [100%]</w:t>
-      </w:r>
-      <w:r>
-        <w:rPr>
-          <w:rFonts w:ascii="Consolas" w:hAnsi="Consolas"/>
-          <w:sz w:val="17"/>
-        </w:rPr>
-        <w:br/>
-      </w:r>
-      <w:r>
-        <w:rPr>
-          <w:rFonts w:ascii="Consolas" w:hAnsi="Consolas"/>
-          <w:sz w:val="17"/>
-        </w:rPr>
-        <w:br/>
-        <w:t>============================== 8 passed in 0.63s ==============================</w:t>
-      </w:r>
-    </w:p>
-    <w:p>
-      <w:pPr>
-        <w:shd w:val="clear" w:fill="F3F4F6"/>
-        <w:pBdr>
-          <w:left w:val="single" w:sz="36" w:space="6" w:color="7C3AED"/>
-        </w:pBdr>
-      </w:pPr>
-      <w:r>
-        <w:rPr>
           <w:b/>
         </w:rPr>
-        <w:t>Execution metadata:</w:t>
-      </w:r>
-      <w:r>
-        <w:t xml:space="preserve"> generated_by=governed_executor, exit_code=0, timed_out=False.</w:t>
-      </w:r>
-    </w:p>
-    <w:p>
-      <w:pPr>
-        <w:shd w:val="clear" w:fill="F3F4F6"/>
-        <w:pBdr>
-          <w:left w:val="single" w:sz="36" w:space="6" w:color="7C3AED"/>
-        </w:pBdr>
-      </w:pPr>
-      <w:r>
-        <w:t>This is the entirety of the confirmed execution evidence. It shows that the companion repository's declared test suite passes under a clean, governed execution environment. It does not show anything about the v1 release gates, the comparison between Condition A and Condition B, or the 3×3×2 baseline protocol — none of those runs have been completed.</w:t>
+        <w:t>TaskFlow baseline: 8/8 tests passing on the alpha release commit.</w:t>
+      </w:r>
+      <w:r>
+        <w:t xml:space="preserve"> This confirms the companion repository's declared test suite runs cleanly. It does not show anything about the pilot's release gates, the comparison between Condition A and Condition B, or the 3×3×2 baseline protocol — none of those runs have been completed.</w:t>
       </w:r>
     </w:p>
     <w:p/>
@@ -1068,7 +986,7 @@
     </w:p>
     <w:p>
       <w:r>
-        <w:t xml:space="preserve">Readers must understand what this provisional booklet does </w:t>
+        <w:t xml:space="preserve">Readers must understand what this alpha does </w:t>
       </w:r>
       <w:r>
         <w:rPr>
@@ -1088,72 +1006,18 @@
         <w:t>The 3×3×2 baseline protocol has not been run.</w:t>
       </w:r>
       <w:r>
-        <w:t xml:space="preserve"> The evaluation charter (D3–D5) specifies 3 tasks × 3 trials × 2 conditions = 18 task-trials. As of this edition, only Condition A baseline environment has been confirmed to produce passing tests. No Condition B trials have been executed. No M1 (architectural violation rate), M2 (correction turns), or M3 (pytest pass rate on first submission) data has been collected for any trial.</w:t>
-      </w:r>
-    </w:p>
-    <w:p>
-      <w:pPr>
-        <w:shd w:val="clear" w:fill="D97706"/>
-        <w:pBdr>
-          <w:left w:val="single" w:sz="36" w:space="6" w:color="D97706"/>
-        </w:pBdr>
-      </w:pPr>
+        <w:t xml:space="preserve"> The evaluation charter specifies 3 tasks × 3 trials × 2 conditions = 18 task-trials. No Condition A or Condition B trials have been executed. No M1 (architectural violation rate), M2 (correction turns), or M3 (pytest pass rate on first submission) data has been collected for any trial.</w:t>
+      </w:r>
+    </w:p>
+    <w:p>
       <w:r>
         <w:rPr>
           <w:b/>
-          <w:color w:val="FFFFFF"/>
-        </w:rPr>
-        <w:t>WARNING</w:t>
-      </w:r>
-    </w:p>
-    <w:p>
-      <w:pPr>
-        <w:shd w:val="clear" w:fill="F3F4F6"/>
-        <w:pBdr>
-          <w:left w:val="single" w:sz="36" w:space="6" w:color="D97706"/>
-        </w:pBdr>
-      </w:pPr>
-      <w:r>
-        <w:rPr>
-          <w:b/>
-        </w:rPr>
-        <w:t>A prior readiness audit of the companion repository returned NO-GO.</w:t>
-      </w:r>
-      <w:r>
-        <w:t xml:space="preserve"> The companion repository was reviewed under a structured audit protocol prior to this writing. That audit returned a NO-GO verdict. That verdict has not been superseded. It has been narrowly offset only by the single governed_execution proof above (8 tests passing, exit_code=0). The two coexist: one passing test run does not constitute blanket verification or readiness. Any reader working from this companion repo should consult the most recent readiness audit before treating it as a finished reference implementation.</w:t>
-      </w:r>
-    </w:p>
-    <w:p/>
-    <w:p>
-      <w:r>
-        <w:rPr>
-          <w:b/>
-        </w:rPr>
-        <w:t>This booklet has not been human-reviewed and copyedited for the v1 gate.</w:t>
-      </w:r>
-      <w:r>
-        <w:t xml:space="preserve"> Section 6 of the evaluation charter lists as a v1 release requirement: "</w:t>
-      </w:r>
-      <w:r>
-        <w:rPr>
-          <w:rFonts w:ascii="Consolas" w:hAnsi="Consolas"/>
-          <w:color w:val="7C3AED"/>
-        </w:rPr>
-        <w:t>book/manuscript.md</w:t>
-      </w:r>
-      <w:r>
-        <w:t xml:space="preserve"> is human-reviewed and copyedited — not just mechanically extracted." That gate is pending. This document is a machine-produced provisional draft.</w:t>
-      </w:r>
-    </w:p>
-    <w:p>
-      <w:r>
-        <w:rPr>
-          <w:b/>
-        </w:rPr>
-        <w:t>MetaVibing itself is a proof specimen for Governed HyRI v0, not the primary intellectual output.</w:t>
-      </w:r>
-      <w:r>
-        <w:t xml:space="preserve"> Per resolved decision gate dec-e84f9216: this repository exists to prove that Governed HyRI can produce real, governed artifacts — not to make MetaVibing itself a finished product. Every deliverable in this repository exists as evidence for the framework, not as a standalone finished work.</w:t>
+        </w:rPr>
+        <w:t>This manual has not been exhaustively copyedited.</w:t>
+      </w:r>
+      <w:r>
+        <w:t xml:space="preserve"> It is a working draft, revised repeatedly against real evidence rather than polished once and left alone.</w:t>
       </w:r>
     </w:p>
     <w:p>
@@ -8644,17 +8508,123 @@
         <w:t>Companion repo status note:</w:t>
       </w:r>
       <w:r>
-        <w:t xml:space="preserve"> A prior structured readiness audit of this repository returned NO-GO. That verdict has not been superseded. A single governed_execution proof (8 tests passing, exit_code=0, recorded in </w:t>
-      </w:r>
+        <w:t xml:space="preserve"> TaskFlow's declared test suite passes cleanly (8/8, see Status &amp; Evidence). That confirms the suite runs — it is not a claim that TaskFlow is a production-ready reference implementation; it's a deliberately imperfect sandbox, built to have real friction to demonstrate against. Readers should apply the three questions from Part XV before treating any repository as a finished reference: (1) Is the agent pointed at the right object? (2) Does a mechanical check confirm required artifacts exist? (3) Having opened the artifacts yourself — is this actually what you asked for?</w:t>
+      </w:r>
+    </w:p>
+    <w:p>
+      <w:pPr>
+        <w:pStyle w:val="Heading3"/>
+      </w:pPr>
+      <w:r>
+        <w:rPr>
+          <w:color w:val="0D9488"/>
+        </w:rPr>
+        <w:t>Step One — CLAUDE.md and Rules</w:t>
+      </w:r>
+    </w:p>
+    <w:p>
       <w:r>
         <w:rPr>
           <w:rFonts w:ascii="Consolas" w:hAnsi="Consolas"/>
           <w:color w:val="7C3AED"/>
         </w:rPr>
-        <w:t>examples/taskflow/test_logs/taskflow_tests.txt</w:t>
-      </w:r>
-      <w:r>
-        <w:t>) confirms the declared test suite runs cleanly — it does not confirm overall readiness or replace the audit verdict. Readers should apply the three questions from Part XV before treating this repo as a reference implementation: (1) Is the agent pointed at the right object? (2) Does a mechanical check confirm required artifacts exist? (3) Having opened the artifacts yourself — is this actually what you asked for?</w:t>
+        <w:t>CLAUDE.md</w:t>
+      </w:r>
+      <w:r>
+        <w:t xml:space="preserve"> at the repo root states the architectural constraint plainly:</w:t>
+      </w:r>
+    </w:p>
+    <w:p>
+      <w:pPr>
+        <w:shd w:val="clear" w:fill="F3F4F6"/>
+      </w:pPr>
+      <w:r>
+        <w:rPr>
+          <w:rFonts w:ascii="Consolas" w:hAnsi="Consolas"/>
+          <w:color w:val="1F2937"/>
+          <w:sz w:val="17"/>
+        </w:rPr>
+        <w:t>- Database access belongs in repositories, not route handlers.</w:t>
+      </w:r>
+      <w:r>
+        <w:rPr>
+          <w:rFonts w:ascii="Consolas" w:hAnsi="Consolas"/>
+          <w:color w:val="1F2937"/>
+          <w:sz w:val="17"/>
+        </w:rPr>
+        <w:br/>
+        <w:t>- Domain logic must remain independent of transport layers.</w:t>
+      </w:r>
+      <w:r>
+        <w:rPr>
+          <w:rFonts w:ascii="Consolas" w:hAnsi="Consolas"/>
+          <w:color w:val="1F2937"/>
+          <w:sz w:val="17"/>
+        </w:rPr>
+        <w:br/>
+        <w:t>- SQLite is the only permitted database for the sandbox project.</w:t>
+      </w:r>
+    </w:p>
+    <w:p>
+      <w:r>
+        <w:rPr>
+          <w:rFonts w:ascii="Consolas" w:hAnsi="Consolas"/>
+          <w:color w:val="7C3AED"/>
+        </w:rPr>
+        <w:t>.claude/rules/taskflow.md</w:t>
+      </w:r>
+      <w:r>
+        <w:t xml:space="preserve"> scopes that constraint specifically to </w:t>
+      </w:r>
+      <w:r>
+        <w:rPr>
+          <w:rFonts w:ascii="Consolas" w:hAnsi="Consolas"/>
+          <w:color w:val="7C3AED"/>
+        </w:rPr>
+        <w:t>examples/taskflow/</w:t>
+      </w:r>
+      <w:r>
+        <w:t>, and adds testing and dependency discipline:</w:t>
+      </w:r>
+    </w:p>
+    <w:p>
+      <w:pPr>
+        <w:shd w:val="clear" w:fill="F3F4F6"/>
+      </w:pPr>
+      <w:r>
+        <w:rPr>
+          <w:rFonts w:ascii="Consolas" w:hAnsi="Consolas"/>
+          <w:color w:val="1F2937"/>
+          <w:sz w:val="17"/>
+        </w:rPr>
+        <w:t>- All changes to src/ must be accompanied by a corresponding test in tests/.</w:t>
+      </w:r>
+      <w:r>
+        <w:rPr>
+          <w:rFonts w:ascii="Consolas" w:hAnsi="Consolas"/>
+          <w:color w:val="1F2937"/>
+          <w:sz w:val="17"/>
+        </w:rPr>
+        <w:br/>
+        <w:t>- Run pytest before claiming a task complete.</w:t>
+      </w:r>
+      <w:r>
+        <w:rPr>
+          <w:rFonts w:ascii="Consolas" w:hAnsi="Consolas"/>
+          <w:color w:val="1F2937"/>
+          <w:sz w:val="17"/>
+        </w:rPr>
+        <w:br/>
+        <w:t>- A failing test that existed before your change is pre-existing — distinguish it</w:t>
+      </w:r>
+      <w:r>
+        <w:rPr>
+          <w:rFonts w:ascii="Consolas" w:hAnsi="Consolas"/>
+          <w:color w:val="1F2937"/>
+          <w:sz w:val="17"/>
+        </w:rPr>
+        <w:br/>
+        <w:t xml:space="preserve">  explicitly from failures you introduced.</w:t>
       </w:r>
     </w:p>
     <w:p>
@@ -8665,7 +8635,7 @@
         <w:rPr>
           <w:color w:val="0D9488"/>
         </w:rPr>
-        <w:t>Step One — CLAUDE.md and Rules</w:t>
+        <w:t>The intentional flaw</w:t>
       </w:r>
     </w:p>
     <w:p>
@@ -8674,10 +8644,10 @@
           <w:rFonts w:ascii="Consolas" w:hAnsi="Consolas"/>
           <w:color w:val="7C3AED"/>
         </w:rPr>
-        <w:t>CLAUDE.md</w:t>
-      </w:r>
-      <w:r>
-        <w:t xml:space="preserve"> at the repo root states the architectural constraint plainly:</w:t>
+        <w:t>examples/taskflow/src/main.py</w:t>
+      </w:r>
+      <w:r>
+        <w:t xml:space="preserve"> mixes database session calls directly into route handlers — deliberately, and says so in its own docstring:</w:t>
       </w:r>
     </w:p>
     <w:p>
@@ -8690,47 +8660,282 @@
           <w:color w:val="1F2937"/>
           <w:sz w:val="17"/>
         </w:rPr>
-        <w:t>- Database access belongs in repositories, not route handlers.</w:t>
-      </w:r>
-      <w:r>
-        <w:rPr>
-          <w:rFonts w:ascii="Consolas" w:hAnsi="Consolas"/>
-          <w:color w:val="1F2937"/>
-          <w:sz w:val="17"/>
-        </w:rPr>
-        <w:br/>
-        <w:t>- Domain logic must remain independent of transport layers.</w:t>
-      </w:r>
-      <w:r>
-        <w:rPr>
-          <w:rFonts w:ascii="Consolas" w:hAnsi="Consolas"/>
-          <w:color w:val="1F2937"/>
-          <w:sz w:val="17"/>
-        </w:rPr>
-        <w:br/>
-        <w:t>- SQLite is the only permitted database for the sandbox project.</w:t>
-      </w:r>
-    </w:p>
-    <w:p>
+        <w:t>"""</w:t>
+      </w:r>
+      <w:r>
+        <w:rPr>
+          <w:rFonts w:ascii="Consolas" w:hAnsi="Consolas"/>
+          <w:color w:val="1F2937"/>
+          <w:sz w:val="17"/>
+        </w:rPr>
+        <w:br/>
+        <w:t>Intentional architectural quirk: database access is mixed into route handlers</w:t>
+      </w:r>
+      <w:r>
+        <w:rPr>
+          <w:rFonts w:ascii="Consolas" w:hAnsi="Consolas"/>
+          <w:color w:val="1F2937"/>
+          <w:sz w:val="17"/>
+        </w:rPr>
+        <w:br/>
+        <w:t>below (demonstrated and fixed in Part III of the manual).</w:t>
+      </w:r>
+      <w:r>
+        <w:rPr>
+          <w:rFonts w:ascii="Consolas" w:hAnsi="Consolas"/>
+          <w:color w:val="1F2937"/>
+          <w:sz w:val="17"/>
+        </w:rPr>
+        <w:br/>
+        <w:t>"""</w:t>
+      </w:r>
+    </w:p>
+    <w:p>
+      <w:r>
+        <w:t>This is not a bug the author missed. It is the "before" state a reader is meant to fix, using exactly the rule stated above.</w:t>
+      </w:r>
+    </w:p>
+    <w:p>
+      <w:pPr>
+        <w:pStyle w:val="Heading3"/>
+      </w:pPr>
+      <w:r>
+        <w:rPr>
+          <w:color w:val="0D9488"/>
+        </w:rPr>
+        <w:t>Step Two — A Real Meta-Audit</w:t>
+      </w:r>
+    </w:p>
+    <w:p>
+      <w:r>
+        <w:t>Running the architecture checker (built in Step Seven below) against this exact file, before any fix is applied, produces:</w:t>
+      </w:r>
+    </w:p>
+    <w:p>
+      <w:pPr>
+        <w:shd w:val="clear" w:fill="F3F4F6"/>
+      </w:pPr>
+      <w:r>
+        <w:rPr>
+          <w:rFonts w:ascii="Consolas" w:hAnsi="Consolas"/>
+          <w:color w:val="1F2937"/>
+          <w:sz w:val="17"/>
+        </w:rPr>
+        <w:t>17 violations, all rule "db-in-handler", spanning create_user, list_users, get_user,</w:t>
+      </w:r>
+      <w:r>
+        <w:rPr>
+          <w:rFonts w:ascii="Consolas" w:hAnsi="Consolas"/>
+          <w:color w:val="1F2937"/>
+          <w:sz w:val="17"/>
+        </w:rPr>
+        <w:br/>
+        <w:t>create_task, list_tasks, get_task, complete_task, and delete_task.</w:t>
+      </w:r>
+    </w:p>
+    <w:p>
+      <w:r>
+        <w:t xml:space="preserve">That is the first real meta-audit this repository ever ran on itself — a machine-checked, reproducible count of how badly the "before" state violates its own stated rule. A reader fixing this repository has a concrete, falsifiable target: get that count to zero without breaking any of the 8 tests in </w:t>
+      </w:r>
       <w:r>
         <w:rPr>
           <w:rFonts w:ascii="Consolas" w:hAnsi="Consolas"/>
           <w:color w:val="7C3AED"/>
         </w:rPr>
+        <w:t>tests/test_tasks.py</w:t>
+      </w:r>
+      <w:r>
+        <w:t>.</w:t>
+      </w:r>
+    </w:p>
+    <w:p>
+      <w:pPr>
+        <w:pStyle w:val="Heading3"/>
+      </w:pPr>
+      <w:r>
+        <w:rPr>
+          <w:color w:val="0D9488"/>
+        </w:rPr>
+        <w:t>Step Three — /meta and /ship-change</w:t>
+      </w:r>
+    </w:p>
+    <w:p>
+      <w:r>
+        <w:rPr>
+          <w:rFonts w:ascii="Consolas" w:hAnsi="Consolas"/>
+          <w:color w:val="7C3AED"/>
+        </w:rPr>
+        <w:t>.claude/skills/ship-change/SKILL.md</w:t>
+      </w:r>
+      <w:r>
+        <w:t xml:space="preserve"> implements the disciplined change procedure described in Part IV, with a six-step procedure ending in a mandatory report:</w:t>
+      </w:r>
+    </w:p>
+    <w:p>
+      <w:pPr>
+        <w:shd w:val="clear" w:fill="F3F4F6"/>
+      </w:pPr>
+      <w:r>
+        <w:rPr>
+          <w:rFonts w:ascii="Consolas" w:hAnsi="Consolas"/>
+          <w:color w:val="1F2937"/>
+          <w:sz w:val="17"/>
+        </w:rPr>
+        <w:t>## Change: &lt;task&gt;</w:t>
+      </w:r>
+      <w:r>
+        <w:rPr>
+          <w:rFonts w:ascii="Consolas" w:hAnsi="Consolas"/>
+          <w:color w:val="1F2937"/>
+          <w:sz w:val="17"/>
+        </w:rPr>
+        <w:br/>
+        <w:t>Files changed: &lt;list&gt;</w:t>
+      </w:r>
+      <w:r>
+        <w:rPr>
+          <w:rFonts w:ascii="Consolas" w:hAnsi="Consolas"/>
+          <w:color w:val="1F2937"/>
+          <w:sz w:val="17"/>
+        </w:rPr>
+        <w:br/>
+        <w:t>Tests run: &lt;pass/fail summary&gt;</w:t>
+      </w:r>
+      <w:r>
+        <w:rPr>
+          <w:rFonts w:ascii="Consolas" w:hAnsi="Consolas"/>
+          <w:color w:val="1F2937"/>
+          <w:sz w:val="17"/>
+        </w:rPr>
+        <w:br/>
+        <w:t>Diff size: +N / -N lines</w:t>
+      </w:r>
+      <w:r>
+        <w:rPr>
+          <w:rFonts w:ascii="Consolas" w:hAnsi="Consolas"/>
+          <w:color w:val="1F2937"/>
+          <w:sz w:val="17"/>
+        </w:rPr>
+        <w:br/>
+        <w:t>Notes: &lt;anything the human should know&gt;</w:t>
+      </w:r>
+    </w:p>
+    <w:p>
+      <w:r>
+        <w:rPr>
+          <w:rFonts w:ascii="Consolas" w:hAnsi="Consolas"/>
+          <w:color w:val="7C3AED"/>
+        </w:rPr>
+        <w:t>.claude/skills/meta/SKILL.md</w:t>
+      </w:r>
+      <w:r>
+        <w:t xml:space="preserve"> implements </w:t>
+      </w:r>
+      <w:r>
+        <w:rPr>
+          <w:rFonts w:ascii="Consolas" w:hAnsi="Consolas"/>
+          <w:color w:val="7C3AED"/>
+        </w:rPr>
+        <w:t>/meta</w:t>
+      </w:r>
+      <w:r>
+        <w:t xml:space="preserve"> — the self-audit skill Part III, Step Three describes, scoped to inspect CLAUDE.md, rules, and the friction ledger for gaps.</w:t>
+      </w:r>
+    </w:p>
+    <w:p>
+      <w:pPr>
+        <w:pStyle w:val="Heading3"/>
+      </w:pPr>
+      <w:r>
+        <w:rPr>
+          <w:color w:val="0D9488"/>
+        </w:rPr>
+        <w:t>Step Four — A Read-Only Reviewer</w:t>
+      </w:r>
+    </w:p>
+    <w:p>
+      <w:r>
+        <w:rPr>
+          <w:rFonts w:ascii="Consolas" w:hAnsi="Consolas"/>
+          <w:color w:val="7C3AED"/>
+        </w:rPr>
+        <w:t>.claude/agents/final-reviewer.md</w:t>
+      </w:r>
+      <w:r>
+        <w:t xml:space="preserve"> is a specialist subagent with no write access, enforced by its </w:t>
+      </w:r>
+      <w:r>
+        <w:rPr>
+          <w:rFonts w:ascii="Consolas" w:hAnsi="Consolas"/>
+          <w:color w:val="7C3AED"/>
+        </w:rPr>
+        <w:t>tools: Read, Grep, Glob</w:t>
+      </w:r>
+      <w:r>
+        <w:t xml:space="preserve"> frontmatter rather than only stated in prose. Its checklist covers correctness, scope discipline, and — specifically for this repository — "Is database access only in the repository layer (for taskflow/)?" It cannot fix a violation it finds. It can only say </w:t>
+      </w:r>
+      <w:r>
+        <w:rPr>
+          <w:rFonts w:ascii="Consolas" w:hAnsi="Consolas"/>
+          <w:color w:val="7C3AED"/>
+        </w:rPr>
+        <w:t>REJECTED</w:t>
+      </w:r>
+      <w:r>
+        <w:t xml:space="preserve"> and name it. That separation of powers is the entire point of Part V's Builder/Critic pattern, made concrete.</w:t>
+      </w:r>
+    </w:p>
+    <w:p>
+      <w:pPr>
+        <w:pStyle w:val="Heading3"/>
+      </w:pPr>
+      <w:r>
+        <w:rPr>
+          <w:color w:val="0D9488"/>
+        </w:rPr>
+        <w:t>Step Seven — One Real Tool</w:t>
+      </w:r>
+    </w:p>
+    <w:p>
+      <w:r>
+        <w:rPr>
+          <w:rFonts w:ascii="Consolas" w:hAnsi="Consolas"/>
+          <w:color w:val="7C3AED"/>
+        </w:rPr>
+        <w:t>tools/architecture-checker/checker.py</w:t>
+      </w:r>
+      <w:r>
+        <w:t xml:space="preserve"> is the "add one missing tool" step made real. It is a plain, dependency-free Python script using </w:t>
+      </w:r>
+      <w:r>
+        <w:rPr>
+          <w:rFonts w:ascii="Consolas" w:hAnsi="Consolas"/>
+          <w:color w:val="7C3AED"/>
+        </w:rPr>
+        <w:t>ast</w:t>
+      </w:r>
+      <w:r>
+        <w:t xml:space="preserve"> to walk route handlers and flag direct </w:t>
+      </w:r>
+      <w:r>
+        <w:rPr>
+          <w:rFonts w:ascii="Consolas" w:hAnsi="Consolas"/>
+          <w:color w:val="7C3AED"/>
+        </w:rPr>
+        <w:t>session.*</w:t>
+      </w:r>
+      <w:r>
+        <w:t xml:space="preserve"> calls — the exact rule from </w:t>
+      </w:r>
+      <w:r>
+        <w:rPr>
+          <w:rFonts w:ascii="Consolas" w:hAnsi="Consolas"/>
+          <w:color w:val="7C3AED"/>
+        </w:rPr>
         <w:t>.claude/rules/taskflow.md</w:t>
       </w:r>
       <w:r>
-        <w:t xml:space="preserve"> scopes that constraint specifically to </w:t>
-      </w:r>
-      <w:r>
-        <w:rPr>
-          <w:rFonts w:ascii="Consolas" w:hAnsi="Consolas"/>
-          <w:color w:val="7C3AED"/>
-        </w:rPr>
-        <w:t>examples/taskflow/</w:t>
-      </w:r>
-      <w:r>
-        <w:t>, and adds testing and dependency discipline:</w:t>
+        <w:t>, now enforced mechanically instead of by reminder:</w:t>
       </w:r>
     </w:p>
     <w:p>
@@ -8743,358 +8948,7 @@
           <w:color w:val="1F2937"/>
           <w:sz w:val="17"/>
         </w:rPr>
-        <w:t>- All changes to src/ must be accompanied by a corresponding test in tests/.</w:t>
-      </w:r>
-      <w:r>
-        <w:rPr>
-          <w:rFonts w:ascii="Consolas" w:hAnsi="Consolas"/>
-          <w:color w:val="1F2937"/>
-          <w:sz w:val="17"/>
-        </w:rPr>
-        <w:br/>
-        <w:t>- Run pytest before claiming a task complete.</w:t>
-      </w:r>
-      <w:r>
-        <w:rPr>
-          <w:rFonts w:ascii="Consolas" w:hAnsi="Consolas"/>
-          <w:color w:val="1F2937"/>
-          <w:sz w:val="17"/>
-        </w:rPr>
-        <w:br/>
-        <w:t>- A failing test that existed before your change is pre-existing — distinguish it</w:t>
-      </w:r>
-      <w:r>
-        <w:rPr>
-          <w:rFonts w:ascii="Consolas" w:hAnsi="Consolas"/>
-          <w:color w:val="1F2937"/>
-          <w:sz w:val="17"/>
-        </w:rPr>
-        <w:br/>
-        <w:t xml:space="preserve">  explicitly from failures you introduced.</w:t>
-      </w:r>
-    </w:p>
-    <w:p>
-      <w:pPr>
-        <w:pStyle w:val="Heading3"/>
-      </w:pPr>
-      <w:r>
-        <w:rPr>
-          <w:color w:val="0D9488"/>
-        </w:rPr>
-        <w:t>The intentional flaw</w:t>
-      </w:r>
-    </w:p>
-    <w:p>
-      <w:r>
-        <w:rPr>
-          <w:rFonts w:ascii="Consolas" w:hAnsi="Consolas"/>
-          <w:color w:val="7C3AED"/>
-        </w:rPr>
-        <w:t>examples/taskflow/src/main.py</w:t>
-      </w:r>
-      <w:r>
-        <w:t xml:space="preserve"> mixes database session calls directly into route handlers — deliberately, and says so in its own docstring:</w:t>
-      </w:r>
-    </w:p>
-    <w:p>
-      <w:pPr>
-        <w:shd w:val="clear" w:fill="F3F4F6"/>
-      </w:pPr>
-      <w:r>
-        <w:rPr>
-          <w:rFonts w:ascii="Consolas" w:hAnsi="Consolas"/>
-          <w:color w:val="1F2937"/>
-          <w:sz w:val="17"/>
-        </w:rPr>
-        <w:t>"""</w:t>
-      </w:r>
-      <w:r>
-        <w:rPr>
-          <w:rFonts w:ascii="Consolas" w:hAnsi="Consolas"/>
-          <w:color w:val="1F2937"/>
-          <w:sz w:val="17"/>
-        </w:rPr>
-        <w:br/>
-        <w:t>Intentional architectural quirk: database access is mixed into route handlers</w:t>
-      </w:r>
-      <w:r>
-        <w:rPr>
-          <w:rFonts w:ascii="Consolas" w:hAnsi="Consolas"/>
-          <w:color w:val="1F2937"/>
-          <w:sz w:val="17"/>
-        </w:rPr>
-        <w:br/>
-        <w:t>below (demonstrated and fixed in Part III of the manual).</w:t>
-      </w:r>
-      <w:r>
-        <w:rPr>
-          <w:rFonts w:ascii="Consolas" w:hAnsi="Consolas"/>
-          <w:color w:val="1F2937"/>
-          <w:sz w:val="17"/>
-        </w:rPr>
-        <w:br/>
-        <w:t>"""</w:t>
-      </w:r>
-    </w:p>
-    <w:p>
-      <w:r>
-        <w:t>This is not a bug the author missed. It is the "before" state a reader is meant to fix, using exactly the rule stated above.</w:t>
-      </w:r>
-    </w:p>
-    <w:p>
-      <w:pPr>
-        <w:pStyle w:val="Heading3"/>
-      </w:pPr>
-      <w:r>
-        <w:rPr>
-          <w:color w:val="0D9488"/>
-        </w:rPr>
-        <w:t>Step Two — A Real Meta-Audit</w:t>
-      </w:r>
-    </w:p>
-    <w:p>
-      <w:r>
-        <w:t>Running the architecture checker (built in Step Seven below) against this exact file, before any fix is applied, produces:</w:t>
-      </w:r>
-    </w:p>
-    <w:p>
-      <w:pPr>
-        <w:shd w:val="clear" w:fill="F3F4F6"/>
-      </w:pPr>
-      <w:r>
-        <w:rPr>
-          <w:rFonts w:ascii="Consolas" w:hAnsi="Consolas"/>
-          <w:color w:val="1F2937"/>
-          <w:sz w:val="17"/>
-        </w:rPr>
-        <w:t>17 violations, all rule "db-in-handler", spanning create_user, list_users, get_user,</w:t>
-      </w:r>
-      <w:r>
-        <w:rPr>
-          <w:rFonts w:ascii="Consolas" w:hAnsi="Consolas"/>
-          <w:color w:val="1F2937"/>
-          <w:sz w:val="17"/>
-        </w:rPr>
-        <w:br/>
-        <w:t>create_task, list_tasks, get_task, complete_task, and delete_task.</w:t>
-      </w:r>
-    </w:p>
-    <w:p>
-      <w:r>
-        <w:t xml:space="preserve">That is the first real meta-audit this repository ever ran on itself — a machine-checked, reproducible count of how badly the "before" state violates its own stated rule. A reader fixing this repository has a concrete, falsifiable target: get that count to zero without breaking any of the 8 tests in </w:t>
-      </w:r>
-      <w:r>
-        <w:rPr>
-          <w:rFonts w:ascii="Consolas" w:hAnsi="Consolas"/>
-          <w:color w:val="7C3AED"/>
-        </w:rPr>
-        <w:t>tests/test_tasks.py</w:t>
-      </w:r>
-      <w:r>
-        <w:t>.</w:t>
-      </w:r>
-    </w:p>
-    <w:p>
-      <w:pPr>
-        <w:pStyle w:val="Heading3"/>
-      </w:pPr>
-      <w:r>
-        <w:rPr>
-          <w:color w:val="0D9488"/>
-        </w:rPr>
-        <w:t>Step Three — /meta and /ship-change</w:t>
-      </w:r>
-    </w:p>
-    <w:p>
-      <w:r>
-        <w:rPr>
-          <w:rFonts w:ascii="Consolas" w:hAnsi="Consolas"/>
-          <w:color w:val="7C3AED"/>
-        </w:rPr>
-        <w:t>.claude/skills/ship-change/SKILL.md</w:t>
-      </w:r>
-      <w:r>
-        <w:t xml:space="preserve"> implements the disciplined change procedure described in Part IV, with a six-step procedure ending in a mandatory report:</w:t>
-      </w:r>
-    </w:p>
-    <w:p>
-      <w:pPr>
-        <w:shd w:val="clear" w:fill="F3F4F6"/>
-      </w:pPr>
-      <w:r>
-        <w:rPr>
-          <w:rFonts w:ascii="Consolas" w:hAnsi="Consolas"/>
-          <w:color w:val="1F2937"/>
-          <w:sz w:val="17"/>
-        </w:rPr>
-        <w:t>## Change: &lt;task&gt;</w:t>
-      </w:r>
-      <w:r>
-        <w:rPr>
-          <w:rFonts w:ascii="Consolas" w:hAnsi="Consolas"/>
-          <w:color w:val="1F2937"/>
-          <w:sz w:val="17"/>
-        </w:rPr>
-        <w:br/>
-        <w:t>Files changed: &lt;list&gt;</w:t>
-      </w:r>
-      <w:r>
-        <w:rPr>
-          <w:rFonts w:ascii="Consolas" w:hAnsi="Consolas"/>
-          <w:color w:val="1F2937"/>
-          <w:sz w:val="17"/>
-        </w:rPr>
-        <w:br/>
-        <w:t>Tests run: &lt;pass/fail summary&gt;</w:t>
-      </w:r>
-      <w:r>
-        <w:rPr>
-          <w:rFonts w:ascii="Consolas" w:hAnsi="Consolas"/>
-          <w:color w:val="1F2937"/>
-          <w:sz w:val="17"/>
-        </w:rPr>
-        <w:br/>
-        <w:t>Diff size: +N / -N lines</w:t>
-      </w:r>
-      <w:r>
-        <w:rPr>
-          <w:rFonts w:ascii="Consolas" w:hAnsi="Consolas"/>
-          <w:color w:val="1F2937"/>
-          <w:sz w:val="17"/>
-        </w:rPr>
-        <w:br/>
-        <w:t>Notes: &lt;anything the human should know&gt;</w:t>
-      </w:r>
-    </w:p>
-    <w:p>
-      <w:r>
-        <w:rPr>
-          <w:rFonts w:ascii="Consolas" w:hAnsi="Consolas"/>
-          <w:color w:val="7C3AED"/>
-        </w:rPr>
-        <w:t>.claude/skills/meta/SKILL.md</w:t>
-      </w:r>
-      <w:r>
-        <w:t xml:space="preserve"> implements </w:t>
-      </w:r>
-      <w:r>
-        <w:rPr>
-          <w:rFonts w:ascii="Consolas" w:hAnsi="Consolas"/>
-          <w:color w:val="7C3AED"/>
-        </w:rPr>
-        <w:t>/meta</w:t>
-      </w:r>
-      <w:r>
-        <w:t xml:space="preserve"> — the self-audit skill Part III, Step Three describes, scoped to inspect CLAUDE.md, rules, and the friction ledger for gaps.</w:t>
-      </w:r>
-    </w:p>
-    <w:p>
-      <w:pPr>
-        <w:pStyle w:val="Heading3"/>
-      </w:pPr>
-      <w:r>
-        <w:rPr>
-          <w:color w:val="0D9488"/>
-        </w:rPr>
-        <w:t>Step Four — A Read-Only Reviewer</w:t>
-      </w:r>
-    </w:p>
-    <w:p>
-      <w:r>
-        <w:rPr>
-          <w:rFonts w:ascii="Consolas" w:hAnsi="Consolas"/>
-          <w:color w:val="7C3AED"/>
-        </w:rPr>
-        <w:t>.claude/agents/final-reviewer.md</w:t>
-      </w:r>
-      <w:r>
-        <w:t xml:space="preserve"> is a specialist subagent with no write access, enforced by its </w:t>
-      </w:r>
-      <w:r>
-        <w:rPr>
-          <w:rFonts w:ascii="Consolas" w:hAnsi="Consolas"/>
-          <w:color w:val="7C3AED"/>
-        </w:rPr>
-        <w:t>tools: Read, Grep, Glob</w:t>
-      </w:r>
-      <w:r>
-        <w:t xml:space="preserve"> frontmatter rather than only stated in prose. Its checklist covers correctness, scope discipline, and — specifically for this repository — "Is database access only in the repository layer (for taskflow/)?" It cannot fix a violation it finds. It can only say </w:t>
-      </w:r>
-      <w:r>
-        <w:rPr>
-          <w:rFonts w:ascii="Consolas" w:hAnsi="Consolas"/>
-          <w:color w:val="7C3AED"/>
-        </w:rPr>
-        <w:t>REJECTED</w:t>
-      </w:r>
-      <w:r>
-        <w:t xml:space="preserve"> and name it. That separation of powers is the entire point of Part V's Builder/Critic pattern, made concrete.</w:t>
-      </w:r>
-    </w:p>
-    <w:p>
-      <w:pPr>
-        <w:pStyle w:val="Heading3"/>
-      </w:pPr>
-      <w:r>
-        <w:rPr>
-          <w:color w:val="0D9488"/>
-        </w:rPr>
-        <w:t>Step Seven — One Real Tool</w:t>
-      </w:r>
-    </w:p>
-    <w:p>
-      <w:r>
-        <w:rPr>
-          <w:rFonts w:ascii="Consolas" w:hAnsi="Consolas"/>
-          <w:color w:val="7C3AED"/>
-        </w:rPr>
-        <w:t>mcp/architecture-checker/checker.py</w:t>
-      </w:r>
-      <w:r>
-        <w:t xml:space="preserve"> is the "add one missing tool" step made real. It is a plain, dependency-free Python script using </w:t>
-      </w:r>
-      <w:r>
-        <w:rPr>
-          <w:rFonts w:ascii="Consolas" w:hAnsi="Consolas"/>
-          <w:color w:val="7C3AED"/>
-        </w:rPr>
-        <w:t>ast</w:t>
-      </w:r>
-      <w:r>
-        <w:t xml:space="preserve"> to walk route handlers and flag direct </w:t>
-      </w:r>
-      <w:r>
-        <w:rPr>
-          <w:rFonts w:ascii="Consolas" w:hAnsi="Consolas"/>
-          <w:color w:val="7C3AED"/>
-        </w:rPr>
-        <w:t>session.*</w:t>
-      </w:r>
-      <w:r>
-        <w:t xml:space="preserve"> calls — the exact rule from </w:t>
-      </w:r>
-      <w:r>
-        <w:rPr>
-          <w:rFonts w:ascii="Consolas" w:hAnsi="Consolas"/>
-          <w:color w:val="7C3AED"/>
-        </w:rPr>
-        <w:t>.claude/rules/taskflow.md</w:t>
-      </w:r>
-      <w:r>
-        <w:t>, now enforced mechanically instead of by reminder:</w:t>
-      </w:r>
-    </w:p>
-    <w:p>
-      <w:pPr>
-        <w:shd w:val="clear" w:fill="F3F4F6"/>
-      </w:pPr>
-      <w:r>
-        <w:rPr>
-          <w:rFonts w:ascii="Consolas" w:hAnsi="Consolas"/>
-          <w:color w:val="1F2937"/>
-          <w:sz w:val="17"/>
-        </w:rPr>
-        <w:t>python mcp/architecture-checker/checker.py examples/taskflow</w:t>
+        <w:t>python tools/architecture-checker/checker.py examples/taskflow</w:t>
       </w:r>
     </w:p>
     <w:p>
@@ -13175,6 +13029,42 @@
           <w:sz w:val="17"/>
         </w:rPr>
         <w:br/>
+        <w:t>├── docs/</w:t>
+      </w:r>
+      <w:r>
+        <w:rPr>
+          <w:rFonts w:ascii="Consolas" w:hAnsi="Consolas"/>
+          <w:color w:val="1F2937"/>
+          <w:sz w:val="17"/>
+        </w:rPr>
+        <w:br/>
+        <w:t>│   ├── 10-minute-metavibe.md     # start here</w:t>
+      </w:r>
+      <w:r>
+        <w:rPr>
+          <w:rFonts w:ascii="Consolas" w:hAnsi="Consolas"/>
+          <w:color w:val="1F2937"/>
+          <w:sz w:val="17"/>
+        </w:rPr>
+        <w:br/>
+        <w:t>│   └── history.md                # short note on this project's earlier, more heavily governed phase</w:t>
+      </w:r>
+      <w:r>
+        <w:rPr>
+          <w:rFonts w:ascii="Consolas" w:hAnsi="Consolas"/>
+          <w:color w:val="1F2937"/>
+          <w:sz w:val="17"/>
+        </w:rPr>
+        <w:br/>
+        <w:t>│</w:t>
+      </w:r>
+      <w:r>
+        <w:rPr>
+          <w:rFonts w:ascii="Consolas" w:hAnsi="Consolas"/>
+          <w:color w:val="1F2937"/>
+          <w:sz w:val="17"/>
+        </w:rPr>
+        <w:br/>
         <w:t>├── .claude/                     # Claude Code's native config — this is what actually loads</w:t>
       </w:r>
       <w:r>
@@ -13229,34 +13119,16 @@
           <w:sz w:val="17"/>
         </w:rPr>
         <w:br/>
-        <w:t>│   ├── agents/</w:t>
-      </w:r>
-      <w:r>
-        <w:rPr>
-          <w:rFonts w:ascii="Consolas" w:hAnsi="Consolas"/>
-          <w:color w:val="1F2937"/>
-          <w:sz w:val="17"/>
-        </w:rPr>
-        <w:br/>
-        <w:t>│   │   └── final-reviewer.md    # tools: Read, Grep, Glob — read-only enforced by frontmatter</w:t>
-      </w:r>
-      <w:r>
-        <w:rPr>
-          <w:rFonts w:ascii="Consolas" w:hAnsi="Consolas"/>
-          <w:color w:val="1F2937"/>
-          <w:sz w:val="17"/>
-        </w:rPr>
-        <w:br/>
-        <w:t>│   └── hooks/</w:t>
-      </w:r>
-      <w:r>
-        <w:rPr>
-          <w:rFonts w:ascii="Consolas" w:hAnsi="Consolas"/>
-          <w:color w:val="1F2937"/>
-          <w:sz w:val="17"/>
-        </w:rPr>
-        <w:br/>
-        <w:t>│       └── README.md            # documents intent; no hook script yet</w:t>
+        <w:t>│   └── agents/</w:t>
+      </w:r>
+      <w:r>
+        <w:rPr>
+          <w:rFonts w:ascii="Consolas" w:hAnsi="Consolas"/>
+          <w:color w:val="1F2937"/>
+          <w:sz w:val="17"/>
+        </w:rPr>
+        <w:br/>
+        <w:t>│       └── final-reviewer.md    # tools: Read, Grep, Glob — read-only enforced by frontmatter</w:t>
       </w:r>
       <w:r>
         <w:rPr>
@@ -13274,7 +13146,7 @@
           <w:sz w:val="17"/>
         </w:rPr>
         <w:br/>
-        <w:t>├── mcp/</w:t>
+        <w:t>├── tools/</w:t>
       </w:r>
       <w:r>
         <w:rPr>
@@ -13292,7 +13164,16 @@
           <w:sz w:val="17"/>
         </w:rPr>
         <w:br/>
-        <w:t>│       ├── checker.py           # working CLI; not yet wrapped as MCP</w:t>
+        <w:t>│       ├── checker.py           # working CLI; not an MCP server (renamed out of mcp/ so the</w:t>
+      </w:r>
+      <w:r>
+        <w:rPr>
+          <w:rFonts w:ascii="Consolas" w:hAnsi="Consolas"/>
+          <w:color w:val="1F2937"/>
+          <w:sz w:val="17"/>
+        </w:rPr>
+        <w:br/>
+        <w:t>│       │                        # directory name doesn't overclaim what's actually implemented)</w:t>
       </w:r>
       <w:r>
         <w:rPr>
@@ -13319,34 +13200,38 @@
           <w:sz w:val="17"/>
         </w:rPr>
         <w:br/>
-        <w:t>├── evals/                       # pilot design: charter, frozen task prompts, acceptance tests,</w:t>
-      </w:r>
-      <w:r>
-        <w:rPr>
-          <w:rFonts w:ascii="Consolas" w:hAnsi="Consolas"/>
-          <w:color w:val="1F2937"/>
-          <w:sz w:val="17"/>
-        </w:rPr>
-        <w:br/>
-        <w:t>│                                 # rubric, machine-readable protocol.yaml — not yet frozen/run</w:t>
-      </w:r>
-      <w:r>
-        <w:rPr>
-          <w:rFonts w:ascii="Consolas" w:hAnsi="Consolas"/>
-          <w:color w:val="1F2937"/>
-          <w:sz w:val="17"/>
-        </w:rPr>
-        <w:br/>
-        <w:t>│</w:t>
-      </w:r>
-      <w:r>
-        <w:rPr>
-          <w:rFonts w:ascii="Consolas" w:hAnsi="Consolas"/>
-          <w:color w:val="1F2937"/>
-          <w:sz w:val="17"/>
-        </w:rPr>
-        <w:br/>
-        <w:t>└── governance/                  # Governed HyRI v0 provenance records</w:t>
+        <w:t>└── evals/                       # pilot design: charter, frozen task prompts, acceptance tests,</w:t>
+      </w:r>
+      <w:r>
+        <w:rPr>
+          <w:rFonts w:ascii="Consolas" w:hAnsi="Consolas"/>
+          <w:color w:val="1F2937"/>
+          <w:sz w:val="17"/>
+        </w:rPr>
+        <w:br/>
+        <w:t xml:space="preserve">                                  # rubric, machine-readable protocol.yaml — not yet frozen/run</w:t>
+      </w:r>
+    </w:p>
+    <w:p>
+      <w:r>
+        <w:rPr>
+          <w:rFonts w:ascii="Consolas" w:hAnsi="Consolas"/>
+          <w:color w:val="7C3AED"/>
+        </w:rPr>
+        <w:t>.claude/hooks/</w:t>
+      </w:r>
+      <w:r>
+        <w:t xml:space="preserve"> isn't listed above — it was deleted for the alpha rather than kept as a directory holding only a "planned, none implemented" README, per this book's own doctrine (Part X, "Hook Mania" and neighboring failure modes): don't fill out a directory before real friction earns it. When a Friction Ledger entry actually demands a hook, </w:t>
+      </w:r>
+      <w:r>
+        <w:rPr>
+          <w:rFonts w:ascii="Consolas" w:hAnsi="Consolas"/>
+          <w:color w:val="7C3AED"/>
+        </w:rPr>
+        <w:t>.claude/hooks/</w:t>
+      </w:r>
+      <w:r>
+        <w:t xml:space="preserve"> gets created then, with a real hook in it.</w:t>
       </w:r>
     </w:p>
     <w:p>
@@ -15431,7 +15316,7 @@
           <w:rFonts w:ascii="Consolas" w:hAnsi="Consolas"/>
           <w:color w:val="7C3AED"/>
         </w:rPr>
-        <w:t>mcp/architecture-checker</w:t>
+        <w:t>tools/architecture-checker</w:t>
       </w:r>
       <w:r>
         <w:t xml:space="preserve"> stub described in the worked examples above — all real, all useful, none of it what was asked. The manuscript itself — the actual manual you are reading — was never touched. The run was still reported as normal progress.</w:t>
@@ -15629,17 +15514,7 @@
     </w:p>
     <w:p>
       <w:r>
-        <w:t xml:space="preserve">The second mechanism is a small, opt-in contract: a project may declare, in </w:t>
-      </w:r>
-      <w:r>
-        <w:rPr>
-          <w:rFonts w:ascii="Consolas" w:hAnsi="Consolas"/>
-          <w:color w:val="7C3AED"/>
-        </w:rPr>
-        <w:t>.hyri/object_of_work.yaml</w:t>
-      </w:r>
-      <w:r>
-        <w:t>, what its real deliverables are, what outputs would count as evidence of skipping them, and what "done" looks like at each stage:</w:t>
+        <w:t>The second mechanism is a small, opt-in pattern, not a specific tool: declare, in a plain contract file checked into the project, what the real deliverable of a piece of work is, what would count as evidence that it was skipped in favor of something adjacent, and what "done" looks like:</w:t>
       </w:r>
     </w:p>
     <w:p>
@@ -15652,151 +15527,97 @@
           <w:color w:val="1F2937"/>
           <w:sz w:val="17"/>
         </w:rPr>
-        <w:t>object_type: manuscript_v0</w:t>
-      </w:r>
-      <w:r>
-        <w:rPr>
-          <w:rFonts w:ascii="Consolas" w:hAnsi="Consolas"/>
-          <w:color w:val="1F2937"/>
-          <w:sz w:val="17"/>
-        </w:rPr>
-        <w:br/>
-        <w:t>source_artifacts:</w:t>
-      </w:r>
-      <w:r>
-        <w:rPr>
-          <w:rFonts w:ascii="Consolas" w:hAnsi="Consolas"/>
-          <w:color w:val="1F2937"/>
-          <w:sz w:val="17"/>
-        </w:rPr>
-        <w:br/>
-        <w:t xml:space="preserve">  - path: source/manual.docx</w:t>
-      </w:r>
-      <w:r>
-        <w:rPr>
-          <w:rFonts w:ascii="Consolas" w:hAnsi="Consolas"/>
-          <w:color w:val="1F2937"/>
-          <w:sz w:val="17"/>
-        </w:rPr>
-        <w:br/>
-        <w:t>required_outputs:</w:t>
-      </w:r>
-      <w:r>
-        <w:rPr>
-          <w:rFonts w:ascii="Consolas" w:hAnsi="Consolas"/>
-          <w:color w:val="1F2937"/>
-          <w:sz w:val="17"/>
-        </w:rPr>
-        <w:br/>
-        <w:t xml:space="preserve">  - path: book/manual_raw.md</w:t>
-      </w:r>
-      <w:r>
-        <w:rPr>
-          <w:rFonts w:ascii="Consolas" w:hAnsi="Consolas"/>
-          <w:color w:val="1F2937"/>
-          <w:sz w:val="17"/>
-        </w:rPr>
-        <w:br/>
-        <w:t xml:space="preserve">    state: RAW_EXTRACTED</w:t>
-      </w:r>
-      <w:r>
-        <w:rPr>
-          <w:rFonts w:ascii="Consolas" w:hAnsi="Consolas"/>
-          <w:color w:val="1F2937"/>
-          <w:sz w:val="17"/>
-        </w:rPr>
-        <w:br/>
-        <w:t xml:space="preserve">  - path: book/manual_v1.md</w:t>
-      </w:r>
-      <w:r>
-        <w:rPr>
-          <w:rFonts w:ascii="Consolas" w:hAnsi="Consolas"/>
-          <w:color w:val="1F2937"/>
-          <w:sz w:val="17"/>
-        </w:rPr>
-        <w:br/>
-        <w:t xml:space="preserve">    state: DRAFTED</w:t>
-      </w:r>
-      <w:r>
-        <w:rPr>
-          <w:rFonts w:ascii="Consolas" w:hAnsi="Consolas"/>
-          <w:color w:val="1F2937"/>
-          <w:sz w:val="17"/>
-        </w:rPr>
-        <w:br/>
-        <w:t>forbidden_outputs:</w:t>
-      </w:r>
-      <w:r>
-        <w:rPr>
-          <w:rFonts w:ascii="Consolas" w:hAnsi="Consolas"/>
-          <w:color w:val="1F2937"/>
-          <w:sz w:val="17"/>
-        </w:rPr>
-        <w:br/>
-        <w:t xml:space="preserve">  - examples/</w:t>
-      </w:r>
-      <w:r>
-        <w:rPr>
-          <w:rFonts w:ascii="Consolas" w:hAnsi="Consolas"/>
-          <w:color w:val="1F2937"/>
-          <w:sz w:val="17"/>
-        </w:rPr>
-        <w:br/>
-        <w:t xml:space="preserve">  - mcp/</w:t>
-      </w:r>
-      <w:r>
-        <w:rPr>
-          <w:rFonts w:ascii="Consolas" w:hAnsi="Consolas"/>
-          <w:color w:val="1F2937"/>
-          <w:sz w:val="17"/>
-        </w:rPr>
-        <w:br/>
-        <w:t xml:space="preserve">  - claude/</w:t>
-      </w:r>
-      <w:r>
-        <w:rPr>
-          <w:rFonts w:ascii="Consolas" w:hAnsi="Consolas"/>
-          <w:color w:val="1F2937"/>
-          <w:sz w:val="17"/>
-        </w:rPr>
-        <w:br/>
-        <w:t xml:space="preserve">  - governance/</w:t>
-      </w:r>
-      <w:r>
-        <w:rPr>
-          <w:rFonts w:ascii="Consolas" w:hAnsi="Consolas"/>
-          <w:color w:val="1F2937"/>
-          <w:sz w:val="17"/>
-        </w:rPr>
-        <w:br/>
-        <w:t>progress_rules:</w:t>
-      </w:r>
-      <w:r>
-        <w:rPr>
-          <w:rFonts w:ascii="Consolas" w:hAnsi="Consolas"/>
-          <w:color w:val="1F2937"/>
-          <w:sz w:val="17"/>
-        </w:rPr>
-        <w:br/>
-        <w:t xml:space="preserve">  SOURCE_LOCKED: 10</w:t>
-      </w:r>
-      <w:r>
-        <w:rPr>
-          <w:rFonts w:ascii="Consolas" w:hAnsi="Consolas"/>
-          <w:color w:val="1F2937"/>
-          <w:sz w:val="17"/>
-        </w:rPr>
-        <w:br/>
-        <w:t xml:space="preserve">  RAW_EXTRACTED: 25</w:t>
-      </w:r>
-      <w:r>
-        <w:rPr>
-          <w:rFonts w:ascii="Consolas" w:hAnsi="Consolas"/>
-          <w:color w:val="1F2937"/>
-          <w:sz w:val="17"/>
-        </w:rPr>
-        <w:br/>
-        <w:t xml:space="preserve">  DRAFTED: 70</w:t>
+        <w:t>object_of_work:</w:t>
+      </w:r>
+      <w:r>
+        <w:rPr>
+          <w:rFonts w:ascii="Consolas" w:hAnsi="Consolas"/>
+          <w:color w:val="1F2937"/>
+          <w:sz w:val="17"/>
+        </w:rPr>
+        <w:br/>
+        <w:t xml:space="preserve">  source: source/manual.docx</w:t>
+      </w:r>
+      <w:r>
+        <w:rPr>
+          <w:rFonts w:ascii="Consolas" w:hAnsi="Consolas"/>
+          <w:color w:val="1F2937"/>
+          <w:sz w:val="17"/>
+        </w:rPr>
+        <w:br/>
+        <w:t xml:space="preserve">  required_outputs:</w:t>
+      </w:r>
+      <w:r>
+        <w:rPr>
+          <w:rFonts w:ascii="Consolas" w:hAnsi="Consolas"/>
+          <w:color w:val="1F2937"/>
+          <w:sz w:val="17"/>
+        </w:rPr>
+        <w:br/>
+        <w:t xml:space="preserve">    - path: book/manual_raw.md</w:t>
+      </w:r>
+      <w:r>
+        <w:rPr>
+          <w:rFonts w:ascii="Consolas" w:hAnsi="Consolas"/>
+          <w:color w:val="1F2937"/>
+          <w:sz w:val="17"/>
+        </w:rPr>
+        <w:br/>
+        <w:t xml:space="preserve">      state: RAW_EXTRACTED</w:t>
+      </w:r>
+      <w:r>
+        <w:rPr>
+          <w:rFonts w:ascii="Consolas" w:hAnsi="Consolas"/>
+          <w:color w:val="1F2937"/>
+          <w:sz w:val="17"/>
+        </w:rPr>
+        <w:br/>
+        <w:t xml:space="preserve">    - path: book/manual_v1.md</w:t>
+      </w:r>
+      <w:r>
+        <w:rPr>
+          <w:rFonts w:ascii="Consolas" w:hAnsi="Consolas"/>
+          <w:color w:val="1F2937"/>
+          <w:sz w:val="17"/>
+        </w:rPr>
+        <w:br/>
+        <w:t xml:space="preserve">      state: DRAFTED</w:t>
+      </w:r>
+      <w:r>
+        <w:rPr>
+          <w:rFonts w:ascii="Consolas" w:hAnsi="Consolas"/>
+          <w:color w:val="1F2937"/>
+          <w:sz w:val="17"/>
+        </w:rPr>
+        <w:br/>
+        <w:t xml:space="preserve">  forbidden_substitutes:</w:t>
+      </w:r>
+      <w:r>
+        <w:rPr>
+          <w:rFonts w:ascii="Consolas" w:hAnsi="Consolas"/>
+          <w:color w:val="1F2937"/>
+          <w:sz w:val="17"/>
+        </w:rPr>
+        <w:br/>
+        <w:t xml:space="preserve">    - examples/</w:t>
+      </w:r>
+      <w:r>
+        <w:rPr>
+          <w:rFonts w:ascii="Consolas" w:hAnsi="Consolas"/>
+          <w:color w:val="1F2937"/>
+          <w:sz w:val="17"/>
+        </w:rPr>
+        <w:br/>
+        <w:t xml:space="preserve">    - tools/</w:t>
+      </w:r>
+      <w:r>
+        <w:rPr>
+          <w:rFonts w:ascii="Consolas" w:hAnsi="Consolas"/>
+          <w:color w:val="1F2937"/>
+          <w:sz w:val="17"/>
+        </w:rPr>
+        <w:br/>
+        <w:t xml:space="preserve">    - .claude/</w:t>
       </w:r>
     </w:p>
     <w:p>
@@ -16097,7 +15918,7 @@
           <w:color w:val="4F46E5"/>
           <w:sz w:val="52"/>
         </w:rPr>
-        <w:t>Part XVI — MetaVibing as a Proof Specimen</w:t>
+        <w:t>Part XVI — MetaVibing MetaVibes Itself</w:t>
       </w:r>
     </w:p>
     <w:p>
@@ -16110,7 +15931,7 @@
         <w:rPr>
           <w:i/>
         </w:rPr>
-        <w:t>This part documents the production of this booklet as evidence for the Governed HyRI framework. It exists to prove the framework works — not to make MetaVibing a finished product.</w:t>
+        <w:t>This part documents the production of this repository as a real case study of the method the rest of this book describes — not proof of some separate framework, but the plainest example there is of MetaVibing's own core loop applied to itself.</w:t>
       </w:r>
     </w:p>
     <w:p>
@@ -16121,22 +15942,237 @@
         <w:rPr>
           <w:color w:val="0D9488"/>
         </w:rPr>
-        <w:t>What This Repository Is</w:t>
-      </w:r>
-    </w:p>
-    <w:p>
-      <w:r>
-        <w:t>The MetaVibing repository was created to prove a specific thesis about Governed HyRI v0: that a governed workflow discipline can produce real artifacts — not status summaries, not scaffolding, not raw extraction — under explicit context contracts, declared outputs, and mechanical validators.</w:t>
-      </w:r>
-    </w:p>
-    <w:p>
-      <w:r>
-        <w:t>Per resolved decision gate dec-e84f9216: MetaVibing itself is a proof specimen, not the primary intellectual priority. Every deliverable in this repository exists to demonstrate that the framework can produce real, governed outputs, not to ship MetaVibing as a finished product.</w:t>
-      </w:r>
-    </w:p>
-    <w:p>
-      <w:r>
-        <w:t>Understanding this matters for how you read anything in this repository:</w:t>
+        <w:t>What Actually Happened</w:t>
+      </w:r>
+    </w:p>
+    <w:p>
+      <w:r>
+        <w:t>Every one of these is a real correction, in the order it happened, each one following the same loop from page one of this book: a mistake, a correction, and — where the correction was worth keeping — a durable artifact instead of a repeated conversation.</w:t>
+      </w:r>
+    </w:p>
+    <w:p>
+      <w:r>
+        <w:rPr>
+          <w:b/>
+        </w:rPr>
+        <w:t>The README claimed files that didn't exist.</w:t>
+      </w:r>
+      <w:r>
+        <w:t xml:space="preserve"> Early drafts described </w:t>
+      </w:r>
+      <w:r>
+        <w:rPr>
+          <w:rFonts w:ascii="Consolas" w:hAnsi="Consolas"/>
+          <w:color w:val="7C3AED"/>
+        </w:rPr>
+        <w:t>experiments/</w:t>
+      </w:r>
+      <w:r>
+        <w:t xml:space="preserve">, </w:t>
+      </w:r>
+      <w:r>
+        <w:rPr>
+          <w:rFonts w:ascii="Consolas" w:hAnsi="Consolas"/>
+          <w:color w:val="7C3AED"/>
+        </w:rPr>
+        <w:t>patterns/</w:t>
+      </w:r>
+      <w:r>
+        <w:t xml:space="preserve">, and </w:t>
+      </w:r>
+      <w:r>
+        <w:rPr>
+          <w:rFonts w:ascii="Consolas" w:hAnsi="Consolas"/>
+          <w:color w:val="7C3AED"/>
+        </w:rPr>
+        <w:t>templates/</w:t>
+      </w:r>
+      <w:r>
+        <w:t xml:space="preserve"> directories, and a packaged manual edition, that hadn't actually been built. An external review caught it. The fix wasn't a better sentence — it was a rule for this project going forward: describe what's here, not the destination, and mark what's planned as planned.</w:t>
+      </w:r>
+    </w:p>
+    <w:p>
+      <w:r>
+        <w:rPr>
+          <w:b/>
+        </w:rPr>
+        <w:t>The architecture checker silently missed real violations.</w:t>
+      </w:r>
+      <w:r>
+        <w:t xml:space="preserve"> Its documented invocation resolved the wrong directory for its own missing-test check, so an entire category of violation reported zero results no matter what was actually in the code. Nobody asked the model whether the checker worked — a real unit test, run against real code, found the exact bug (see Part III's "Add One Missing Tool," and </w:t>
+      </w:r>
+      <w:r>
+        <w:rPr>
+          <w:rFonts w:ascii="Consolas" w:hAnsi="Consolas"/>
+          <w:color w:val="7C3AED"/>
+        </w:rPr>
+        <w:t>tools/architecture-checker/test_checker.py</w:t>
+      </w:r>
+      <w:r>
+        <w:t>).</w:t>
+      </w:r>
+    </w:p>
+    <w:p>
+      <w:r>
+        <w:rPr>
+          <w:b/>
+        </w:rPr>
+        <w:t>The `.claude/` stack existed in the wrong layout.</w:t>
+      </w:r>
+      <w:r>
+        <w:t xml:space="preserve"> Rules, Skills, and an Agent were written, described as "live" in this very manual, and could not actually be loaded by Claude Code — wrong directory, no frontmatter. Prose about the stack was mistaken for the stack. Fixed by moving each artifact to the path and frontmatter Claude Code actually requires.</w:t>
+      </w:r>
+    </w:p>
+    <w:p>
+      <w:r>
+        <w:rPr>
+          <w:b/>
+        </w:rPr>
+        <w:t>A frontmatter key was wrong, and only a real session caught it.</w:t>
+      </w:r>
+      <w:r>
+        <w:t xml:space="preserve"> Even after the layout fix above, the TaskFlow Rule used a </w:t>
+      </w:r>
+      <w:r>
+        <w:rPr>
+          <w:rFonts w:ascii="Consolas" w:hAnsi="Consolas"/>
+          <w:color w:val="7C3AED"/>
+        </w:rPr>
+        <w:t>globs:</w:t>
+      </w:r>
+      <w:r>
+        <w:t xml:space="preserve"> key that Claude Code doesn't recognize — it silently fell back to loading the Rule unconditionally instead of scoping it to </w:t>
+      </w:r>
+      <w:r>
+        <w:rPr>
+          <w:rFonts w:ascii="Consolas" w:hAnsi="Consolas"/>
+          <w:color w:val="7C3AED"/>
+        </w:rPr>
+        <w:t>examples/taskflow/</w:t>
+      </w:r>
+      <w:r>
+        <w:t xml:space="preserve">. This was not caught by re-reading the file, or by asking a model to check its own work. It was caught by an actual fresh Claude Code session running the actual </w:t>
+      </w:r>
+      <w:r>
+        <w:rPr>
+          <w:rFonts w:ascii="Consolas" w:hAnsi="Consolas"/>
+          <w:color w:val="7C3AED"/>
+        </w:rPr>
+        <w:t>/meta</w:t>
+      </w:r>
+      <w:r>
+        <w:t xml:space="preserve">, </w:t>
+      </w:r>
+      <w:r>
+        <w:rPr>
+          <w:rFonts w:ascii="Consolas" w:hAnsi="Consolas"/>
+          <w:color w:val="7C3AED"/>
+        </w:rPr>
+        <w:t>/ship-change</w:t>
+      </w:r>
+      <w:r>
+        <w:t xml:space="preserve">, and TaskFlow-editing behaviors and reporting, honestly, that the fourth one didn't match its documentation. See </w:t>
+      </w:r>
+      <w:r>
+        <w:rPr>
+          <w:rFonts w:ascii="Consolas" w:hAnsi="Consolas"/>
+          <w:color w:val="7C3AED"/>
+        </w:rPr>
+        <w:t>FRICTION_LEDGER.md</w:t>
+      </w:r>
+      <w:r>
+        <w:t>, F-003.</w:t>
+      </w:r>
+    </w:p>
+    <w:p>
+      <w:r>
+        <w:rPr>
+          <w:b/>
+        </w:rPr>
+        <w:t>The Friction Ledger went from a template to a real record.</w:t>
+      </w:r>
+      <w:r>
+        <w:t xml:space="preserve"> For weeks it said "no entries yet," which was itself a small instance of the same failure this book warns about — an artifact that looks finished but holds no real content. It now holds real entries, including all four above, each one tagged corrected, mechanically verified, or behaviorally evaluated rather than a single undifferentiated "done."</w:t>
+      </w:r>
+    </w:p>
+    <w:p>
+      <w:r>
+        <w:t>None of these corrections required inventing a new mechanism. Each one is a plain instance of a pattern already named earlier in this book — a Rule, a test, a directory fix, a behavioral check, a ledger entry — applied to the project that was, at the time, writing about applying them.</w:t>
+      </w:r>
+    </w:p>
+    <w:p>
+      <w:pPr>
+        <w:pStyle w:val="Heading3"/>
+      </w:pPr>
+      <w:r>
+        <w:rPr>
+          <w:color w:val="0D9488"/>
+        </w:rPr>
+        <w:t>What Has Not Been Demonstrated</w:t>
+      </w:r>
+    </w:p>
+    <w:p>
+      <w:r>
+        <w:t>This alpha will not claim more than it has shown. As of this edition:</w:t>
+      </w:r>
+    </w:p>
+    <w:p>
+      <w:r>
+        <w:rPr>
+          <w:b/>
+        </w:rPr>
+        <w:t>The 3×3×2 evaluation protocol has not been run.</w:t>
+      </w:r>
+      <w:r>
+        <w:t xml:space="preserve"> No Condition A vs. Condition B comparison data exists. The claim that MetaVibing reduces architectural violation rate and correction turns has not been empirically tested. It is a hypothesis, not a finding.</w:t>
+      </w:r>
+    </w:p>
+    <w:p>
+      <w:r>
+        <w:rPr>
+          <w:b/>
+        </w:rPr>
+        <w:t>This manual has not been exhaustively copyedited.</w:t>
+      </w:r>
+      <w:r>
+        <w:t xml:space="preserve"> It has been revised repeatedly against real evidence — see above — which is a different thing from a single, polished editorial pass.</w:t>
+      </w:r>
+    </w:p>
+    <w:p>
+      <w:r>
+        <w:rPr>
+          <w:b/>
+        </w:rPr>
+        <w:t>No second practitioner has reproduced any eval result.</w:t>
+      </w:r>
+      <w:r>
+        <w:t xml:space="preserve"> The reproducibility standard specified in </w:t>
+      </w:r>
+      <w:r>
+        <w:rPr>
+          <w:rFonts w:ascii="Consolas" w:hAnsi="Consolas"/>
+          <w:color w:val="7C3AED"/>
+        </w:rPr>
+        <w:t>evals/baseline/README.md</w:t>
+      </w:r>
+      <w:r>
+        <w:t xml:space="preserve"> requires that a second experimenter be able to reproduce grading judgments from saved artifacts alone. No such reproduction has been attempted, because no trial has been run yet to reproduce.</w:t>
+      </w:r>
+    </w:p>
+    <w:p>
+      <w:pPr>
+        <w:pStyle w:val="Heading3"/>
+      </w:pPr>
+      <w:r>
+        <w:rPr>
+          <w:color w:val="0D9488"/>
+        </w:rPr>
+        <w:t>The Evidence Hierarchy</w:t>
+      </w:r>
+    </w:p>
+    <w:p>
+      <w:r>
+        <w:t>MetaVibing applies a strict hierarchy to what counts as evidence, used throughout this part and the rest of the book:</w:t>
       </w:r>
     </w:p>
     <w:p>
@@ -16149,42 +16185,30 @@
           <w:color w:val="1F2937"/>
           <w:sz w:val="17"/>
         </w:rPr>
-        <w:t>This booklet is evidence for a framework.</w:t>
-      </w:r>
-      <w:r>
-        <w:rPr>
-          <w:rFonts w:ascii="Consolas" w:hAnsi="Consolas"/>
-          <w:color w:val="1F2937"/>
-          <w:sz w:val="17"/>
-        </w:rPr>
-        <w:br/>
-        <w:t>The companion repo is evidence for a framework.</w:t>
-      </w:r>
-      <w:r>
-        <w:rPr>
-          <w:rFonts w:ascii="Consolas" w:hAnsi="Consolas"/>
-          <w:color w:val="1F2937"/>
-          <w:sz w:val="17"/>
-        </w:rPr>
-        <w:br/>
-        <w:t>The test run is evidence for a framework.</w:t>
-      </w:r>
-      <w:r>
-        <w:rPr>
-          <w:rFonts w:ascii="Consolas" w:hAnsi="Consolas"/>
-          <w:color w:val="1F2937"/>
-          <w:sz w:val="17"/>
-        </w:rPr>
-        <w:br/>
-      </w:r>
-      <w:r>
-        <w:rPr>
-          <w:rFonts w:ascii="Consolas" w:hAnsi="Consolas"/>
-          <w:color w:val="1F2937"/>
-          <w:sz w:val="17"/>
-        </w:rPr>
-        <w:br/>
-        <w:t>None of them is a finished, independently verified product.</w:t>
+        <w:t>Agent narration      →  testimony (weakest)</w:t>
+      </w:r>
+      <w:r>
+        <w:rPr>
+          <w:rFonts w:ascii="Consolas" w:hAnsi="Consolas"/>
+          <w:color w:val="1F2937"/>
+          <w:sz w:val="17"/>
+        </w:rPr>
+        <w:br/>
+        <w:t>Validator result     →  evidence (mechanical)</w:t>
+      </w:r>
+      <w:r>
+        <w:rPr>
+          <w:rFonts w:ascii="Consolas" w:hAnsi="Consolas"/>
+          <w:color w:val="1F2937"/>
+          <w:sz w:val="17"/>
+        </w:rPr>
+        <w:br/>
+        <w:t>Human judgment       →  authority (strongest)</w:t>
+      </w:r>
+    </w:p>
+    <w:p>
+      <w:r>
+        <w:t>When you read a report that says "completed" — ask what class of evidence supports it. If the answer is agent narration only, you have testimony, not evidence. If a real test ran, or a real fresh session behaviorally confirmed it, you have something stronger. Every correction listed above only counts because it cleared that bar — a test, a rendered page, a real session's report — not because an agent said so.</w:t>
       </w:r>
     </w:p>
     <w:p>
@@ -16195,1963 +16219,1431 @@
         <w:rPr>
           <w:color w:val="0D9488"/>
         </w:rPr>
-        <w:t>The Decision Gate Structure</w:t>
-      </w:r>
-    </w:p>
-    <w:p>
-      <w:r>
-        <w:t>This repository operates under a resolved decision gate (dec-e84f9216), resolved by Mirco on 2026-08-24. That gate answers seven questions that define the scope of what this repository is allowed to claim:</w:t>
-      </w:r>
-    </w:p>
-    <w:p>
-      <w:r>
-        <w:rPr>
-          <w:b/>
-        </w:rPr>
-        <w:t>D1 — Core claim:</w:t>
-      </w:r>
-      <w:r>
-        <w:t xml:space="preserve"> MetaVibing is a governed workflow discipline for using AI agents as bounded workers under explicit context, artifact, validator, and human-gate controls.</w:t>
-      </w:r>
-    </w:p>
-    <w:p>
-      <w:r>
-        <w:rPr>
-          <w:b/>
-        </w:rPr>
-        <w:t>D2 — Primary user:</w:t>
-      </w:r>
-      <w:r>
-        <w:t xml:space="preserve"> Technical creators, researchers, and small lab builders using AI tools for multi-step intellectual or software artifacts.</w:t>
-      </w:r>
-    </w:p>
-    <w:p>
-      <w:r>
-        <w:rPr>
-          <w:b/>
-        </w:rPr>
-        <w:t>D3 — Baseline tasks:</w:t>
-      </w:r>
-      <w:r>
-        <w:t xml:space="preserve"> Expand a source manuscript into a provisional artifact; integrate at least one working example; verify the companion mini-repo; produce declared final files; reject raw extraction, scaffold, and status summaries as success.</w:t>
-      </w:r>
-    </w:p>
-    <w:p>
-      <w:r>
-        <w:rPr>
-          <w:b/>
-        </w:rPr>
-        <w:t>D4 — Metrics:</w:t>
-      </w:r>
-      <w:r>
-        <w:t xml:space="preserve"> Required artifacts exist; final text is at least 20% expanded over source; required sections present; examples referenced in the artifact; companion repo tests pass; forbidden paths untouched; human gate unresolved prevents DELIVERED.</w:t>
-      </w:r>
-    </w:p>
-    <w:p>
-      <w:r>
-        <w:rPr>
-          <w:b/>
-        </w:rPr>
-        <w:t>D5 — Measurement protocol:</w:t>
-      </w:r>
-      <w:r>
-        <w:t xml:space="preserve"> Every stage has a run contract, context packet, declared output, and validator list. Stages may not self-declare as complete without passing validators. Human gates remain open until a human answers them.</w:t>
-      </w:r>
-    </w:p>
-    <w:p>
-      <w:r>
-        <w:rPr>
-          <w:b/>
-        </w:rPr>
-        <w:t>D6 — Architecture checker status:</w:t>
-      </w:r>
-      <w:r>
-        <w:t xml:space="preserve"> The architecture checker (</w:t>
-      </w:r>
-      <w:r>
-        <w:rPr>
-          <w:rFonts w:ascii="Consolas" w:hAnsi="Consolas"/>
-          <w:color w:val="7C3AED"/>
-        </w:rPr>
-        <w:t>mcp/architecture-checker/checker.py</w:t>
-      </w:r>
-      <w:r>
-        <w:t>) is documented as a standalone CLI only for v1. MCP server wrapper is a v1.1 item.</w:t>
-      </w:r>
-    </w:p>
-    <w:p>
-      <w:r>
-        <w:rPr>
-          <w:b/>
-        </w:rPr>
-        <w:t>D7 — Out-of-scope for v1:</w:t>
-      </w:r>
-      <w:r>
-        <w:t xml:space="preserve"> Tasks T2, T4, T5, T7 are excluded from the v1 gate because prerequisite code does not yet exist. Claiming v1 coverage for them would be hollow.</w:t>
-      </w:r>
-    </w:p>
-    <w:p>
-      <w:r>
-        <w:rPr>
-          <w:b/>
-        </w:rPr>
-        <w:t>D8 — Human gate requirement:</w:t>
-      </w:r>
-      <w:r>
-        <w:t xml:space="preserve"> A stage or release cannot be marked DELIVERED while a decision gate is open, regardless of automated checks.</w:t>
-      </w:r>
-    </w:p>
-    <w:p>
-      <w:r>
-        <w:t>These decisions constrain what this booklet can honestly say. This booklet honors those constraints.</w:t>
-      </w:r>
-    </w:p>
-    <w:p>
-      <w:pPr>
-        <w:pStyle w:val="Heading3"/>
-      </w:pPr>
-      <w:r>
-        <w:rPr>
-          <w:color w:val="0D9488"/>
-        </w:rPr>
-        <w:t>What Has Been Demonstrated</w:t>
-      </w:r>
-    </w:p>
-    <w:p>
-      <w:r>
-        <w:t>The following things have been concretely demonstrated as of this edition:</w:t>
-      </w:r>
-    </w:p>
-    <w:p>
-      <w:r>
-        <w:rPr>
-          <w:b/>
-        </w:rPr>
-        <w:t>A governed executor can run a declared test suite and produce verifiable evidence.</w:t>
-      </w:r>
-      <w:r>
-        <w:t xml:space="preserve"> The </w:t>
-      </w:r>
-      <w:r>
-        <w:rPr>
-          <w:rFonts w:ascii="Consolas" w:hAnsi="Consolas"/>
-          <w:color w:val="7C3AED"/>
-        </w:rPr>
-        <w:t>examples/taskflow/</w:t>
-      </w:r>
-      <w:r>
-        <w:t xml:space="preserve"> companion repository contains 8 tests. A governed execution on 2026-08-25 produced: exit_code=0, timed_out=False, 8 passed in 0.63s. The evidence is recorded verbatim in </w:t>
-      </w:r>
-      <w:r>
-        <w:rPr>
-          <w:rFonts w:ascii="Consolas" w:hAnsi="Consolas"/>
-          <w:color w:val="7C3AED"/>
-        </w:rPr>
-        <w:t>examples/taskflow/test_logs/taskflow_tests.txt</w:t>
-      </w:r>
-      <w:r>
-        <w:t xml:space="preserve"> and </w:t>
-      </w:r>
-      <w:r>
-        <w:rPr>
-          <w:rFonts w:ascii="Consolas" w:hAnsi="Consolas"/>
-          <w:color w:val="7C3AED"/>
-        </w:rPr>
-        <w:t>examples/taskflow/test_logs/taskflow_tests.meta.json</w:t>
-      </w:r>
-      <w:r>
-        <w:t>.</w:t>
-      </w:r>
-    </w:p>
-    <w:p>
-      <w:r>
-        <w:rPr>
-          <w:b/>
-        </w:rPr>
-        <w:t>The evaluation charter exists and is anchored to resolved human decisions.</w:t>
-      </w:r>
-      <w:r>
-        <w:t xml:space="preserve"> The </w:t>
-      </w:r>
-      <w:r>
-        <w:rPr>
-          <w:rFonts w:ascii="Consolas" w:hAnsi="Consolas"/>
-          <w:color w:val="7C3AED"/>
-        </w:rPr>
-        <w:t>evals/baseline/README.md</w:t>
-      </w:r>
-      <w:r>
-        <w:t xml:space="preserve"> document specifies the core claim, target user, baseline tasks, metrics, protocol, pass/fail gates, and non-success criteria — all traceable to D1–D8. It is not a scaffold; it contains specific numeric thresholds, specific task IDs, and specific exclusion criteria.</w:t>
-      </w:r>
-    </w:p>
-    <w:p>
-      <w:r>
-        <w:rPr>
-          <w:b/>
-        </w:rPr>
-        <w:t>The MetaVibing meta-stack exists as runnable artifacts.</w:t>
-      </w:r>
-      <w:r>
-        <w:t xml:space="preserve"> </w:t>
-      </w:r>
+        <w:t>The Remaining Gap</w:t>
+      </w:r>
+    </w:p>
+    <w:p>
+      <w:r>
+        <w:t>There is a gap between what Bridle can validate mechanically and what humans must judge. Bridle can confirm:</w:t>
+      </w:r>
+    </w:p>
+    <w:p>
+      <w:pPr>
+        <w:pStyle w:val="ListBullet"/>
+      </w:pPr>
+      <w:r>
+        <w:t>Required files exist at the required paths.</w:t>
+      </w:r>
+    </w:p>
+    <w:p>
+      <w:pPr>
+        <w:pStyle w:val="ListBullet"/>
+      </w:pPr>
+      <w:r>
+        <w:t>Forbidden paths were not touched.</w:t>
+      </w:r>
+    </w:p>
+    <w:p>
+      <w:pPr>
+        <w:pStyle w:val="ListBullet"/>
+      </w:pPr>
+      <w:r>
+        <w:t>Word count thresholds were met.</w:t>
+      </w:r>
+    </w:p>
+    <w:p>
+      <w:pPr>
+        <w:pStyle w:val="ListBullet"/>
+      </w:pPr>
+      <w:r>
+        <w:t>Required sections are present by string match.</w:t>
+      </w:r>
+    </w:p>
+    <w:p>
+      <w:r>
+        <w:t>Bridle cannot confirm:</w:t>
+      </w:r>
+    </w:p>
+    <w:p>
+      <w:pPr>
+        <w:pStyle w:val="ListBullet"/>
+      </w:pPr>
+      <w:r>
+        <w:t>Whether the content is accurate or useful.</w:t>
+      </w:r>
+    </w:p>
+    <w:p>
+      <w:pPr>
+        <w:pStyle w:val="ListBullet"/>
+      </w:pPr>
+      <w:r>
+        <w:t>Whether the examples are meaningful or illustrative.</w:t>
+      </w:r>
+    </w:p>
+    <w:p>
+      <w:pPr>
+        <w:pStyle w:val="ListBullet"/>
+      </w:pPr>
+      <w:r>
+        <w:t>Whether the evaluation protocol is well-designed.</w:t>
+      </w:r>
+    </w:p>
+    <w:p>
+      <w:pPr>
+        <w:pStyle w:val="ListBullet"/>
+      </w:pPr>
+      <w:r>
+        <w:t>Whether the core claim is actually true.</w:t>
+      </w:r>
+    </w:p>
+    <w:p>
+      <w:r>
+        <w:t>That gap is not a defect to be engineered away. It is the permanent role of the human at the governance layer. The goal of MetaVibing is not to eliminate human judgment. It is to ensure that human judgment is applied to the right things — the things that actually require it — rather than being spent on mechanical verification that a validator can do faster and more reliably.</w:t>
+      </w:r>
+    </w:p>
+    <w:p>
+      <w:r>
+        <w:t>This is the deepest version of the central discipline from Part XIV:</w:t>
+      </w:r>
+    </w:p>
+    <w:p>
+      <w:pPr>
+        <w:pStyle w:val="IntenseQuote"/>
+      </w:pPr>
+      <w:r>
+        <w:t>What part of the system allowed this class of work to require human attention?</w:t>
+      </w:r>
+    </w:p>
+    <w:p>
+      <w:r>
+        <w:t>Sometimes the answer is: it requires human attention because it genuinely requires human judgment. No artifact resolves that. The artifact only ensures the human is given real evidence to judge, rather than agent testimony to accept or reject on faith.</w:t>
+      </w:r>
+    </w:p>
+    <w:p>
+      <w:pPr>
+        <w:pStyle w:val="Heading2"/>
+      </w:pPr>
+      <w:r>
+        <w:rPr>
+          <w:color w:val="4F46E5"/>
+        </w:rPr>
+        <w:t>Conclusion — Code Builds the Product; Meta-Code Builds the Coder</w:t>
+      </w:r>
+    </w:p>
+    <w:p>
+      <w:r>
+        <w:t>The first phase of generative programming was about astonishing output.</w:t>
+      </w:r>
+    </w:p>
+    <w:p>
+      <w:r>
+        <w:t>Ask.</w:t>
+      </w:r>
+    </w:p>
+    <w:p>
+      <w:r>
+        <w:t>Generate.</w:t>
+      </w:r>
+    </w:p>
+    <w:p>
+      <w:r>
+        <w:t>Edit.</w:t>
+      </w:r>
+    </w:p>
+    <w:p>
+      <w:r>
+        <w:t>Ship.</w:t>
+      </w:r>
+    </w:p>
+    <w:p>
+      <w:r>
+        <w:t>The next phase is about accumulated intelligence.</w:t>
+      </w:r>
+    </w:p>
+    <w:p>
+      <w:r>
+        <w:t>Every serious interaction with an agent creates information about:</w:t>
+      </w:r>
+    </w:p>
+    <w:p>
+      <w:pPr>
+        <w:shd w:val="clear" w:fill="F3F4F6"/>
+      </w:pPr>
+      <w:r>
+        <w:rPr>
+          <w:rFonts w:ascii="Consolas" w:hAnsi="Consolas"/>
+          <w:color w:val="1F2937"/>
+          <w:sz w:val="17"/>
+        </w:rPr>
+        <w:t>what it should know</w:t>
+      </w:r>
+      <w:r>
+        <w:rPr>
+          <w:rFonts w:ascii="Consolas" w:hAnsi="Consolas"/>
+          <w:color w:val="1F2937"/>
+          <w:sz w:val="17"/>
+        </w:rPr>
+        <w:br/>
+        <w:t>how it should work</w:t>
+      </w:r>
+      <w:r>
+        <w:rPr>
+          <w:rFonts w:ascii="Consolas" w:hAnsi="Consolas"/>
+          <w:color w:val="1F2937"/>
+          <w:sz w:val="17"/>
+        </w:rPr>
+        <w:br/>
+        <w:t>what it should never do</w:t>
+      </w:r>
+      <w:r>
+        <w:rPr>
+          <w:rFonts w:ascii="Consolas" w:hAnsi="Consolas"/>
+          <w:color w:val="1F2937"/>
+          <w:sz w:val="17"/>
+        </w:rPr>
+        <w:br/>
+        <w:t>which tools it needs</w:t>
+      </w:r>
+      <w:r>
+        <w:rPr>
+          <w:rFonts w:ascii="Consolas" w:hAnsi="Consolas"/>
+          <w:color w:val="1F2937"/>
+          <w:sz w:val="17"/>
+        </w:rPr>
+        <w:br/>
+        <w:t>which roles should exist</w:t>
+      </w:r>
+      <w:r>
+        <w:rPr>
+          <w:rFonts w:ascii="Consolas" w:hAnsi="Consolas"/>
+          <w:color w:val="1F2937"/>
+          <w:sz w:val="17"/>
+        </w:rPr>
+        <w:br/>
+        <w:t>how its results should be judged</w:t>
+      </w:r>
+    </w:p>
+    <w:p>
+      <w:r>
+        <w:t>If that information disappears when the conversation ends, we are wasting it.</w:t>
+      </w:r>
+    </w:p>
+    <w:p>
+      <w:r>
+        <w:t>MetaVibing captures that information.</w:t>
+      </w:r>
+    </w:p>
+    <w:p>
+      <w:r>
+        <w:t>It converts experience into structure.</w:t>
+      </w:r>
+    </w:p>
+    <w:p>
+      <w:pPr>
+        <w:shd w:val="clear" w:fill="F3F4F6"/>
+      </w:pPr>
+      <w:r>
+        <w:rPr>
+          <w:rFonts w:ascii="Consolas" w:hAnsi="Consolas"/>
+          <w:color w:val="1F2937"/>
+          <w:sz w:val="17"/>
+        </w:rPr>
+        <w:t>Mistake</w:t>
+      </w:r>
+      <w:r>
+        <w:rPr>
+          <w:rFonts w:ascii="Consolas" w:hAnsi="Consolas"/>
+          <w:color w:val="1F2937"/>
+          <w:sz w:val="17"/>
+        </w:rPr>
+        <w:br/>
+        <w:t xml:space="preserve">   ↓</w:t>
+      </w:r>
+      <w:r>
+        <w:rPr>
+          <w:rFonts w:ascii="Consolas" w:hAnsi="Consolas"/>
+          <w:color w:val="1F2937"/>
+          <w:sz w:val="17"/>
+        </w:rPr>
+        <w:br/>
+        <w:t>Rule</w:t>
+      </w:r>
+      <w:r>
+        <w:rPr>
+          <w:rFonts w:ascii="Consolas" w:hAnsi="Consolas"/>
+          <w:color w:val="1F2937"/>
+          <w:sz w:val="17"/>
+        </w:rPr>
+        <w:br/>
+      </w:r>
+      <w:r>
+        <w:rPr>
+          <w:rFonts w:ascii="Consolas" w:hAnsi="Consolas"/>
+          <w:color w:val="1F2937"/>
+          <w:sz w:val="17"/>
+        </w:rPr>
+        <w:br/>
+        <w:t>Repetition</w:t>
+      </w:r>
+      <w:r>
+        <w:rPr>
+          <w:rFonts w:ascii="Consolas" w:hAnsi="Consolas"/>
+          <w:color w:val="1F2937"/>
+          <w:sz w:val="17"/>
+        </w:rPr>
+        <w:br/>
+        <w:t xml:space="preserve">   ↓</w:t>
+      </w:r>
+      <w:r>
+        <w:rPr>
+          <w:rFonts w:ascii="Consolas" w:hAnsi="Consolas"/>
+          <w:color w:val="1F2937"/>
+          <w:sz w:val="17"/>
+        </w:rPr>
+        <w:br/>
+        <w:t>Skill</w:t>
+      </w:r>
+      <w:r>
+        <w:rPr>
+          <w:rFonts w:ascii="Consolas" w:hAnsi="Consolas"/>
+          <w:color w:val="1F2937"/>
+          <w:sz w:val="17"/>
+        </w:rPr>
+        <w:br/>
+      </w:r>
+      <w:r>
+        <w:rPr>
+          <w:rFonts w:ascii="Consolas" w:hAnsi="Consolas"/>
+          <w:color w:val="1F2937"/>
+          <w:sz w:val="17"/>
+        </w:rPr>
+        <w:br/>
+        <w:t>Expertise</w:t>
+      </w:r>
+      <w:r>
+        <w:rPr>
+          <w:rFonts w:ascii="Consolas" w:hAnsi="Consolas"/>
+          <w:color w:val="1F2937"/>
+          <w:sz w:val="17"/>
+        </w:rPr>
+        <w:br/>
+        <w:t xml:space="preserve">   ↓</w:t>
+      </w:r>
+      <w:r>
+        <w:rPr>
+          <w:rFonts w:ascii="Consolas" w:hAnsi="Consolas"/>
+          <w:color w:val="1F2937"/>
+          <w:sz w:val="17"/>
+        </w:rPr>
+        <w:br/>
+        <w:t>Agent</w:t>
+      </w:r>
+      <w:r>
+        <w:rPr>
+          <w:rFonts w:ascii="Consolas" w:hAnsi="Consolas"/>
+          <w:color w:val="1F2937"/>
+          <w:sz w:val="17"/>
+        </w:rPr>
+        <w:br/>
+      </w:r>
+      <w:r>
+        <w:rPr>
+          <w:rFonts w:ascii="Consolas" w:hAnsi="Consolas"/>
+          <w:color w:val="1F2937"/>
+          <w:sz w:val="17"/>
+        </w:rPr>
+        <w:br/>
+        <w:t>Invariant</w:t>
+      </w:r>
+      <w:r>
+        <w:rPr>
+          <w:rFonts w:ascii="Consolas" w:hAnsi="Consolas"/>
+          <w:color w:val="1F2937"/>
+          <w:sz w:val="17"/>
+        </w:rPr>
+        <w:br/>
+        <w:t xml:space="preserve">   ↓</w:t>
+      </w:r>
+      <w:r>
+        <w:rPr>
+          <w:rFonts w:ascii="Consolas" w:hAnsi="Consolas"/>
+          <w:color w:val="1F2937"/>
+          <w:sz w:val="17"/>
+        </w:rPr>
+        <w:br/>
+        <w:t>Hook</w:t>
+      </w:r>
+      <w:r>
+        <w:rPr>
+          <w:rFonts w:ascii="Consolas" w:hAnsi="Consolas"/>
+          <w:color w:val="1F2937"/>
+          <w:sz w:val="17"/>
+        </w:rPr>
+        <w:br/>
+      </w:r>
+      <w:r>
+        <w:rPr>
+          <w:rFonts w:ascii="Consolas" w:hAnsi="Consolas"/>
+          <w:color w:val="1F2937"/>
+          <w:sz w:val="17"/>
+        </w:rPr>
+        <w:br/>
+        <w:t>Blindness</w:t>
+      </w:r>
+      <w:r>
+        <w:rPr>
+          <w:rFonts w:ascii="Consolas" w:hAnsi="Consolas"/>
+          <w:color w:val="1F2937"/>
+          <w:sz w:val="17"/>
+        </w:rPr>
+        <w:br/>
+        <w:t xml:space="preserve">   ↓</w:t>
+      </w:r>
+      <w:r>
+        <w:rPr>
+          <w:rFonts w:ascii="Consolas" w:hAnsi="Consolas"/>
+          <w:color w:val="1F2937"/>
+          <w:sz w:val="17"/>
+        </w:rPr>
+        <w:br/>
+        <w:t>Tool</w:t>
+      </w:r>
+      <w:r>
+        <w:rPr>
+          <w:rFonts w:ascii="Consolas" w:hAnsi="Consolas"/>
+          <w:color w:val="1F2937"/>
+          <w:sz w:val="17"/>
+        </w:rPr>
+        <w:br/>
+      </w:r>
+      <w:r>
+        <w:rPr>
+          <w:rFonts w:ascii="Consolas" w:hAnsi="Consolas"/>
+          <w:color w:val="1F2937"/>
+          <w:sz w:val="17"/>
+        </w:rPr>
+        <w:br/>
+        <w:t>Pattern</w:t>
+      </w:r>
+      <w:r>
+        <w:rPr>
+          <w:rFonts w:ascii="Consolas" w:hAnsi="Consolas"/>
+          <w:color w:val="1F2937"/>
+          <w:sz w:val="17"/>
+        </w:rPr>
+        <w:br/>
+        <w:t xml:space="preserve">   ↓</w:t>
+      </w:r>
+      <w:r>
+        <w:rPr>
+          <w:rFonts w:ascii="Consolas" w:hAnsi="Consolas"/>
+          <w:color w:val="1F2937"/>
+          <w:sz w:val="17"/>
+        </w:rPr>
+        <w:br/>
+        <w:t>Plugin</w:t>
+      </w:r>
+      <w:r>
+        <w:rPr>
+          <w:rFonts w:ascii="Consolas" w:hAnsi="Consolas"/>
+          <w:color w:val="1F2937"/>
+          <w:sz w:val="17"/>
+        </w:rPr>
+        <w:br/>
+      </w:r>
+      <w:r>
+        <w:rPr>
+          <w:rFonts w:ascii="Consolas" w:hAnsi="Consolas"/>
+          <w:color w:val="1F2937"/>
+          <w:sz w:val="17"/>
+        </w:rPr>
+        <w:br/>
+        <w:t>Uncertainty</w:t>
+      </w:r>
+      <w:r>
+        <w:rPr>
+          <w:rFonts w:ascii="Consolas" w:hAnsi="Consolas"/>
+          <w:color w:val="1F2937"/>
+          <w:sz w:val="17"/>
+        </w:rPr>
+        <w:br/>
+        <w:t xml:space="preserve">   ↓</w:t>
+      </w:r>
+      <w:r>
+        <w:rPr>
+          <w:rFonts w:ascii="Consolas" w:hAnsi="Consolas"/>
+          <w:color w:val="1F2937"/>
+          <w:sz w:val="17"/>
+        </w:rPr>
+        <w:br/>
+        <w:t>Evaluation</w:t>
+      </w:r>
+      <w:r>
+        <w:rPr>
+          <w:rFonts w:ascii="Consolas" w:hAnsi="Consolas"/>
+          <w:color w:val="1F2937"/>
+          <w:sz w:val="17"/>
+        </w:rPr>
+        <w:br/>
+      </w:r>
+      <w:r>
+        <w:rPr>
+          <w:rFonts w:ascii="Consolas" w:hAnsi="Consolas"/>
+          <w:color w:val="1F2937"/>
+          <w:sz w:val="17"/>
+        </w:rPr>
+        <w:br/>
+        <w:t>Accumulated friction</w:t>
+      </w:r>
+      <w:r>
+        <w:rPr>
+          <w:rFonts w:ascii="Consolas" w:hAnsi="Consolas"/>
+          <w:color w:val="1F2937"/>
+          <w:sz w:val="17"/>
+        </w:rPr>
+        <w:br/>
+        <w:t xml:space="preserve">   ↓</w:t>
+      </w:r>
+      <w:r>
+        <w:rPr>
+          <w:rFonts w:ascii="Consolas" w:hAnsi="Consolas"/>
+          <w:color w:val="1F2937"/>
+          <w:sz w:val="17"/>
+        </w:rPr>
+        <w:br/>
+        <w:t>MetaAgent</w:t>
+      </w:r>
+    </w:p>
+    <w:p>
+      <w:r>
+        <w:t>The deepest shift is therefore not:</w:t>
+      </w:r>
+    </w:p>
+    <w:p>
+      <w:pPr>
+        <w:pStyle w:val="IntenseQuote"/>
+      </w:pPr>
+      <w:r>
+        <w:t>AI writes more code.</w:t>
+      </w:r>
+    </w:p>
+    <w:p>
+      <w:r>
+        <w:t>It is:</w:t>
+      </w:r>
+    </w:p>
+    <w:p>
+      <w:pPr>
+        <w:pStyle w:val="IntenseQuote"/>
+      </w:pPr>
+      <w:r>
+        <w:t>AI participates in improving the machinery by which AI performs work.</w:t>
+      </w:r>
+    </w:p>
+    <w:p>
+      <w:r>
+        <w:t>Humans move progressively upward in the stack.</w:t>
+      </w:r>
+    </w:p>
+    <w:p>
+      <w:r>
+        <w:t>From typing syntax.</w:t>
+      </w:r>
+    </w:p>
+    <w:p>
+      <w:r>
+        <w:t>To describing intent.</w:t>
+      </w:r>
+    </w:p>
+    <w:p>
+      <w:r>
+        <w:t>To designing workflows.</w:t>
+      </w:r>
+    </w:p>
+    <w:p>
+      <w:r>
+        <w:t>To governing agents.</w:t>
+      </w:r>
+    </w:p>
+    <w:p>
+      <w:r>
+        <w:t>To governing systems of agents that can themselves propose how those systems should evolve.</w:t>
+      </w:r>
+    </w:p>
+    <w:p>
+      <w:r>
+        <w:t>That is why Vibe Coding is not the endpoint.</w:t>
+      </w:r>
+    </w:p>
+    <w:p>
+      <w:r>
+        <w:t>It is time for MetaVibing.</w:t>
+      </w:r>
+    </w:p>
+    <w:p>
+      <w:r>
+        <w:t>And we are entering the MetaAgents Era.</w:t>
+      </w:r>
+    </w:p>
+    <w:p>
+      <w:pPr>
+        <w:pStyle w:val="Heading2"/>
+      </w:pPr>
+      <w:r>
+        <w:rPr>
+          <w:color w:val="4F46E5"/>
+        </w:rPr>
+        <w:t>Appendix A — The Master MetaVibing Prompt</w:t>
+      </w:r>
+    </w:p>
+    <w:p>
+      <w:pPr>
+        <w:shd w:val="clear" w:fill="F3F4F6"/>
+      </w:pPr>
+      <w:r>
+        <w:rPr>
+          <w:rFonts w:ascii="Consolas" w:hAnsi="Consolas"/>
+          <w:color w:val="1F2937"/>
+          <w:sz w:val="17"/>
+        </w:rPr>
+        <w:t>You are now operating as a META-ENGINEER.</w:t>
+      </w:r>
+      <w:r>
+        <w:rPr>
+          <w:rFonts w:ascii="Consolas" w:hAnsi="Consolas"/>
+          <w:color w:val="1F2937"/>
+          <w:sz w:val="17"/>
+        </w:rPr>
+        <w:br/>
+      </w:r>
+      <w:r>
+        <w:rPr>
+          <w:rFonts w:ascii="Consolas" w:hAnsi="Consolas"/>
+          <w:color w:val="1F2937"/>
+          <w:sz w:val="17"/>
+        </w:rPr>
+        <w:br/>
+        <w:t>Your task is not primarily to improve the application.</w:t>
+      </w:r>
+      <w:r>
+        <w:rPr>
+          <w:rFonts w:ascii="Consolas" w:hAnsi="Consolas"/>
+          <w:color w:val="1F2937"/>
+          <w:sz w:val="17"/>
+        </w:rPr>
+        <w:br/>
+      </w:r>
+      <w:r>
+        <w:rPr>
+          <w:rFonts w:ascii="Consolas" w:hAnsi="Consolas"/>
+          <w:color w:val="1F2937"/>
+          <w:sz w:val="17"/>
+        </w:rPr>
+        <w:br/>
+        <w:t>Your task is to improve the Claude Code environment through which the</w:t>
+      </w:r>
+      <w:r>
+        <w:rPr>
+          <w:rFonts w:ascii="Consolas" w:hAnsi="Consolas"/>
+          <w:color w:val="1F2937"/>
+          <w:sz w:val="17"/>
+        </w:rPr>
+        <w:br/>
+        <w:t>application is developed.</w:t>
+      </w:r>
+      <w:r>
+        <w:rPr>
+          <w:rFonts w:ascii="Consolas" w:hAnsi="Consolas"/>
+          <w:color w:val="1F2937"/>
+          <w:sz w:val="17"/>
+        </w:rPr>
+        <w:br/>
+      </w:r>
+      <w:r>
+        <w:rPr>
+          <w:rFonts w:ascii="Consolas" w:hAnsi="Consolas"/>
+          <w:color w:val="1F2937"/>
+          <w:sz w:val="17"/>
+        </w:rPr>
+        <w:br/>
+        <w:t>Inspect the available evidence:</w:t>
+      </w:r>
+      <w:r>
+        <w:rPr>
+          <w:rFonts w:ascii="Consolas" w:hAnsi="Consolas"/>
+          <w:color w:val="1F2937"/>
+          <w:sz w:val="17"/>
+        </w:rPr>
+        <w:br/>
+      </w:r>
+      <w:r>
+        <w:rPr>
+          <w:rFonts w:ascii="Consolas" w:hAnsi="Consolas"/>
+          <w:color w:val="1F2937"/>
+          <w:sz w:val="17"/>
+        </w:rPr>
+        <w:br/>
+        <w:t>- recurring user corrections;</w:t>
+      </w:r>
+      <w:r>
+        <w:rPr>
+          <w:rFonts w:ascii="Consolas" w:hAnsi="Consolas"/>
+          <w:color w:val="1F2937"/>
+          <w:sz w:val="17"/>
+        </w:rPr>
+        <w:br/>
+        <w:t>- CLAUDE.md;</w:t>
+      </w:r>
+      <w:r>
+        <w:rPr>
+          <w:rFonts w:ascii="Consolas" w:hAnsi="Consolas"/>
+          <w:color w:val="1F2937"/>
+          <w:sz w:val="17"/>
+        </w:rPr>
+        <w:br/>
+        <w:t>- rules;</w:t>
+      </w:r>
+      <w:r>
+        <w:rPr>
+          <w:rFonts w:ascii="Consolas" w:hAnsi="Consolas"/>
+          <w:color w:val="1F2937"/>
+          <w:sz w:val="17"/>
+        </w:rPr>
+        <w:br/>
+        <w:t>- auto-memory;</w:t>
+      </w:r>
+      <w:r>
+        <w:rPr>
+          <w:rFonts w:ascii="Consolas" w:hAnsi="Consolas"/>
+          <w:color w:val="1F2937"/>
+          <w:sz w:val="17"/>
+        </w:rPr>
+        <w:br/>
+        <w:t>- Skills;</w:t>
+      </w:r>
+      <w:r>
+        <w:rPr>
+          <w:rFonts w:ascii="Consolas" w:hAnsi="Consolas"/>
+          <w:color w:val="1F2937"/>
+          <w:sz w:val="17"/>
+        </w:rPr>
+        <w:br/>
+        <w:t>- subagents;</w:t>
+      </w:r>
+      <w:r>
+        <w:rPr>
+          <w:rFonts w:ascii="Consolas" w:hAnsi="Consolas"/>
+          <w:color w:val="1F2937"/>
+          <w:sz w:val="17"/>
+        </w:rPr>
+        <w:br/>
+        <w:t>- hooks;</w:t>
+      </w:r>
+      <w:r>
+        <w:rPr>
+          <w:rFonts w:ascii="Consolas" w:hAnsi="Consolas"/>
+          <w:color w:val="1F2937"/>
+          <w:sz w:val="17"/>
+        </w:rPr>
+        <w:br/>
+        <w:t>- permissions;</w:t>
+      </w:r>
+      <w:r>
+        <w:rPr>
+          <w:rFonts w:ascii="Consolas" w:hAnsi="Consolas"/>
+          <w:color w:val="1F2937"/>
+          <w:sz w:val="17"/>
+        </w:rPr>
+        <w:br/>
+        <w:t>- MCP;</w:t>
+      </w:r>
+      <w:r>
+        <w:rPr>
+          <w:rFonts w:ascii="Consolas" w:hAnsi="Consolas"/>
+          <w:color w:val="1F2937"/>
+          <w:sz w:val="17"/>
+        </w:rPr>
+        <w:br/>
+        <w:t>- plugins;</w:t>
+      </w:r>
+      <w:r>
+        <w:rPr>
+          <w:rFonts w:ascii="Consolas" w:hAnsi="Consolas"/>
+          <w:color w:val="1F2937"/>
+          <w:sz w:val="17"/>
+        </w:rPr>
+        <w:br/>
+        <w:t>- tests;</w:t>
+      </w:r>
+      <w:r>
+        <w:rPr>
+          <w:rFonts w:ascii="Consolas" w:hAnsi="Consolas"/>
+          <w:color w:val="1F2937"/>
+          <w:sz w:val="17"/>
+        </w:rPr>
+        <w:br/>
+        <w:t>- project scripts;</w:t>
+      </w:r>
+      <w:r>
+        <w:rPr>
+          <w:rFonts w:ascii="Consolas" w:hAnsi="Consolas"/>
+          <w:color w:val="1F2937"/>
+          <w:sz w:val="17"/>
+        </w:rPr>
+        <w:br/>
+        <w:t>- previous failures.</w:t>
+      </w:r>
+      <w:r>
+        <w:rPr>
+          <w:rFonts w:ascii="Consolas" w:hAnsi="Consolas"/>
+          <w:color w:val="1F2937"/>
+          <w:sz w:val="17"/>
+        </w:rPr>
+        <w:br/>
+      </w:r>
+      <w:r>
+        <w:rPr>
+          <w:rFonts w:ascii="Consolas" w:hAnsi="Consolas"/>
+          <w:color w:val="1F2937"/>
+          <w:sz w:val="17"/>
+        </w:rPr>
+        <w:br/>
+        <w:t>For each structural weakness ask:</w:t>
+      </w:r>
+      <w:r>
+        <w:rPr>
+          <w:rFonts w:ascii="Consolas" w:hAnsi="Consolas"/>
+          <w:color w:val="1F2937"/>
+          <w:sz w:val="17"/>
+        </w:rPr>
+        <w:br/>
+      </w:r>
+      <w:r>
+        <w:rPr>
+          <w:rFonts w:ascii="Consolas" w:hAnsi="Consolas"/>
+          <w:color w:val="1F2937"/>
+          <w:sz w:val="17"/>
+        </w:rPr>
+        <w:br/>
+        <w:t>1. Is this genuinely recurring?</w:t>
+      </w:r>
+      <w:r>
+        <w:rPr>
+          <w:rFonts w:ascii="Consolas" w:hAnsi="Consolas"/>
+          <w:color w:val="1F2937"/>
+          <w:sz w:val="17"/>
+        </w:rPr>
+        <w:br/>
+        <w:t>2. What mechanism is missing?</w:t>
+      </w:r>
+      <w:r>
+        <w:rPr>
+          <w:rFonts w:ascii="Consolas" w:hAnsi="Consolas"/>
+          <w:color w:val="1F2937"/>
+          <w:sz w:val="17"/>
+        </w:rPr>
+        <w:br/>
+        <w:t>3. What is the smallest artifact that would solve the class of problem?</w:t>
+      </w:r>
+      <w:r>
+        <w:rPr>
+          <w:rFonts w:ascii="Consolas" w:hAnsi="Consolas"/>
+          <w:color w:val="1F2937"/>
+          <w:sz w:val="17"/>
+        </w:rPr>
+        <w:br/>
+        <w:t>4. Does an existing artifact already solve it?</w:t>
+      </w:r>
+      <w:r>
+        <w:rPr>
+          <w:rFonts w:ascii="Consolas" w:hAnsi="Consolas"/>
+          <w:color w:val="1F2937"/>
+          <w:sz w:val="17"/>
+        </w:rPr>
+        <w:br/>
+        <w:t>5. Would this change create conflicting instructions?</w:t>
+      </w:r>
+      <w:r>
+        <w:rPr>
+          <w:rFonts w:ascii="Consolas" w:hAnsi="Consolas"/>
+          <w:color w:val="1F2937"/>
+          <w:sz w:val="17"/>
+        </w:rPr>
+        <w:br/>
+        <w:t>6. Should this be soft guidance or deterministic enforcement?</w:t>
+      </w:r>
+      <w:r>
+        <w:rPr>
+          <w:rFonts w:ascii="Consolas" w:hAnsi="Consolas"/>
+          <w:color w:val="1F2937"/>
+          <w:sz w:val="17"/>
+        </w:rPr>
+        <w:br/>
+        <w:t>7. Can the improvement be evaluated?</w:t>
+      </w:r>
+      <w:r>
+        <w:rPr>
+          <w:rFonts w:ascii="Consolas" w:hAnsi="Consolas"/>
+          <w:color w:val="1F2937"/>
+          <w:sz w:val="17"/>
+        </w:rPr>
+        <w:br/>
+        <w:t>8. Can it be reverted?</w:t>
+      </w:r>
+      <w:r>
+        <w:rPr>
+          <w:rFonts w:ascii="Consolas" w:hAnsi="Consolas"/>
+          <w:color w:val="1F2937"/>
+          <w:sz w:val="17"/>
+        </w:rPr>
+        <w:br/>
+      </w:r>
+      <w:r>
+        <w:rPr>
+          <w:rFonts w:ascii="Consolas" w:hAnsi="Consolas"/>
+          <w:color w:val="1F2937"/>
+          <w:sz w:val="17"/>
+        </w:rPr>
+        <w:br/>
+        <w:t>Use this mapping:</w:t>
+      </w:r>
+      <w:r>
+        <w:rPr>
+          <w:rFonts w:ascii="Consolas" w:hAnsi="Consolas"/>
+          <w:color w:val="1F2937"/>
+          <w:sz w:val="17"/>
+        </w:rPr>
+        <w:br/>
+      </w:r>
+      <w:r>
+        <w:rPr>
+          <w:rFonts w:ascii="Consolas" w:hAnsi="Consolas"/>
+          <w:color w:val="1F2937"/>
+          <w:sz w:val="17"/>
+        </w:rPr>
+        <w:br/>
+        <w:t>persistent fact → CLAUDE.md</w:t>
+      </w:r>
+      <w:r>
+        <w:rPr>
+          <w:rFonts w:ascii="Consolas" w:hAnsi="Consolas"/>
+          <w:color w:val="1F2937"/>
+          <w:sz w:val="17"/>
+        </w:rPr>
+        <w:br/>
+        <w:t>contextual fact → rule</w:t>
+      </w:r>
+      <w:r>
+        <w:rPr>
+          <w:rFonts w:ascii="Consolas" w:hAnsi="Consolas"/>
+          <w:color w:val="1F2937"/>
+          <w:sz w:val="17"/>
+        </w:rPr>
+        <w:br/>
+        <w:t>procedure → Skill</w:t>
+      </w:r>
+      <w:r>
+        <w:rPr>
+          <w:rFonts w:ascii="Consolas" w:hAnsi="Consolas"/>
+          <w:color w:val="1F2937"/>
+          <w:sz w:val="17"/>
+        </w:rPr>
+        <w:br/>
+        <w:t>specialist role → subagent</w:t>
+      </w:r>
+      <w:r>
+        <w:rPr>
+          <w:rFonts w:ascii="Consolas" w:hAnsi="Consolas"/>
+          <w:color w:val="1F2937"/>
+          <w:sz w:val="17"/>
+        </w:rPr>
+        <w:br/>
+        <w:t>hard invariant → hook / permission</w:t>
+      </w:r>
+      <w:r>
+        <w:rPr>
+          <w:rFonts w:ascii="Consolas" w:hAnsi="Consolas"/>
+          <w:color w:val="1F2937"/>
+          <w:sz w:val="17"/>
+        </w:rPr>
+        <w:br/>
+        <w:t>missing capability → MCP</w:t>
+      </w:r>
+      <w:r>
+        <w:rPr>
+          <w:rFonts w:ascii="Consolas" w:hAnsi="Consolas"/>
+          <w:color w:val="1F2937"/>
+          <w:sz w:val="17"/>
+        </w:rPr>
+        <w:br/>
+        <w:t>reusable package → plugin</w:t>
+      </w:r>
+      <w:r>
+        <w:rPr>
+          <w:rFonts w:ascii="Consolas" w:hAnsi="Consolas"/>
+          <w:color w:val="1F2937"/>
+          <w:sz w:val="17"/>
+        </w:rPr>
+        <w:br/>
+        <w:t>uncertain improvement → evaluation</w:t>
+      </w:r>
+      <w:r>
+        <w:rPr>
+          <w:rFonts w:ascii="Consolas" w:hAnsi="Consolas"/>
+          <w:color w:val="1F2937"/>
+          <w:sz w:val="17"/>
+        </w:rPr>
+        <w:br/>
+      </w:r>
+      <w:r>
+        <w:rPr>
+          <w:rFonts w:ascii="Consolas" w:hAnsi="Consolas"/>
+          <w:color w:val="1F2937"/>
+          <w:sz w:val="17"/>
+        </w:rPr>
+        <w:br/>
+        <w:t>Produce:</w:t>
+      </w:r>
+      <w:r>
+        <w:rPr>
+          <w:rFonts w:ascii="Consolas" w:hAnsi="Consolas"/>
+          <w:color w:val="1F2937"/>
+          <w:sz w:val="17"/>
+        </w:rPr>
+        <w:br/>
+      </w:r>
+      <w:r>
+        <w:rPr>
+          <w:rFonts w:ascii="Consolas" w:hAnsi="Consolas"/>
+          <w:color w:val="1F2937"/>
+          <w:sz w:val="17"/>
+        </w:rPr>
+        <w:br/>
+        <w:t>OBSERVATION</w:t>
+      </w:r>
+      <w:r>
+        <w:rPr>
+          <w:rFonts w:ascii="Consolas" w:hAnsi="Consolas"/>
+          <w:color w:val="1F2937"/>
+          <w:sz w:val="17"/>
+        </w:rPr>
+        <w:br/>
+        <w:t>EVIDENCE</w:t>
+      </w:r>
+      <w:r>
+        <w:rPr>
+          <w:rFonts w:ascii="Consolas" w:hAnsi="Consolas"/>
+          <w:color w:val="1F2937"/>
+          <w:sz w:val="17"/>
+        </w:rPr>
+        <w:br/>
+        <w:t>ROOT CAUSE</w:t>
+      </w:r>
+      <w:r>
+        <w:rPr>
+          <w:rFonts w:ascii="Consolas" w:hAnsi="Consolas"/>
+          <w:color w:val="1F2937"/>
+          <w:sz w:val="17"/>
+        </w:rPr>
+        <w:br/>
+        <w:t>PROPOSED META-CHANGE</w:t>
+      </w:r>
+      <w:r>
+        <w:rPr>
+          <w:rFonts w:ascii="Consolas" w:hAnsi="Consolas"/>
+          <w:color w:val="1F2937"/>
+          <w:sz w:val="17"/>
+        </w:rPr>
+        <w:br/>
+        <w:t>WHY THIS MECHANISM</w:t>
+      </w:r>
+      <w:r>
+        <w:rPr>
+          <w:rFonts w:ascii="Consolas" w:hAnsi="Consolas"/>
+          <w:color w:val="1F2937"/>
+          <w:sz w:val="17"/>
+        </w:rPr>
+        <w:br/>
+        <w:t>ALTERNATIVES REJECTED</w:t>
+      </w:r>
+      <w:r>
+        <w:rPr>
+          <w:rFonts w:ascii="Consolas" w:hAnsi="Consolas"/>
+          <w:color w:val="1F2937"/>
+          <w:sz w:val="17"/>
+        </w:rPr>
+        <w:br/>
+        <w:t>RISK</w:t>
+      </w:r>
+      <w:r>
+        <w:rPr>
+          <w:rFonts w:ascii="Consolas" w:hAnsi="Consolas"/>
+          <w:color w:val="1F2937"/>
+          <w:sz w:val="17"/>
+        </w:rPr>
+        <w:br/>
+        <w:t>EVALUATION PLAN</w:t>
+      </w:r>
+      <w:r>
+        <w:rPr>
+          <w:rFonts w:ascii="Consolas" w:hAnsi="Consolas"/>
+          <w:color w:val="1F2937"/>
+          <w:sz w:val="17"/>
+        </w:rPr>
+        <w:br/>
+        <w:t>ROLLBACK PLAN</w:t>
+      </w:r>
+      <w:r>
+        <w:rPr>
+          <w:rFonts w:ascii="Consolas" w:hAnsi="Consolas"/>
+          <w:color w:val="1F2937"/>
+          <w:sz w:val="17"/>
+        </w:rPr>
+        <w:br/>
+      </w:r>
+      <w:r>
+        <w:rPr>
+          <w:rFonts w:ascii="Consolas" w:hAnsi="Consolas"/>
+          <w:color w:val="1F2937"/>
+          <w:sz w:val="17"/>
+        </w:rPr>
+        <w:br/>
+        <w:t>Do not implement until explicitly authorized.</w:t>
+      </w:r>
+    </w:p>
+    <w:p>
+      <w:pPr>
+        <w:pStyle w:val="Heading2"/>
+      </w:pPr>
+      <w:r>
+        <w:rPr>
+          <w:color w:val="4F46E5"/>
+        </w:rPr>
+        <w:t>Appendix B — MetaVibing Review Prompt</w:t>
+      </w:r>
+    </w:p>
+    <w:p>
+      <w:pPr>
+        <w:shd w:val="clear" w:fill="F3F4F6"/>
+      </w:pPr>
+      <w:r>
+        <w:rPr>
+          <w:rFonts w:ascii="Consolas" w:hAnsi="Consolas"/>
+          <w:color w:val="1F2937"/>
+          <w:sz w:val="17"/>
+        </w:rPr>
+        <w:t>Review this proposed Claude infrastructure change as if it were</w:t>
+      </w:r>
+      <w:r>
+        <w:rPr>
+          <w:rFonts w:ascii="Consolas" w:hAnsi="Consolas"/>
+          <w:color w:val="1F2937"/>
+          <w:sz w:val="17"/>
+        </w:rPr>
+        <w:br/>
+        <w:t>production software.</w:t>
+      </w:r>
+      <w:r>
+        <w:rPr>
+          <w:rFonts w:ascii="Consolas" w:hAnsi="Consolas"/>
+          <w:color w:val="1F2937"/>
+          <w:sz w:val="17"/>
+        </w:rPr>
+        <w:br/>
+      </w:r>
+      <w:r>
+        <w:rPr>
+          <w:rFonts w:ascii="Consolas" w:hAnsi="Consolas"/>
+          <w:color w:val="1F2937"/>
+          <w:sz w:val="17"/>
+        </w:rPr>
+        <w:br/>
+        <w:t>Check:</w:t>
+      </w:r>
+      <w:r>
+        <w:rPr>
+          <w:rFonts w:ascii="Consolas" w:hAnsi="Consolas"/>
+          <w:color w:val="1F2937"/>
+          <w:sz w:val="17"/>
+        </w:rPr>
+        <w:br/>
+      </w:r>
+      <w:r>
+        <w:rPr>
+          <w:rFonts w:ascii="Consolas" w:hAnsi="Consolas"/>
+          <w:color w:val="1F2937"/>
+          <w:sz w:val="17"/>
+        </w:rPr>
+        <w:br/>
+        <w:t>- Does it solve an observed recurring problem?</w:t>
+      </w:r>
+      <w:r>
+        <w:rPr>
+          <w:rFonts w:ascii="Consolas" w:hAnsi="Consolas"/>
+          <w:color w:val="1F2937"/>
+          <w:sz w:val="17"/>
+        </w:rPr>
+        <w:br/>
+        <w:t>- Is the mechanism appropriate?</w:t>
+      </w:r>
+      <w:r>
+        <w:rPr>
+          <w:rFonts w:ascii="Consolas" w:hAnsi="Consolas"/>
+          <w:color w:val="1F2937"/>
+          <w:sz w:val="17"/>
+        </w:rPr>
+        <w:br/>
+        <w:t>- Is there a smaller solution?</w:t>
+      </w:r>
+      <w:r>
+        <w:rPr>
+          <w:rFonts w:ascii="Consolas" w:hAnsi="Consolas"/>
+          <w:color w:val="1F2937"/>
+          <w:sz w:val="17"/>
+        </w:rPr>
+        <w:br/>
+        <w:t>- Does it duplicate existing instructions?</w:t>
+      </w:r>
+      <w:r>
+        <w:rPr>
+          <w:rFonts w:ascii="Consolas" w:hAnsi="Consolas"/>
+          <w:color w:val="1F2937"/>
+          <w:sz w:val="17"/>
+        </w:rPr>
+        <w:br/>
+        <w:t>- Does it conflict with another rule?</w:t>
+      </w:r>
+      <w:r>
+        <w:rPr>
+          <w:rFonts w:ascii="Consolas" w:hAnsi="Consolas"/>
+          <w:color w:val="1F2937"/>
+          <w:sz w:val="17"/>
+        </w:rPr>
+        <w:br/>
+        <w:t>- Does it unnecessarily consume context?</w:t>
+      </w:r>
+      <w:r>
+        <w:rPr>
+          <w:rFonts w:ascii="Consolas" w:hAnsi="Consolas"/>
+          <w:color w:val="1F2937"/>
+          <w:sz w:val="17"/>
+        </w:rPr>
+        <w:br/>
+        <w:t>- Does it broaden permissions?</w:t>
+      </w:r>
+      <w:r>
+        <w:rPr>
+          <w:rFonts w:ascii="Consolas" w:hAnsi="Consolas"/>
+          <w:color w:val="1F2937"/>
+          <w:sz w:val="17"/>
+        </w:rPr>
+        <w:br/>
+        <w:t>- Could it create unexpected automatic behavior?</w:t>
+      </w:r>
+      <w:r>
+        <w:rPr>
+          <w:rFonts w:ascii="Consolas" w:hAnsi="Consolas"/>
+          <w:color w:val="1F2937"/>
+          <w:sz w:val="17"/>
+        </w:rPr>
+        <w:br/>
+        <w:t>- Is its invocation criterion clear?</w:t>
+      </w:r>
+      <w:r>
+        <w:rPr>
+          <w:rFonts w:ascii="Consolas" w:hAnsi="Consolas"/>
+          <w:color w:val="1F2937"/>
+          <w:sz w:val="17"/>
+        </w:rPr>
+        <w:br/>
+        <w:t>- Can we evaluate it?</w:t>
+      </w:r>
+      <w:r>
+        <w:rPr>
+          <w:rFonts w:ascii="Consolas" w:hAnsi="Consolas"/>
+          <w:color w:val="1F2937"/>
+          <w:sz w:val="17"/>
+        </w:rPr>
+        <w:br/>
+        <w:t>- Can we revert it?</w:t>
+      </w:r>
+      <w:r>
+        <w:rPr>
+          <w:rFonts w:ascii="Consolas" w:hAnsi="Consolas"/>
+          <w:color w:val="1F2937"/>
+          <w:sz w:val="17"/>
+        </w:rPr>
+        <w:br/>
+        <w:t>- Does it preserve human authority?</w:t>
+      </w:r>
+      <w:r>
+        <w:rPr>
+          <w:rFonts w:ascii="Consolas" w:hAnsi="Consolas"/>
+          <w:color w:val="1F2937"/>
+          <w:sz w:val="17"/>
+        </w:rPr>
+        <w:br/>
+      </w:r>
+      <w:r>
+        <w:rPr>
+          <w:rFonts w:ascii="Consolas" w:hAnsi="Consolas"/>
+          <w:color w:val="1F2937"/>
+          <w:sz w:val="17"/>
+        </w:rPr>
+        <w:br/>
+        <w:t>Return:</w:t>
+      </w:r>
+      <w:r>
+        <w:rPr>
+          <w:rFonts w:ascii="Consolas" w:hAnsi="Consolas"/>
+          <w:color w:val="1F2937"/>
+          <w:sz w:val="17"/>
+        </w:rPr>
+        <w:br/>
+      </w:r>
+      <w:r>
+        <w:rPr>
+          <w:rFonts w:ascii="Consolas" w:hAnsi="Consolas"/>
+          <w:color w:val="1F2937"/>
+          <w:sz w:val="17"/>
+        </w:rPr>
+        <w:br/>
+        <w:t>APPROVE</w:t>
+      </w:r>
+      <w:r>
+        <w:rPr>
+          <w:rFonts w:ascii="Consolas" w:hAnsi="Consolas"/>
+          <w:color w:val="1F2937"/>
+          <w:sz w:val="17"/>
+        </w:rPr>
+        <w:br/>
+        <w:t>APPROVE WITH CHANGES</w:t>
+      </w:r>
+      <w:r>
+        <w:rPr>
+          <w:rFonts w:ascii="Consolas" w:hAnsi="Consolas"/>
+          <w:color w:val="1F2937"/>
+          <w:sz w:val="17"/>
+        </w:rPr>
+        <w:br/>
+        <w:t>REJECT</w:t>
+      </w:r>
+      <w:r>
+        <w:rPr>
+          <w:rFonts w:ascii="Consolas" w:hAnsi="Consolas"/>
+          <w:color w:val="1F2937"/>
+          <w:sz w:val="17"/>
+        </w:rPr>
+        <w:br/>
+      </w:r>
+      <w:r>
+        <w:rPr>
+          <w:rFonts w:ascii="Consolas" w:hAnsi="Consolas"/>
+          <w:color w:val="1F2937"/>
+          <w:sz w:val="17"/>
+        </w:rPr>
+        <w:br/>
+        <w:t>Then explain why.</w:t>
+      </w:r>
+    </w:p>
+    <w:p>
+      <w:pPr>
+        <w:pStyle w:val="Heading2"/>
+      </w:pPr>
+      <w:r>
+        <w:rPr>
+          <w:color w:val="4F46E5"/>
+        </w:rPr>
+        <w:t>Appendix C — The MetaVibing Golden Rules</w:t>
+      </w:r>
+    </w:p>
+    <w:p>
+      <w:r>
+        <w:t>Never suffer the same Claude failure three times.</w:t>
+      </w:r>
+    </w:p>
+    <w:p>
+      <w:r>
+        <w:t>Turn recurring corrections into artifacts.</w:t>
+      </w:r>
+    </w:p>
+    <w:p>
+      <w:r>
+        <w:t>Facts belong in memory; procedures belong in Skills.</w:t>
+      </w:r>
+    </w:p>
+    <w:p>
+      <w:r>
+        <w:t>Roles become agents.</w:t>
+      </w:r>
+    </w:p>
+    <w:p>
+      <w:r>
+        <w:t>Hard invariants become permissions or hooks.</w:t>
+      </w:r>
+    </w:p>
+    <w:p>
+      <w:r>
+        <w:t>Repeated copy/paste becomes a tool connection.</w:t>
+      </w:r>
+    </w:p>
+    <w:p>
+      <w:r>
+        <w:t>Reusable meta-infrastructure becomes a plugin.</w:t>
+      </w:r>
+    </w:p>
+    <w:p>
+      <w:r>
+        <w:t>Never confuse more infrastructure with better infrastructure.</w:t>
+      </w:r>
+    </w:p>
+    <w:p>
+      <w:r>
+        <w:t>Meta-code must be evaluated like product code.</w:t>
+      </w:r>
+    </w:p>
+    <w:p>
+      <w:r>
+        <w:t>Claude may propose its own evolution; it should not automatically grant itself authority.</w:t>
+      </w:r>
+    </w:p>
+    <w:p>
+      <w:r>
+        <w:t>Every important meta-change needs a rollback path.</w:t>
+      </w:r>
+    </w:p>
+    <w:p>
+      <w:r>
+        <w:t>Keep the human at the governance layer.</w:t>
+      </w:r>
+    </w:p>
+    <w:p>
+      <w:r>
+        <w:t>Improve the environment, not just the answer.</w:t>
+      </w:r>
+    </w:p>
+    <w:p>
+      <w:r>
+        <w:t>Code builds the product. Meta-code builds the coder.</w:t>
+      </w:r>
+    </w:p>
+    <w:p>
+      <w:pPr>
+        <w:pStyle w:val="Heading2"/>
+      </w:pPr>
+      <w:r>
+        <w:rPr>
+          <w:color w:val="4F46E5"/>
+        </w:rPr>
+        <w:t>Appendix D — Evaluation Status Summary</w:t>
+      </w:r>
+    </w:p>
+    <w:p>
       <w:r>
         <w:rPr>
           <w:i/>
         </w:rPr>
-        <w:t>(Correction, 2026-09-03: this claim was false when first written. The files existed but lived under `claude/` — not `.claude/` — and had no YAML frontmatter, so Claude Code could not actually load any of them as Skills, an Agent, or Rules. They were prose about the stack, not the stack. Fixed by moving each artifact to the path and frontmatter Claude Code actually requires; the claim below is true as of this correction, not as of the original edition.)</w:t>
-      </w:r>
-      <w:r>
-        <w:t xml:space="preserve"> The companion repository contains:</w:t>
-      </w:r>
-    </w:p>
-    <w:p>
-      <w:pPr>
-        <w:pStyle w:val="ListBullet"/>
-      </w:pPr>
-      <w:r>
-        <w:rPr>
-          <w:rFonts w:ascii="Consolas" w:hAnsi="Consolas"/>
-          <w:color w:val="7C3AED"/>
-        </w:rPr>
-        <w:t>CLAUDE.md</w:t>
-      </w:r>
-      <w:r>
-        <w:t xml:space="preserve"> with architectural constraints</w:t>
-      </w:r>
-    </w:p>
-    <w:p>
-      <w:pPr>
-        <w:pStyle w:val="ListBullet"/>
-      </w:pPr>
-      <w:r>
-        <w:rPr>
-          <w:rFonts w:ascii="Consolas" w:hAnsi="Consolas"/>
-          <w:color w:val="7C3AED"/>
-        </w:rPr>
-        <w:t>.claude/rules/taskflow.md</w:t>
-      </w:r>
-      <w:r>
-        <w:t xml:space="preserve"> with path-scoped rules (</w:t>
-      </w:r>
-      <w:r>
-        <w:rPr>
-          <w:rFonts w:ascii="Consolas" w:hAnsi="Consolas"/>
-          <w:color w:val="7C3AED"/>
-        </w:rPr>
-        <w:t>paths:</w:t>
-      </w:r>
-      <w:r>
-        <w:t xml:space="preserve"> frontmatter — corrected 2026-09-06; a behavioral activation test found the originally-shipped </w:t>
-      </w:r>
-      <w:r>
-        <w:rPr>
-          <w:rFonts w:ascii="Consolas" w:hAnsi="Consolas"/>
-          <w:color w:val="7C3AED"/>
-        </w:rPr>
-        <w:t>globs:</w:t>
-      </w:r>
-      <w:r>
-        <w:t xml:space="preserve"> key isn't recognized by Claude Code at all, so the rule loaded unconditionally instead of only in </w:t>
-      </w:r>
-      <w:r>
-        <w:rPr>
-          <w:rFonts w:ascii="Consolas" w:hAnsi="Consolas"/>
-          <w:color w:val="7C3AED"/>
-        </w:rPr>
-        <w:t>examples/taskflow/</w:t>
-      </w:r>
-      <w:r>
-        <w:t>. See FRICTION_LEDGER.md F-003)</w:t>
-      </w:r>
-    </w:p>
-    <w:p>
-      <w:pPr>
-        <w:pStyle w:val="ListBullet"/>
-      </w:pPr>
-      <w:r>
-        <w:rPr>
-          <w:rFonts w:ascii="Consolas" w:hAnsi="Consolas"/>
-          <w:color w:val="7C3AED"/>
-        </w:rPr>
-        <w:t>.claude/skills/ship-change/SKILL.md</w:t>
-      </w:r>
-      <w:r>
-        <w:t xml:space="preserve"> with a disciplined change procedure (</w:t>
-      </w:r>
-      <w:r>
-        <w:rPr>
-          <w:rFonts w:ascii="Consolas" w:hAnsi="Consolas"/>
-          <w:color w:val="7C3AED"/>
-        </w:rPr>
-        <w:t>name:</w:t>
-      </w:r>
-      <w:r>
-        <w:t>/</w:t>
-      </w:r>
-      <w:r>
-        <w:rPr>
-          <w:rFonts w:ascii="Consolas" w:hAnsi="Consolas"/>
-          <w:color w:val="7C3AED"/>
-        </w:rPr>
-        <w:t>description:</w:t>
-      </w:r>
-      <w:r>
-        <w:t xml:space="preserve"> frontmatter)</w:t>
-      </w:r>
-    </w:p>
-    <w:p>
-      <w:pPr>
-        <w:pStyle w:val="ListBullet"/>
-      </w:pPr>
-      <w:r>
-        <w:rPr>
-          <w:rFonts w:ascii="Consolas" w:hAnsi="Consolas"/>
-          <w:color w:val="7C3AED"/>
-        </w:rPr>
-        <w:t>.claude/skills/meta/SKILL.md</w:t>
-      </w:r>
-      <w:r>
-        <w:t xml:space="preserve"> implementing </w:t>
-      </w:r>
-      <w:r>
-        <w:rPr>
-          <w:rFonts w:ascii="Consolas" w:hAnsi="Consolas"/>
-          <w:color w:val="7C3AED"/>
-        </w:rPr>
-        <w:t>/meta</w:t>
-      </w:r>
-    </w:p>
-    <w:p>
-      <w:pPr>
-        <w:pStyle w:val="ListBullet"/>
-      </w:pPr>
-      <w:r>
-        <w:rPr>
-          <w:rFonts w:ascii="Consolas" w:hAnsi="Consolas"/>
-          <w:color w:val="7C3AED"/>
-        </w:rPr>
-        <w:t>.claude/agents/final-reviewer.md</w:t>
-      </w:r>
-      <w:r>
-        <w:t xml:space="preserve"> as a read-only specialist subagent (</w:t>
-      </w:r>
-      <w:r>
-        <w:rPr>
-          <w:rFonts w:ascii="Consolas" w:hAnsi="Consolas"/>
-          <w:color w:val="7C3AED"/>
-        </w:rPr>
-        <w:t>tools: Read, Grep, Glob</w:t>
-      </w:r>
-      <w:r>
-        <w:t xml:space="preserve"> frontmatter — enforced, not just stated)</w:t>
-      </w:r>
-    </w:p>
-    <w:p>
-      <w:pPr>
-        <w:pStyle w:val="ListBullet"/>
-      </w:pPr>
-      <w:r>
-        <w:rPr>
-          <w:rFonts w:ascii="Consolas" w:hAnsi="Consolas"/>
-          <w:color w:val="7C3AED"/>
-        </w:rPr>
-        <w:t>mcp/architecture-checker/checker.py</w:t>
-      </w:r>
-      <w:r>
-        <w:t xml:space="preserve"> as a standalone architecture validator, plus </w:t>
-      </w:r>
-      <w:r>
-        <w:rPr>
-          <w:rFonts w:ascii="Consolas" w:hAnsi="Consolas"/>
-          <w:color w:val="7C3AED"/>
-        </w:rPr>
-        <w:t>test_checker.py</w:t>
-      </w:r>
-      <w:r>
-        <w:t xml:space="preserve"> covering it</w:t>
-      </w:r>
-    </w:p>
-    <w:p>
-      <w:r>
-        <w:rPr>
-          <w:b/>
-        </w:rPr>
-        <w:t>The failure modes documented in this book are real and have occurred.</w:t>
-      </w:r>
-      <w:r>
-        <w:t xml:space="preserve"> Part XV is not a hypothetical. The object substitution failure happened during the production of this repository. The Bridle pattern described there is a real response to a real incident, implemented in </w:t>
-      </w:r>
-      <w:r>
-        <w:rPr>
-          <w:rFonts w:ascii="Consolas" w:hAnsi="Consolas"/>
-          <w:color w:val="7C3AED"/>
-        </w:rPr>
-        <w:t>.hyri/</w:t>
-      </w:r>
-      <w:r>
-        <w:t>.</w:t>
-      </w:r>
-    </w:p>
-    <w:p>
-      <w:pPr>
-        <w:pStyle w:val="Heading3"/>
-      </w:pPr>
-      <w:r>
-        <w:rPr>
-          <w:color w:val="0D9488"/>
-        </w:rPr>
-        <w:t>What Has Not Been Demonstrated</w:t>
-      </w:r>
-    </w:p>
-    <w:p>
-      <w:r>
-        <w:t>The following things have not been demonstrated as of this edition, and this booklet will not claim they have:</w:t>
-      </w:r>
-    </w:p>
-    <w:p>
-      <w:r>
-        <w:rPr>
-          <w:b/>
-        </w:rPr>
-        <w:t>The 3×3×2 evaluation protocol has not been run.</w:t>
-      </w:r>
-      <w:r>
-        <w:t xml:space="preserve"> No Condition A vs. Condition B comparison data exists. The claim that MetaVibing reduces architectural violation rate and correction turns has not been empirically tested. It is a hypothesis, not a finding.</w:t>
-      </w:r>
-    </w:p>
-    <w:p>
-      <w:r>
-        <w:rPr>
-          <w:b/>
-        </w:rPr>
-        <w:t>The companion repository is not fully readiness-verified.</w:t>
-      </w:r>
-      <w:r>
-        <w:t xml:space="preserve"> A prior audit returned NO-GO. One passing test run offsets this narrowly — it confirms the test suite runs; it does not confirm the repository is ready for independent use as a reference implementation.</w:t>
-      </w:r>
-    </w:p>
-    <w:p>
-      <w:r>
-        <w:rPr>
-          <w:b/>
-        </w:rPr>
-        <w:t>This booklet has not cleared the human review gate.</w:t>
-      </w:r>
-      <w:r>
-        <w:t xml:space="preserve"> The v1 release gate requires human review and copyediting. That gate is pending. Readers should treat this as a machine-produced provisional draft, not a finished work.</w:t>
-      </w:r>
-    </w:p>
-    <w:p>
-      <w:r>
-        <w:rPr>
-          <w:b/>
-        </w:rPr>
-        <w:t>No second practitioner has reproduced any eval result.</w:t>
-      </w:r>
-      <w:r>
-        <w:t xml:space="preserve"> The reproducibility standard specified in </w:t>
-      </w:r>
-      <w:r>
-        <w:rPr>
-          <w:rFonts w:ascii="Consolas" w:hAnsi="Consolas"/>
-          <w:color w:val="7C3AED"/>
-        </w:rPr>
-        <w:t>evals/baseline/README.md</w:t>
-      </w:r>
-      <w:r>
-        <w:t xml:space="preserve"> (Section 5.5) requires that a second experimenter must be able to reproduce grading judgments from saved artifacts alone. No such reproduction has been attempted.</w:t>
-      </w:r>
-    </w:p>
-    <w:p>
-      <w:pPr>
-        <w:pStyle w:val="Heading3"/>
-      </w:pPr>
-      <w:r>
-        <w:rPr>
-          <w:color w:val="0D9488"/>
-        </w:rPr>
-        <w:t>The Evidence Hierarchy</w:t>
-      </w:r>
-    </w:p>
-    <w:p>
-      <w:r>
-        <w:t>Governed HyRI applies a strict hierarchy to what counts as evidence:</w:t>
-      </w:r>
-    </w:p>
-    <w:p>
-      <w:pPr>
-        <w:shd w:val="clear" w:fill="F3F4F6"/>
-      </w:pPr>
-      <w:r>
-        <w:rPr>
-          <w:rFonts w:ascii="Consolas" w:hAnsi="Consolas"/>
-          <w:color w:val="1F2937"/>
-          <w:sz w:val="17"/>
-        </w:rPr>
-        <w:t>Agent narration      →  testimony (weakest)</w:t>
-      </w:r>
-      <w:r>
-        <w:rPr>
-          <w:rFonts w:ascii="Consolas" w:hAnsi="Consolas"/>
-          <w:color w:val="1F2937"/>
-          <w:sz w:val="17"/>
-        </w:rPr>
-        <w:br/>
-        <w:t>Validator result     →  evidence (mechanical)</w:t>
-      </w:r>
-      <w:r>
-        <w:rPr>
-          <w:rFonts w:ascii="Consolas" w:hAnsi="Consolas"/>
-          <w:color w:val="1F2937"/>
-          <w:sz w:val="17"/>
-        </w:rPr>
-        <w:br/>
-        <w:t>Human judgment       →  authority (strongest)</w:t>
-      </w:r>
-    </w:p>
-    <w:p>
-      <w:r>
-        <w:t>This booklet is testimony produced by a governed executor. The test log is mechanical evidence. The decision gate resolutions are human authority. Readers should weight them accordingly.</w:t>
-      </w:r>
-    </w:p>
-    <w:p>
-      <w:r>
-        <w:t>When you read a report that says "completed" — ask what class of evidence supports it. If the answer is agent narration only, you have testimony, not evidence. If validators have run and humans have reviewed, you have something stronger.</w:t>
-      </w:r>
-    </w:p>
-    <w:p>
-      <w:pPr>
-        <w:pStyle w:val="Heading3"/>
-      </w:pPr>
-      <w:r>
-        <w:rPr>
-          <w:color w:val="0D9488"/>
-        </w:rPr>
-        <w:t>The Remaining Gap</w:t>
-      </w:r>
-    </w:p>
-    <w:p>
-      <w:r>
-        <w:t>There is a gap between what Bridle can validate mechanically and what humans must judge. Bridle can confirm:</w:t>
-      </w:r>
-    </w:p>
-    <w:p>
-      <w:pPr>
-        <w:pStyle w:val="ListBullet"/>
-      </w:pPr>
-      <w:r>
-        <w:t>Required files exist at the required paths.</w:t>
-      </w:r>
-    </w:p>
-    <w:p>
-      <w:pPr>
-        <w:pStyle w:val="ListBullet"/>
-      </w:pPr>
-      <w:r>
-        <w:t>Forbidden paths were not touched.</w:t>
-      </w:r>
-    </w:p>
-    <w:p>
-      <w:pPr>
-        <w:pStyle w:val="ListBullet"/>
-      </w:pPr>
-      <w:r>
-        <w:t>Word count thresholds were met.</w:t>
-      </w:r>
-    </w:p>
-    <w:p>
-      <w:pPr>
-        <w:pStyle w:val="ListBullet"/>
-      </w:pPr>
-      <w:r>
-        <w:t>Required sections are present by string match.</w:t>
-      </w:r>
-    </w:p>
-    <w:p>
-      <w:r>
-        <w:t>Bridle cannot confirm:</w:t>
-      </w:r>
-    </w:p>
-    <w:p>
-      <w:pPr>
-        <w:pStyle w:val="ListBullet"/>
-      </w:pPr>
-      <w:r>
-        <w:t>Whether the content is accurate or useful.</w:t>
-      </w:r>
-    </w:p>
-    <w:p>
-      <w:pPr>
-        <w:pStyle w:val="ListBullet"/>
-      </w:pPr>
-      <w:r>
-        <w:t>Whether the examples are meaningful or illustrative.</w:t>
-      </w:r>
-    </w:p>
-    <w:p>
-      <w:pPr>
-        <w:pStyle w:val="ListBullet"/>
-      </w:pPr>
-      <w:r>
-        <w:t>Whether the evaluation protocol is well-designed.</w:t>
-      </w:r>
-    </w:p>
-    <w:p>
-      <w:pPr>
-        <w:pStyle w:val="ListBullet"/>
-      </w:pPr>
-      <w:r>
-        <w:t>Whether the core claim is actually true.</w:t>
-      </w:r>
-    </w:p>
-    <w:p>
-      <w:r>
-        <w:t>That gap is not a defect to be engineered away. It is the permanent role of the human at the governance layer. The goal of MetaVibing is not to eliminate human judgment. It is to ensure that human judgment is applied to the right things — the things that actually require it — rather than being spent on mechanical verification that a validator can do faster and more reliably.</w:t>
-      </w:r>
-    </w:p>
-    <w:p>
-      <w:r>
-        <w:t>This is the deepest version of the central discipline from Part XIV:</w:t>
-      </w:r>
-    </w:p>
-    <w:p>
-      <w:pPr>
-        <w:pStyle w:val="IntenseQuote"/>
-      </w:pPr>
-      <w:r>
-        <w:t>What part of the system allowed this class of work to require human attention?</w:t>
-      </w:r>
-    </w:p>
-    <w:p>
-      <w:r>
-        <w:t>Sometimes the answer is: it requires human attention because it genuinely requires human judgment. No artifact resolves that. The artifact only ensures the human is given real evidence to judge, rather than agent testimony to accept or reject on faith.</w:t>
-      </w:r>
-    </w:p>
-    <w:p>
-      <w:pPr>
-        <w:pStyle w:val="Heading2"/>
-      </w:pPr>
-      <w:r>
-        <w:rPr>
-          <w:color w:val="4F46E5"/>
-        </w:rPr>
-        <w:t>Conclusion — Code Builds the Product; Meta-Code Builds the Coder</w:t>
-      </w:r>
-    </w:p>
-    <w:p>
-      <w:r>
-        <w:t>The first phase of generative programming was about astonishing output.</w:t>
-      </w:r>
-    </w:p>
-    <w:p>
-      <w:r>
-        <w:t>Ask.</w:t>
-      </w:r>
-    </w:p>
-    <w:p>
-      <w:r>
-        <w:t>Generate.</w:t>
-      </w:r>
-    </w:p>
-    <w:p>
-      <w:r>
-        <w:t>Edit.</w:t>
-      </w:r>
-    </w:p>
-    <w:p>
-      <w:r>
-        <w:t>Ship.</w:t>
-      </w:r>
-    </w:p>
-    <w:p>
-      <w:r>
-        <w:t>The next phase is about accumulated intelligence.</w:t>
-      </w:r>
-    </w:p>
-    <w:p>
-      <w:r>
-        <w:t>Every serious interaction with an agent creates information about:</w:t>
-      </w:r>
-    </w:p>
-    <w:p>
-      <w:pPr>
-        <w:shd w:val="clear" w:fill="F3F4F6"/>
-      </w:pPr>
-      <w:r>
-        <w:rPr>
-          <w:rFonts w:ascii="Consolas" w:hAnsi="Consolas"/>
-          <w:color w:val="1F2937"/>
-          <w:sz w:val="17"/>
-        </w:rPr>
-        <w:t>what it should know</w:t>
-      </w:r>
-      <w:r>
-        <w:rPr>
-          <w:rFonts w:ascii="Consolas" w:hAnsi="Consolas"/>
-          <w:color w:val="1F2937"/>
-          <w:sz w:val="17"/>
-        </w:rPr>
-        <w:br/>
-        <w:t>how it should work</w:t>
-      </w:r>
-      <w:r>
-        <w:rPr>
-          <w:rFonts w:ascii="Consolas" w:hAnsi="Consolas"/>
-          <w:color w:val="1F2937"/>
-          <w:sz w:val="17"/>
-        </w:rPr>
-        <w:br/>
-        <w:t>what it should never do</w:t>
-      </w:r>
-      <w:r>
-        <w:rPr>
-          <w:rFonts w:ascii="Consolas" w:hAnsi="Consolas"/>
-          <w:color w:val="1F2937"/>
-          <w:sz w:val="17"/>
-        </w:rPr>
-        <w:br/>
-        <w:t>which tools it needs</w:t>
-      </w:r>
-      <w:r>
-        <w:rPr>
-          <w:rFonts w:ascii="Consolas" w:hAnsi="Consolas"/>
-          <w:color w:val="1F2937"/>
-          <w:sz w:val="17"/>
-        </w:rPr>
-        <w:br/>
-        <w:t>which roles should exist</w:t>
-      </w:r>
-      <w:r>
-        <w:rPr>
-          <w:rFonts w:ascii="Consolas" w:hAnsi="Consolas"/>
-          <w:color w:val="1F2937"/>
-          <w:sz w:val="17"/>
-        </w:rPr>
-        <w:br/>
-        <w:t>how its results should be judged</w:t>
-      </w:r>
-    </w:p>
-    <w:p>
-      <w:r>
-        <w:t>If that information disappears when the conversation ends, we are wasting it.</w:t>
-      </w:r>
-    </w:p>
-    <w:p>
-      <w:r>
-        <w:t>MetaVibing captures that information.</w:t>
-      </w:r>
-    </w:p>
-    <w:p>
-      <w:r>
-        <w:t>It converts experience into structure.</w:t>
-      </w:r>
-    </w:p>
-    <w:p>
-      <w:pPr>
-        <w:shd w:val="clear" w:fill="F3F4F6"/>
-      </w:pPr>
-      <w:r>
-        <w:rPr>
-          <w:rFonts w:ascii="Consolas" w:hAnsi="Consolas"/>
-          <w:color w:val="1F2937"/>
-          <w:sz w:val="17"/>
-        </w:rPr>
-        <w:t>Mistake</w:t>
-      </w:r>
-      <w:r>
-        <w:rPr>
-          <w:rFonts w:ascii="Consolas" w:hAnsi="Consolas"/>
-          <w:color w:val="1F2937"/>
-          <w:sz w:val="17"/>
-        </w:rPr>
-        <w:br/>
-        <w:t xml:space="preserve">   ↓</w:t>
-      </w:r>
-      <w:r>
-        <w:rPr>
-          <w:rFonts w:ascii="Consolas" w:hAnsi="Consolas"/>
-          <w:color w:val="1F2937"/>
-          <w:sz w:val="17"/>
-        </w:rPr>
-        <w:br/>
-        <w:t>Rule</w:t>
-      </w:r>
-      <w:r>
-        <w:rPr>
-          <w:rFonts w:ascii="Consolas" w:hAnsi="Consolas"/>
-          <w:color w:val="1F2937"/>
-          <w:sz w:val="17"/>
-        </w:rPr>
-        <w:br/>
-      </w:r>
-      <w:r>
-        <w:rPr>
-          <w:rFonts w:ascii="Consolas" w:hAnsi="Consolas"/>
-          <w:color w:val="1F2937"/>
-          <w:sz w:val="17"/>
-        </w:rPr>
-        <w:br/>
-        <w:t>Repetition</w:t>
-      </w:r>
-      <w:r>
-        <w:rPr>
-          <w:rFonts w:ascii="Consolas" w:hAnsi="Consolas"/>
-          <w:color w:val="1F2937"/>
-          <w:sz w:val="17"/>
-        </w:rPr>
-        <w:br/>
-        <w:t xml:space="preserve">   ↓</w:t>
-      </w:r>
-      <w:r>
-        <w:rPr>
-          <w:rFonts w:ascii="Consolas" w:hAnsi="Consolas"/>
-          <w:color w:val="1F2937"/>
-          <w:sz w:val="17"/>
-        </w:rPr>
-        <w:br/>
-        <w:t>Skill</w:t>
-      </w:r>
-      <w:r>
-        <w:rPr>
-          <w:rFonts w:ascii="Consolas" w:hAnsi="Consolas"/>
-          <w:color w:val="1F2937"/>
-          <w:sz w:val="17"/>
-        </w:rPr>
-        <w:br/>
-      </w:r>
-      <w:r>
-        <w:rPr>
-          <w:rFonts w:ascii="Consolas" w:hAnsi="Consolas"/>
-          <w:color w:val="1F2937"/>
-          <w:sz w:val="17"/>
-        </w:rPr>
-        <w:br/>
-        <w:t>Expertise</w:t>
-      </w:r>
-      <w:r>
-        <w:rPr>
-          <w:rFonts w:ascii="Consolas" w:hAnsi="Consolas"/>
-          <w:color w:val="1F2937"/>
-          <w:sz w:val="17"/>
-        </w:rPr>
-        <w:br/>
-        <w:t xml:space="preserve">   ↓</w:t>
-      </w:r>
-      <w:r>
-        <w:rPr>
-          <w:rFonts w:ascii="Consolas" w:hAnsi="Consolas"/>
-          <w:color w:val="1F2937"/>
-          <w:sz w:val="17"/>
-        </w:rPr>
-        <w:br/>
-        <w:t>Agent</w:t>
-      </w:r>
-      <w:r>
-        <w:rPr>
-          <w:rFonts w:ascii="Consolas" w:hAnsi="Consolas"/>
-          <w:color w:val="1F2937"/>
-          <w:sz w:val="17"/>
-        </w:rPr>
-        <w:br/>
-      </w:r>
-      <w:r>
-        <w:rPr>
-          <w:rFonts w:ascii="Consolas" w:hAnsi="Consolas"/>
-          <w:color w:val="1F2937"/>
-          <w:sz w:val="17"/>
-        </w:rPr>
-        <w:br/>
-        <w:t>Invariant</w:t>
-      </w:r>
-      <w:r>
-        <w:rPr>
-          <w:rFonts w:ascii="Consolas" w:hAnsi="Consolas"/>
-          <w:color w:val="1F2937"/>
-          <w:sz w:val="17"/>
-        </w:rPr>
-        <w:br/>
-        <w:t xml:space="preserve">   ↓</w:t>
-      </w:r>
-      <w:r>
-        <w:rPr>
-          <w:rFonts w:ascii="Consolas" w:hAnsi="Consolas"/>
-          <w:color w:val="1F2937"/>
-          <w:sz w:val="17"/>
-        </w:rPr>
-        <w:br/>
-        <w:t>Hook</w:t>
-      </w:r>
-      <w:r>
-        <w:rPr>
-          <w:rFonts w:ascii="Consolas" w:hAnsi="Consolas"/>
-          <w:color w:val="1F2937"/>
-          <w:sz w:val="17"/>
-        </w:rPr>
-        <w:br/>
-      </w:r>
-      <w:r>
-        <w:rPr>
-          <w:rFonts w:ascii="Consolas" w:hAnsi="Consolas"/>
-          <w:color w:val="1F2937"/>
-          <w:sz w:val="17"/>
-        </w:rPr>
-        <w:br/>
-        <w:t>Blindness</w:t>
-      </w:r>
-      <w:r>
-        <w:rPr>
-          <w:rFonts w:ascii="Consolas" w:hAnsi="Consolas"/>
-          <w:color w:val="1F2937"/>
-          <w:sz w:val="17"/>
-        </w:rPr>
-        <w:br/>
-        <w:t xml:space="preserve">   ↓</w:t>
-      </w:r>
-      <w:r>
-        <w:rPr>
-          <w:rFonts w:ascii="Consolas" w:hAnsi="Consolas"/>
-          <w:color w:val="1F2937"/>
-          <w:sz w:val="17"/>
-        </w:rPr>
-        <w:br/>
-        <w:t>Tool</w:t>
-      </w:r>
-      <w:r>
-        <w:rPr>
-          <w:rFonts w:ascii="Consolas" w:hAnsi="Consolas"/>
-          <w:color w:val="1F2937"/>
-          <w:sz w:val="17"/>
-        </w:rPr>
-        <w:br/>
-      </w:r>
-      <w:r>
-        <w:rPr>
-          <w:rFonts w:ascii="Consolas" w:hAnsi="Consolas"/>
-          <w:color w:val="1F2937"/>
-          <w:sz w:val="17"/>
-        </w:rPr>
-        <w:br/>
-        <w:t>Pattern</w:t>
-      </w:r>
-      <w:r>
-        <w:rPr>
-          <w:rFonts w:ascii="Consolas" w:hAnsi="Consolas"/>
-          <w:color w:val="1F2937"/>
-          <w:sz w:val="17"/>
-        </w:rPr>
-        <w:br/>
-        <w:t xml:space="preserve">   ↓</w:t>
-      </w:r>
-      <w:r>
-        <w:rPr>
-          <w:rFonts w:ascii="Consolas" w:hAnsi="Consolas"/>
-          <w:color w:val="1F2937"/>
-          <w:sz w:val="17"/>
-        </w:rPr>
-        <w:br/>
-        <w:t>Plugin</w:t>
-      </w:r>
-      <w:r>
-        <w:rPr>
-          <w:rFonts w:ascii="Consolas" w:hAnsi="Consolas"/>
-          <w:color w:val="1F2937"/>
-          <w:sz w:val="17"/>
-        </w:rPr>
-        <w:br/>
-      </w:r>
-      <w:r>
-        <w:rPr>
-          <w:rFonts w:ascii="Consolas" w:hAnsi="Consolas"/>
-          <w:color w:val="1F2937"/>
-          <w:sz w:val="17"/>
-        </w:rPr>
-        <w:br/>
-        <w:t>Uncertainty</w:t>
-      </w:r>
-      <w:r>
-        <w:rPr>
-          <w:rFonts w:ascii="Consolas" w:hAnsi="Consolas"/>
-          <w:color w:val="1F2937"/>
-          <w:sz w:val="17"/>
-        </w:rPr>
-        <w:br/>
-        <w:t xml:space="preserve">   ↓</w:t>
-      </w:r>
-      <w:r>
-        <w:rPr>
-          <w:rFonts w:ascii="Consolas" w:hAnsi="Consolas"/>
-          <w:color w:val="1F2937"/>
-          <w:sz w:val="17"/>
-        </w:rPr>
-        <w:br/>
-        <w:t>Evaluation</w:t>
-      </w:r>
-      <w:r>
-        <w:rPr>
-          <w:rFonts w:ascii="Consolas" w:hAnsi="Consolas"/>
-          <w:color w:val="1F2937"/>
-          <w:sz w:val="17"/>
-        </w:rPr>
-        <w:br/>
-      </w:r>
-      <w:r>
-        <w:rPr>
-          <w:rFonts w:ascii="Consolas" w:hAnsi="Consolas"/>
-          <w:color w:val="1F2937"/>
-          <w:sz w:val="17"/>
-        </w:rPr>
-        <w:br/>
-        <w:t>Accumulated friction</w:t>
-      </w:r>
-      <w:r>
-        <w:rPr>
-          <w:rFonts w:ascii="Consolas" w:hAnsi="Consolas"/>
-          <w:color w:val="1F2937"/>
-          <w:sz w:val="17"/>
-        </w:rPr>
-        <w:br/>
-        <w:t xml:space="preserve">   ↓</w:t>
-      </w:r>
-      <w:r>
-        <w:rPr>
-          <w:rFonts w:ascii="Consolas" w:hAnsi="Consolas"/>
-          <w:color w:val="1F2937"/>
-          <w:sz w:val="17"/>
-        </w:rPr>
-        <w:br/>
-        <w:t>MetaAgent</w:t>
-      </w:r>
-    </w:p>
-    <w:p>
-      <w:r>
-        <w:t>The deepest shift is therefore not:</w:t>
-      </w:r>
-    </w:p>
-    <w:p>
-      <w:pPr>
-        <w:pStyle w:val="IntenseQuote"/>
-      </w:pPr>
-      <w:r>
-        <w:t>AI writes more code.</w:t>
-      </w:r>
-    </w:p>
-    <w:p>
-      <w:r>
-        <w:t>It is:</w:t>
-      </w:r>
-    </w:p>
-    <w:p>
-      <w:pPr>
-        <w:pStyle w:val="IntenseQuote"/>
-      </w:pPr>
-      <w:r>
-        <w:t>AI participates in improving the machinery by which AI performs work.</w:t>
-      </w:r>
-    </w:p>
-    <w:p>
-      <w:r>
-        <w:t>Humans move progressively upward in the stack.</w:t>
-      </w:r>
-    </w:p>
-    <w:p>
-      <w:r>
-        <w:t>From typing syntax.</w:t>
-      </w:r>
-    </w:p>
-    <w:p>
-      <w:r>
-        <w:t>To describing intent.</w:t>
-      </w:r>
-    </w:p>
-    <w:p>
-      <w:r>
-        <w:t>To designing workflows.</w:t>
-      </w:r>
-    </w:p>
-    <w:p>
-      <w:r>
-        <w:t>To governing agents.</w:t>
-      </w:r>
-    </w:p>
-    <w:p>
-      <w:r>
-        <w:t>To governing systems of agents that can themselves propose how those systems should evolve.</w:t>
-      </w:r>
-    </w:p>
-    <w:p>
-      <w:r>
-        <w:t>That is why Vibe Coding is not the endpoint.</w:t>
-      </w:r>
-    </w:p>
-    <w:p>
-      <w:r>
-        <w:t>It is time for MetaVibing.</w:t>
-      </w:r>
-    </w:p>
-    <w:p>
-      <w:r>
-        <w:t>And we are entering the MetaAgents Era.</w:t>
-      </w:r>
-    </w:p>
-    <w:p>
-      <w:pPr>
-        <w:pStyle w:val="Heading2"/>
-      </w:pPr>
-      <w:r>
-        <w:rPr>
-          <w:color w:val="4F46E5"/>
-        </w:rPr>
-        <w:t>Appendix A — The Master MetaVibing Prompt</w:t>
-      </w:r>
-    </w:p>
-    <w:p>
-      <w:pPr>
-        <w:shd w:val="clear" w:fill="F3F4F6"/>
-      </w:pPr>
-      <w:r>
-        <w:rPr>
-          <w:rFonts w:ascii="Consolas" w:hAnsi="Consolas"/>
-          <w:color w:val="1F2937"/>
-          <w:sz w:val="17"/>
-        </w:rPr>
-        <w:t>You are now operating as a META-ENGINEER.</w:t>
-      </w:r>
-      <w:r>
-        <w:rPr>
-          <w:rFonts w:ascii="Consolas" w:hAnsi="Consolas"/>
-          <w:color w:val="1F2937"/>
-          <w:sz w:val="17"/>
-        </w:rPr>
-        <w:br/>
-      </w:r>
-      <w:r>
-        <w:rPr>
-          <w:rFonts w:ascii="Consolas" w:hAnsi="Consolas"/>
-          <w:color w:val="1F2937"/>
-          <w:sz w:val="17"/>
-        </w:rPr>
-        <w:br/>
-        <w:t>Your task is not primarily to improve the application.</w:t>
-      </w:r>
-      <w:r>
-        <w:rPr>
-          <w:rFonts w:ascii="Consolas" w:hAnsi="Consolas"/>
-          <w:color w:val="1F2937"/>
-          <w:sz w:val="17"/>
-        </w:rPr>
-        <w:br/>
-      </w:r>
-      <w:r>
-        <w:rPr>
-          <w:rFonts w:ascii="Consolas" w:hAnsi="Consolas"/>
-          <w:color w:val="1F2937"/>
-          <w:sz w:val="17"/>
-        </w:rPr>
-        <w:br/>
-        <w:t>Your task is to improve the Claude Code environment through which the</w:t>
-      </w:r>
-      <w:r>
-        <w:rPr>
-          <w:rFonts w:ascii="Consolas" w:hAnsi="Consolas"/>
-          <w:color w:val="1F2937"/>
-          <w:sz w:val="17"/>
-        </w:rPr>
-        <w:br/>
-        <w:t>application is developed.</w:t>
-      </w:r>
-      <w:r>
-        <w:rPr>
-          <w:rFonts w:ascii="Consolas" w:hAnsi="Consolas"/>
-          <w:color w:val="1F2937"/>
-          <w:sz w:val="17"/>
-        </w:rPr>
-        <w:br/>
-      </w:r>
-      <w:r>
-        <w:rPr>
-          <w:rFonts w:ascii="Consolas" w:hAnsi="Consolas"/>
-          <w:color w:val="1F2937"/>
-          <w:sz w:val="17"/>
-        </w:rPr>
-        <w:br/>
-        <w:t>Inspect the available evidence:</w:t>
-      </w:r>
-      <w:r>
-        <w:rPr>
-          <w:rFonts w:ascii="Consolas" w:hAnsi="Consolas"/>
-          <w:color w:val="1F2937"/>
-          <w:sz w:val="17"/>
-        </w:rPr>
-        <w:br/>
-      </w:r>
-      <w:r>
-        <w:rPr>
-          <w:rFonts w:ascii="Consolas" w:hAnsi="Consolas"/>
-          <w:color w:val="1F2937"/>
-          <w:sz w:val="17"/>
-        </w:rPr>
-        <w:br/>
-        <w:t>- recurring user corrections;</w:t>
-      </w:r>
-      <w:r>
-        <w:rPr>
-          <w:rFonts w:ascii="Consolas" w:hAnsi="Consolas"/>
-          <w:color w:val="1F2937"/>
-          <w:sz w:val="17"/>
-        </w:rPr>
-        <w:br/>
-        <w:t>- CLAUDE.md;</w:t>
-      </w:r>
-      <w:r>
-        <w:rPr>
-          <w:rFonts w:ascii="Consolas" w:hAnsi="Consolas"/>
-          <w:color w:val="1F2937"/>
-          <w:sz w:val="17"/>
-        </w:rPr>
-        <w:br/>
-        <w:t>- rules;</w:t>
-      </w:r>
-      <w:r>
-        <w:rPr>
-          <w:rFonts w:ascii="Consolas" w:hAnsi="Consolas"/>
-          <w:color w:val="1F2937"/>
-          <w:sz w:val="17"/>
-        </w:rPr>
-        <w:br/>
-        <w:t>- auto-memory;</w:t>
-      </w:r>
-      <w:r>
-        <w:rPr>
-          <w:rFonts w:ascii="Consolas" w:hAnsi="Consolas"/>
-          <w:color w:val="1F2937"/>
-          <w:sz w:val="17"/>
-        </w:rPr>
-        <w:br/>
-        <w:t>- Skills;</w:t>
-      </w:r>
-      <w:r>
-        <w:rPr>
-          <w:rFonts w:ascii="Consolas" w:hAnsi="Consolas"/>
-          <w:color w:val="1F2937"/>
-          <w:sz w:val="17"/>
-        </w:rPr>
-        <w:br/>
-        <w:t>- subagents;</w:t>
-      </w:r>
-      <w:r>
-        <w:rPr>
-          <w:rFonts w:ascii="Consolas" w:hAnsi="Consolas"/>
-          <w:color w:val="1F2937"/>
-          <w:sz w:val="17"/>
-        </w:rPr>
-        <w:br/>
-        <w:t>- hooks;</w:t>
-      </w:r>
-      <w:r>
-        <w:rPr>
-          <w:rFonts w:ascii="Consolas" w:hAnsi="Consolas"/>
-          <w:color w:val="1F2937"/>
-          <w:sz w:val="17"/>
-        </w:rPr>
-        <w:br/>
-        <w:t>- permissions;</w:t>
-      </w:r>
-      <w:r>
-        <w:rPr>
-          <w:rFonts w:ascii="Consolas" w:hAnsi="Consolas"/>
-          <w:color w:val="1F2937"/>
-          <w:sz w:val="17"/>
-        </w:rPr>
-        <w:br/>
-        <w:t>- MCP;</w:t>
-      </w:r>
-      <w:r>
-        <w:rPr>
-          <w:rFonts w:ascii="Consolas" w:hAnsi="Consolas"/>
-          <w:color w:val="1F2937"/>
-          <w:sz w:val="17"/>
-        </w:rPr>
-        <w:br/>
-        <w:t>- plugins;</w:t>
-      </w:r>
-      <w:r>
-        <w:rPr>
-          <w:rFonts w:ascii="Consolas" w:hAnsi="Consolas"/>
-          <w:color w:val="1F2937"/>
-          <w:sz w:val="17"/>
-        </w:rPr>
-        <w:br/>
-        <w:t>- tests;</w:t>
-      </w:r>
-      <w:r>
-        <w:rPr>
-          <w:rFonts w:ascii="Consolas" w:hAnsi="Consolas"/>
-          <w:color w:val="1F2937"/>
-          <w:sz w:val="17"/>
-        </w:rPr>
-        <w:br/>
-        <w:t>- project scripts;</w:t>
-      </w:r>
-      <w:r>
-        <w:rPr>
-          <w:rFonts w:ascii="Consolas" w:hAnsi="Consolas"/>
-          <w:color w:val="1F2937"/>
-          <w:sz w:val="17"/>
-        </w:rPr>
-        <w:br/>
-        <w:t>- previous failures.</w:t>
-      </w:r>
-      <w:r>
-        <w:rPr>
-          <w:rFonts w:ascii="Consolas" w:hAnsi="Consolas"/>
-          <w:color w:val="1F2937"/>
-          <w:sz w:val="17"/>
-        </w:rPr>
-        <w:br/>
-      </w:r>
-      <w:r>
-        <w:rPr>
-          <w:rFonts w:ascii="Consolas" w:hAnsi="Consolas"/>
-          <w:color w:val="1F2937"/>
-          <w:sz w:val="17"/>
-        </w:rPr>
-        <w:br/>
-        <w:t>For each structural weakness ask:</w:t>
-      </w:r>
-      <w:r>
-        <w:rPr>
-          <w:rFonts w:ascii="Consolas" w:hAnsi="Consolas"/>
-          <w:color w:val="1F2937"/>
-          <w:sz w:val="17"/>
-        </w:rPr>
-        <w:br/>
-      </w:r>
-      <w:r>
-        <w:rPr>
-          <w:rFonts w:ascii="Consolas" w:hAnsi="Consolas"/>
-          <w:color w:val="1F2937"/>
-          <w:sz w:val="17"/>
-        </w:rPr>
-        <w:br/>
-        <w:t>1. Is this genuinely recurring?</w:t>
-      </w:r>
-      <w:r>
-        <w:rPr>
-          <w:rFonts w:ascii="Consolas" w:hAnsi="Consolas"/>
-          <w:color w:val="1F2937"/>
-          <w:sz w:val="17"/>
-        </w:rPr>
-        <w:br/>
-        <w:t>2. What mechanism is missing?</w:t>
-      </w:r>
-      <w:r>
-        <w:rPr>
-          <w:rFonts w:ascii="Consolas" w:hAnsi="Consolas"/>
-          <w:color w:val="1F2937"/>
-          <w:sz w:val="17"/>
-        </w:rPr>
-        <w:br/>
-        <w:t>3. What is the smallest artifact that would solve the class of problem?</w:t>
-      </w:r>
-      <w:r>
-        <w:rPr>
-          <w:rFonts w:ascii="Consolas" w:hAnsi="Consolas"/>
-          <w:color w:val="1F2937"/>
-          <w:sz w:val="17"/>
-        </w:rPr>
-        <w:br/>
-        <w:t>4. Does an existing artifact already solve it?</w:t>
-      </w:r>
-      <w:r>
-        <w:rPr>
-          <w:rFonts w:ascii="Consolas" w:hAnsi="Consolas"/>
-          <w:color w:val="1F2937"/>
-          <w:sz w:val="17"/>
-        </w:rPr>
-        <w:br/>
-        <w:t>5. Would this change create conflicting instructions?</w:t>
-      </w:r>
-      <w:r>
-        <w:rPr>
-          <w:rFonts w:ascii="Consolas" w:hAnsi="Consolas"/>
-          <w:color w:val="1F2937"/>
-          <w:sz w:val="17"/>
-        </w:rPr>
-        <w:br/>
-        <w:t>6. Should this be soft guidance or deterministic enforcement?</w:t>
-      </w:r>
-      <w:r>
-        <w:rPr>
-          <w:rFonts w:ascii="Consolas" w:hAnsi="Consolas"/>
-          <w:color w:val="1F2937"/>
-          <w:sz w:val="17"/>
-        </w:rPr>
-        <w:br/>
-        <w:t>7. Can the improvement be evaluated?</w:t>
-      </w:r>
-      <w:r>
-        <w:rPr>
-          <w:rFonts w:ascii="Consolas" w:hAnsi="Consolas"/>
-          <w:color w:val="1F2937"/>
-          <w:sz w:val="17"/>
-        </w:rPr>
-        <w:br/>
-        <w:t>8. Can it be reverted?</w:t>
-      </w:r>
-      <w:r>
-        <w:rPr>
-          <w:rFonts w:ascii="Consolas" w:hAnsi="Consolas"/>
-          <w:color w:val="1F2937"/>
-          <w:sz w:val="17"/>
-        </w:rPr>
-        <w:br/>
-      </w:r>
-      <w:r>
-        <w:rPr>
-          <w:rFonts w:ascii="Consolas" w:hAnsi="Consolas"/>
-          <w:color w:val="1F2937"/>
-          <w:sz w:val="17"/>
-        </w:rPr>
-        <w:br/>
-        <w:t>Use this mapping:</w:t>
-      </w:r>
-      <w:r>
-        <w:rPr>
-          <w:rFonts w:ascii="Consolas" w:hAnsi="Consolas"/>
-          <w:color w:val="1F2937"/>
-          <w:sz w:val="17"/>
-        </w:rPr>
-        <w:br/>
-      </w:r>
-      <w:r>
-        <w:rPr>
-          <w:rFonts w:ascii="Consolas" w:hAnsi="Consolas"/>
-          <w:color w:val="1F2937"/>
-          <w:sz w:val="17"/>
-        </w:rPr>
-        <w:br/>
-        <w:t>persistent fact → CLAUDE.md</w:t>
-      </w:r>
-      <w:r>
-        <w:rPr>
-          <w:rFonts w:ascii="Consolas" w:hAnsi="Consolas"/>
-          <w:color w:val="1F2937"/>
-          <w:sz w:val="17"/>
-        </w:rPr>
-        <w:br/>
-        <w:t>contextual fact → rule</w:t>
-      </w:r>
-      <w:r>
-        <w:rPr>
-          <w:rFonts w:ascii="Consolas" w:hAnsi="Consolas"/>
-          <w:color w:val="1F2937"/>
-          <w:sz w:val="17"/>
-        </w:rPr>
-        <w:br/>
-        <w:t>procedure → Skill</w:t>
-      </w:r>
-      <w:r>
-        <w:rPr>
-          <w:rFonts w:ascii="Consolas" w:hAnsi="Consolas"/>
-          <w:color w:val="1F2937"/>
-          <w:sz w:val="17"/>
-        </w:rPr>
-        <w:br/>
-        <w:t>specialist role → subagent</w:t>
-      </w:r>
-      <w:r>
-        <w:rPr>
-          <w:rFonts w:ascii="Consolas" w:hAnsi="Consolas"/>
-          <w:color w:val="1F2937"/>
-          <w:sz w:val="17"/>
-        </w:rPr>
-        <w:br/>
-        <w:t>hard invariant → hook / permission</w:t>
-      </w:r>
-      <w:r>
-        <w:rPr>
-          <w:rFonts w:ascii="Consolas" w:hAnsi="Consolas"/>
-          <w:color w:val="1F2937"/>
-          <w:sz w:val="17"/>
-        </w:rPr>
-        <w:br/>
-        <w:t>missing capability → MCP</w:t>
-      </w:r>
-      <w:r>
-        <w:rPr>
-          <w:rFonts w:ascii="Consolas" w:hAnsi="Consolas"/>
-          <w:color w:val="1F2937"/>
-          <w:sz w:val="17"/>
-        </w:rPr>
-        <w:br/>
-        <w:t>reusable package → plugin</w:t>
-      </w:r>
-      <w:r>
-        <w:rPr>
-          <w:rFonts w:ascii="Consolas" w:hAnsi="Consolas"/>
-          <w:color w:val="1F2937"/>
-          <w:sz w:val="17"/>
-        </w:rPr>
-        <w:br/>
-        <w:t>uncertain improvement → evaluation</w:t>
-      </w:r>
-      <w:r>
-        <w:rPr>
-          <w:rFonts w:ascii="Consolas" w:hAnsi="Consolas"/>
-          <w:color w:val="1F2937"/>
-          <w:sz w:val="17"/>
-        </w:rPr>
-        <w:br/>
-      </w:r>
-      <w:r>
-        <w:rPr>
-          <w:rFonts w:ascii="Consolas" w:hAnsi="Consolas"/>
-          <w:color w:val="1F2937"/>
-          <w:sz w:val="17"/>
-        </w:rPr>
-        <w:br/>
-        <w:t>Produce:</w:t>
-      </w:r>
-      <w:r>
-        <w:rPr>
-          <w:rFonts w:ascii="Consolas" w:hAnsi="Consolas"/>
-          <w:color w:val="1F2937"/>
-          <w:sz w:val="17"/>
-        </w:rPr>
-        <w:br/>
-      </w:r>
-      <w:r>
-        <w:rPr>
-          <w:rFonts w:ascii="Consolas" w:hAnsi="Consolas"/>
-          <w:color w:val="1F2937"/>
-          <w:sz w:val="17"/>
-        </w:rPr>
-        <w:br/>
-        <w:t>OBSERVATION</w:t>
-      </w:r>
-      <w:r>
-        <w:rPr>
-          <w:rFonts w:ascii="Consolas" w:hAnsi="Consolas"/>
-          <w:color w:val="1F2937"/>
-          <w:sz w:val="17"/>
-        </w:rPr>
-        <w:br/>
-        <w:t>EVIDENCE</w:t>
-      </w:r>
-      <w:r>
-        <w:rPr>
-          <w:rFonts w:ascii="Consolas" w:hAnsi="Consolas"/>
-          <w:color w:val="1F2937"/>
-          <w:sz w:val="17"/>
-        </w:rPr>
-        <w:br/>
-        <w:t>ROOT CAUSE</w:t>
-      </w:r>
-      <w:r>
-        <w:rPr>
-          <w:rFonts w:ascii="Consolas" w:hAnsi="Consolas"/>
-          <w:color w:val="1F2937"/>
-          <w:sz w:val="17"/>
-        </w:rPr>
-        <w:br/>
-        <w:t>PROPOSED META-CHANGE</w:t>
-      </w:r>
-      <w:r>
-        <w:rPr>
-          <w:rFonts w:ascii="Consolas" w:hAnsi="Consolas"/>
-          <w:color w:val="1F2937"/>
-          <w:sz w:val="17"/>
-        </w:rPr>
-        <w:br/>
-        <w:t>WHY THIS MECHANISM</w:t>
-      </w:r>
-      <w:r>
-        <w:rPr>
-          <w:rFonts w:ascii="Consolas" w:hAnsi="Consolas"/>
-          <w:color w:val="1F2937"/>
-          <w:sz w:val="17"/>
-        </w:rPr>
-        <w:br/>
-        <w:t>ALTERNATIVES REJECTED</w:t>
-      </w:r>
-      <w:r>
-        <w:rPr>
-          <w:rFonts w:ascii="Consolas" w:hAnsi="Consolas"/>
-          <w:color w:val="1F2937"/>
-          <w:sz w:val="17"/>
-        </w:rPr>
-        <w:br/>
-        <w:t>RISK</w:t>
-      </w:r>
-      <w:r>
-        <w:rPr>
-          <w:rFonts w:ascii="Consolas" w:hAnsi="Consolas"/>
-          <w:color w:val="1F2937"/>
-          <w:sz w:val="17"/>
-        </w:rPr>
-        <w:br/>
-        <w:t>EVALUATION PLAN</w:t>
-      </w:r>
-      <w:r>
-        <w:rPr>
-          <w:rFonts w:ascii="Consolas" w:hAnsi="Consolas"/>
-          <w:color w:val="1F2937"/>
-          <w:sz w:val="17"/>
-        </w:rPr>
-        <w:br/>
-        <w:t>ROLLBACK PLAN</w:t>
-      </w:r>
-      <w:r>
-        <w:rPr>
-          <w:rFonts w:ascii="Consolas" w:hAnsi="Consolas"/>
-          <w:color w:val="1F2937"/>
-          <w:sz w:val="17"/>
-        </w:rPr>
-        <w:br/>
-      </w:r>
-      <w:r>
-        <w:rPr>
-          <w:rFonts w:ascii="Consolas" w:hAnsi="Consolas"/>
-          <w:color w:val="1F2937"/>
-          <w:sz w:val="17"/>
-        </w:rPr>
-        <w:br/>
-        <w:t>Do not implement until explicitly authorized.</w:t>
-      </w:r>
-    </w:p>
-    <w:p>
-      <w:pPr>
-        <w:pStyle w:val="Heading2"/>
-      </w:pPr>
-      <w:r>
-        <w:rPr>
-          <w:color w:val="4F46E5"/>
-        </w:rPr>
-        <w:t>Appendix B — MetaVibing Review Prompt</w:t>
-      </w:r>
-    </w:p>
-    <w:p>
-      <w:pPr>
-        <w:shd w:val="clear" w:fill="F3F4F6"/>
-      </w:pPr>
-      <w:r>
-        <w:rPr>
-          <w:rFonts w:ascii="Consolas" w:hAnsi="Consolas"/>
-          <w:color w:val="1F2937"/>
-          <w:sz w:val="17"/>
-        </w:rPr>
-        <w:t>Review this proposed Claude infrastructure change as if it were</w:t>
-      </w:r>
-      <w:r>
-        <w:rPr>
-          <w:rFonts w:ascii="Consolas" w:hAnsi="Consolas"/>
-          <w:color w:val="1F2937"/>
-          <w:sz w:val="17"/>
-        </w:rPr>
-        <w:br/>
-        <w:t>production software.</w:t>
-      </w:r>
-      <w:r>
-        <w:rPr>
-          <w:rFonts w:ascii="Consolas" w:hAnsi="Consolas"/>
-          <w:color w:val="1F2937"/>
-          <w:sz w:val="17"/>
-        </w:rPr>
-        <w:br/>
-      </w:r>
-      <w:r>
-        <w:rPr>
-          <w:rFonts w:ascii="Consolas" w:hAnsi="Consolas"/>
-          <w:color w:val="1F2937"/>
-          <w:sz w:val="17"/>
-        </w:rPr>
-        <w:br/>
-        <w:t>Check:</w:t>
-      </w:r>
-      <w:r>
-        <w:rPr>
-          <w:rFonts w:ascii="Consolas" w:hAnsi="Consolas"/>
-          <w:color w:val="1F2937"/>
-          <w:sz w:val="17"/>
-        </w:rPr>
-        <w:br/>
-      </w:r>
-      <w:r>
-        <w:rPr>
-          <w:rFonts w:ascii="Consolas" w:hAnsi="Consolas"/>
-          <w:color w:val="1F2937"/>
-          <w:sz w:val="17"/>
-        </w:rPr>
-        <w:br/>
-        <w:t>- Does it solve an observed recurring problem?</w:t>
-      </w:r>
-      <w:r>
-        <w:rPr>
-          <w:rFonts w:ascii="Consolas" w:hAnsi="Consolas"/>
-          <w:color w:val="1F2937"/>
-          <w:sz w:val="17"/>
-        </w:rPr>
-        <w:br/>
-        <w:t>- Is the mechanism appropriate?</w:t>
-      </w:r>
-      <w:r>
-        <w:rPr>
-          <w:rFonts w:ascii="Consolas" w:hAnsi="Consolas"/>
-          <w:color w:val="1F2937"/>
-          <w:sz w:val="17"/>
-        </w:rPr>
-        <w:br/>
-        <w:t>- Is there a smaller solution?</w:t>
-      </w:r>
-      <w:r>
-        <w:rPr>
-          <w:rFonts w:ascii="Consolas" w:hAnsi="Consolas"/>
-          <w:color w:val="1F2937"/>
-          <w:sz w:val="17"/>
-        </w:rPr>
-        <w:br/>
-        <w:t>- Does it duplicate existing instructions?</w:t>
-      </w:r>
-      <w:r>
-        <w:rPr>
-          <w:rFonts w:ascii="Consolas" w:hAnsi="Consolas"/>
-          <w:color w:val="1F2937"/>
-          <w:sz w:val="17"/>
-        </w:rPr>
-        <w:br/>
-        <w:t>- Does it conflict with another rule?</w:t>
-      </w:r>
-      <w:r>
-        <w:rPr>
-          <w:rFonts w:ascii="Consolas" w:hAnsi="Consolas"/>
-          <w:color w:val="1F2937"/>
-          <w:sz w:val="17"/>
-        </w:rPr>
-        <w:br/>
-        <w:t>- Does it unnecessarily consume context?</w:t>
-      </w:r>
-      <w:r>
-        <w:rPr>
-          <w:rFonts w:ascii="Consolas" w:hAnsi="Consolas"/>
-          <w:color w:val="1F2937"/>
-          <w:sz w:val="17"/>
-        </w:rPr>
-        <w:br/>
-        <w:t>- Does it broaden permissions?</w:t>
-      </w:r>
-      <w:r>
-        <w:rPr>
-          <w:rFonts w:ascii="Consolas" w:hAnsi="Consolas"/>
-          <w:color w:val="1F2937"/>
-          <w:sz w:val="17"/>
-        </w:rPr>
-        <w:br/>
-        <w:t>- Could it create unexpected automatic behavior?</w:t>
-      </w:r>
-      <w:r>
-        <w:rPr>
-          <w:rFonts w:ascii="Consolas" w:hAnsi="Consolas"/>
-          <w:color w:val="1F2937"/>
-          <w:sz w:val="17"/>
-        </w:rPr>
-        <w:br/>
-        <w:t>- Is its invocation criterion clear?</w:t>
-      </w:r>
-      <w:r>
-        <w:rPr>
-          <w:rFonts w:ascii="Consolas" w:hAnsi="Consolas"/>
-          <w:color w:val="1F2937"/>
-          <w:sz w:val="17"/>
-        </w:rPr>
-        <w:br/>
-        <w:t>- Can we evaluate it?</w:t>
-      </w:r>
-      <w:r>
-        <w:rPr>
-          <w:rFonts w:ascii="Consolas" w:hAnsi="Consolas"/>
-          <w:color w:val="1F2937"/>
-          <w:sz w:val="17"/>
-        </w:rPr>
-        <w:br/>
-        <w:t>- Can we revert it?</w:t>
-      </w:r>
-      <w:r>
-        <w:rPr>
-          <w:rFonts w:ascii="Consolas" w:hAnsi="Consolas"/>
-          <w:color w:val="1F2937"/>
-          <w:sz w:val="17"/>
-        </w:rPr>
-        <w:br/>
-        <w:t>- Does it preserve human authority?</w:t>
-      </w:r>
-      <w:r>
-        <w:rPr>
-          <w:rFonts w:ascii="Consolas" w:hAnsi="Consolas"/>
-          <w:color w:val="1F2937"/>
-          <w:sz w:val="17"/>
-        </w:rPr>
-        <w:br/>
-      </w:r>
-      <w:r>
-        <w:rPr>
-          <w:rFonts w:ascii="Consolas" w:hAnsi="Consolas"/>
-          <w:color w:val="1F2937"/>
-          <w:sz w:val="17"/>
-        </w:rPr>
-        <w:br/>
-        <w:t>Return:</w:t>
-      </w:r>
-      <w:r>
-        <w:rPr>
-          <w:rFonts w:ascii="Consolas" w:hAnsi="Consolas"/>
-          <w:color w:val="1F2937"/>
-          <w:sz w:val="17"/>
-        </w:rPr>
-        <w:br/>
-      </w:r>
-      <w:r>
-        <w:rPr>
-          <w:rFonts w:ascii="Consolas" w:hAnsi="Consolas"/>
-          <w:color w:val="1F2937"/>
-          <w:sz w:val="17"/>
-        </w:rPr>
-        <w:br/>
-        <w:t>APPROVE</w:t>
-      </w:r>
-      <w:r>
-        <w:rPr>
-          <w:rFonts w:ascii="Consolas" w:hAnsi="Consolas"/>
-          <w:color w:val="1F2937"/>
-          <w:sz w:val="17"/>
-        </w:rPr>
-        <w:br/>
-        <w:t>APPROVE WITH CHANGES</w:t>
-      </w:r>
-      <w:r>
-        <w:rPr>
-          <w:rFonts w:ascii="Consolas" w:hAnsi="Consolas"/>
-          <w:color w:val="1F2937"/>
-          <w:sz w:val="17"/>
-        </w:rPr>
-        <w:br/>
-        <w:t>REJECT</w:t>
-      </w:r>
-      <w:r>
-        <w:rPr>
-          <w:rFonts w:ascii="Consolas" w:hAnsi="Consolas"/>
-          <w:color w:val="1F2937"/>
-          <w:sz w:val="17"/>
-        </w:rPr>
-        <w:br/>
-      </w:r>
-      <w:r>
-        <w:rPr>
-          <w:rFonts w:ascii="Consolas" w:hAnsi="Consolas"/>
-          <w:color w:val="1F2937"/>
-          <w:sz w:val="17"/>
-        </w:rPr>
-        <w:br/>
-        <w:t>Then explain why.</w:t>
-      </w:r>
-    </w:p>
-    <w:p>
-      <w:pPr>
-        <w:pStyle w:val="Heading2"/>
-      </w:pPr>
-      <w:r>
-        <w:rPr>
-          <w:color w:val="4F46E5"/>
-        </w:rPr>
-        <w:t>Appendix C — The MetaVibing Golden Rules</w:t>
-      </w:r>
-    </w:p>
-    <w:p>
-      <w:r>
-        <w:t>Never suffer the same Claude failure three times.</w:t>
-      </w:r>
-    </w:p>
-    <w:p>
-      <w:r>
-        <w:t>Turn recurring corrections into artifacts.</w:t>
-      </w:r>
-    </w:p>
-    <w:p>
-      <w:r>
-        <w:t>Facts belong in memory; procedures belong in Skills.</w:t>
-      </w:r>
-    </w:p>
-    <w:p>
-      <w:r>
-        <w:t>Roles become agents.</w:t>
-      </w:r>
-    </w:p>
-    <w:p>
-      <w:r>
-        <w:t>Hard invariants become permissions or hooks.</w:t>
-      </w:r>
-    </w:p>
-    <w:p>
-      <w:r>
-        <w:t>Repeated copy/paste becomes a tool connection.</w:t>
-      </w:r>
-    </w:p>
-    <w:p>
-      <w:r>
-        <w:t>Reusable meta-infrastructure becomes a plugin.</w:t>
-      </w:r>
-    </w:p>
-    <w:p>
-      <w:r>
-        <w:t>Never confuse more infrastructure with better infrastructure.</w:t>
-      </w:r>
-    </w:p>
-    <w:p>
-      <w:r>
-        <w:t>Meta-code must be evaluated like product code.</w:t>
-      </w:r>
-    </w:p>
-    <w:p>
-      <w:r>
-        <w:t>Claude may propose its own evolution; it should not automatically grant itself authority.</w:t>
-      </w:r>
-    </w:p>
-    <w:p>
-      <w:r>
-        <w:t>Every important meta-change needs a rollback path.</w:t>
-      </w:r>
-    </w:p>
-    <w:p>
-      <w:r>
-        <w:t>Keep the human at the governance layer.</w:t>
-      </w:r>
-    </w:p>
-    <w:p>
-      <w:r>
-        <w:t>Improve the environment, not just the answer.</w:t>
-      </w:r>
-    </w:p>
-    <w:p>
-      <w:r>
-        <w:t>Code builds the product. Meta-code builds the coder.</w:t>
-      </w:r>
-    </w:p>
-    <w:p>
-      <w:pPr>
-        <w:pStyle w:val="Heading2"/>
-      </w:pPr>
-      <w:r>
-        <w:rPr>
-          <w:color w:val="4F46E5"/>
-        </w:rPr>
-        <w:t>Appendix D — Evaluation Status Summary (As of August 2026)</w:t>
-      </w:r>
-    </w:p>
-    <w:p>
-      <w:r>
-        <w:rPr>
-          <w:i/>
-        </w:rPr>
-        <w:t>This appendix records the honest state of what has and has not been validated, as required by the evaluation charter.</w:t>
+        <w:t>This appendix records the honest state of what has and has not been validated. Updated as of this alpha; see `FRICTION_LEDGER.md` for the live, dated version of this table.</w:t>
       </w:r>
     </w:p>
     <w:p>
@@ -18235,7 +17727,7 @@
           </w:tcPr>
           <w:p>
             <w:r>
-              <w:t>examples/taskflow/test_logs/taskflow_tests.txt — 8 passed in 0.63s, exit_code=0</w:t>
+              <w:t>examples/taskflow/ — 8/8 passing on the alpha release commit</w:t>
             </w:r>
           </w:p>
         </w:tc>
@@ -18247,7 +17739,7 @@
           </w:tcPr>
           <w:p>
             <w:r>
-              <w:t>Evaluation charter anchored to resolved decisions</w:t>
+              <w:t>Evaluation charter is complete and specific</w:t>
             </w:r>
           </w:p>
         </w:tc>
@@ -18267,7 +17759,7 @@
           </w:tcPr>
           <w:p>
             <w:r>
-              <w:t>evals/baseline/README.md references D1–D8, all resolved</w:t>
+              <w:t>evals/baseline/README.md — core claim, tasks, metrics, protocol, pass/fail gates</w:t>
             </w:r>
           </w:p>
         </w:tc>
@@ -18279,7 +17771,7 @@
           </w:tcPr>
           <w:p>
             <w:r>
-              <w:t>Meta-stack artifacts exist</w:t>
+              <w:t>Meta-stack artifacts exist and are natively loadable</w:t>
             </w:r>
           </w:p>
         </w:tc>
@@ -18299,7 +17791,7 @@
           </w:tcPr>
           <w:p>
             <w:r>
-              <w:t>CLAUDE.md, rules, skills, agents present in repo</w:t>
+              <w:t>.claude/rules/, .claude/skills/, .claude/agents/ present and behaviorally verified (FRICTION_LEDGER.md F-003)</w:t>
             </w:r>
           </w:p>
         </w:tc>
@@ -18331,39 +17823,7 @@
           </w:tcPr>
           <w:p>
             <w:r>
-              <w:t>Returns 20 violations (17 db-in-handler + 3 missing-test) on unmodified taskflow, project-root invocation</w:t>
-            </w:r>
-          </w:p>
-        </w:tc>
-      </w:tr>
-      <w:tr>
-        <w:tc>
-          <w:tcPr>
-            <w:tcW w:type="dxa" w:w="3216"/>
-          </w:tcPr>
-          <w:p>
-            <w:r>
-              <w:t>Forbidden paths untouched in this production run</w:t>
-            </w:r>
-          </w:p>
-        </w:tc>
-        <w:tc>
-          <w:tcPr>
-            <w:tcW w:type="dxa" w:w="3216"/>
-          </w:tcPr>
-          <w:p>
-            <w:r>
-              <w:t>✅ Confirmed</w:t>
-            </w:r>
-          </w:p>
-        </w:tc>
-        <w:tc>
-          <w:tcPr>
-            <w:tcW w:type="dxa" w:w="3216"/>
-          </w:tcPr>
-          <w:p>
-            <w:r>
-              <w:t>Governed executor: no writes to forbidden paths</w:t>
+              <w:t>Returns 20 violations (17 db-in-handler + 3 missing-test) on unmodified TaskFlow, project-root invocation</w:t>
             </w:r>
           </w:p>
         </w:tc>
@@ -18385,7 +17845,7 @@
           </w:tcPr>
           <w:p>
             <w:r>
-              <w:t>✅ Confirmed (2026-09-04)</w:t>
+              <w:t>✅ Confirmed</w:t>
             </w:r>
           </w:p>
         </w:tc>
@@ -18623,7 +18083,7 @@
           </w:tcPr>
           <w:p>
             <w:r>
-              <w:t>Human review and copyediting</w:t>
+              <w:t>Exhaustive manual copyediting</w:t>
             </w:r>
           </w:p>
         </w:tc>
@@ -18643,39 +18103,7 @@
           </w:tcPr>
           <w:p>
             <w:r>
-              <w:t>Human gate open</w:t>
-            </w:r>
-          </w:p>
-        </w:tc>
-      </w:tr>
-      <w:tr>
-        <w:tc>
-          <w:tcPr>
-            <w:tcW w:type="dxa" w:w="3216"/>
-          </w:tcPr>
-          <w:p>
-            <w:r>
-              <w:t>Companion repo full readiness</w:t>
-            </w:r>
-          </w:p>
-        </w:tc>
-        <w:tc>
-          <w:tcPr>
-            <w:tcW w:type="dxa" w:w="3216"/>
-          </w:tcPr>
-          <w:p>
-            <w:r>
-              <w:t>❌ NO-GO (not superseded)</w:t>
-            </w:r>
-          </w:p>
-        </w:tc>
-        <w:tc>
-          <w:tcPr>
-            <w:tcW w:type="dxa" w:w="3216"/>
-          </w:tcPr>
-          <w:p>
-            <w:r>
-              <w:t>Prior audit verdict stands</w:t>
+              <w:t>Ongoing</w:t>
             </w:r>
           </w:p>
         </w:tc>
@@ -18707,7 +18135,7 @@
           </w:tcPr>
           <w:p>
             <w:r>
-              <w:t>D6</w:t>
+              <w:t>Not yet needed by any real friction</w:t>
             </w:r>
           </w:p>
         </w:tc>
@@ -18748,7 +18176,7 @@
     <w:p/>
     <w:p>
       <w:r>
-        <w:t>This table is honest. The version of this booklet that hid this table from you would be object substitution — reporting a more favorable state than the evidence supports.</w:t>
+        <w:t>This table is honest. The version of this manual that hid this table from you would be object substitution — reporting a more favorable state than the evidence supports.</w:t>
       </w:r>
     </w:p>
     <w:sectPr>

--- a/dist/MetaVibing-Field-Manual-v0.1.docx
+++ b/dist/MetaVibing-Field-Manual-v0.1.docx
@@ -77,34 +77,28 @@
       <w:r>
         <w:rPr>
           <w:b/>
+          <w:color w:val="1F2937"/>
+          <w:sz w:val="25"/>
+        </w:rPr>
+        <w:t>Mirco A. Mannucci, PhD, HoloMathics, LLC</w:t>
+      </w:r>
+    </w:p>
+    <w:p>
+      <w:pPr>
+        <w:jc w:val="center"/>
+      </w:pPr>
+      <w:r>
+        <w:rPr>
+          <w:b/>
           <w:color w:val="0D9488"/>
           <w:sz w:val="22"/>
         </w:rPr>
-        <w:t>v0.1.0-alpha.1 — Alpha Research Preview</w:t>
+        <w:t>MetaVibing v0.1.0-alpha.1 — Alpha Research Preview</w:t>
       </w:r>
     </w:p>
     <w:p>
       <w:r>
         <w:br w:type="page"/>
-      </w:r>
-    </w:p>
-    <w:p>
-      <w:pPr>
-        <w:pStyle w:val="Heading3"/>
-      </w:pPr>
-      <w:r>
-        <w:rPr>
-          <w:color w:val="0D9488"/>
-        </w:rPr>
-        <w:t>A Field Manual for Evolving Your AI Collaborator</w:t>
-      </w:r>
-    </w:p>
-    <w:p>
-      <w:r>
-        <w:rPr>
-          <w:i/>
-        </w:rPr>
-        <w:t>MetaVibing v0.1.0-alpha.1 — Alpha Research Preview</w:t>
       </w:r>
     </w:p>
     <w:p>

--- a/dist/MetaVibing-Field-Manual-v0.1.docx
+++ b/dist/MetaVibing-Field-Manual-v0.1.docx
@@ -13,7 +13,7 @@
       <w:r>
         <w:drawing>
           <wp:inline xmlns:a="http://schemas.openxmlformats.org/drawingml/2006/main" xmlns:pic="http://schemas.openxmlformats.org/drawingml/2006/picture">
-            <wp:extent cx="1188720" cy="1189954"/>
+            <wp:extent cx="1188720" cy="1188720"/>
             <wp:docPr id="1" name="Picture 1"/>
             <wp:cNvGraphicFramePr>
               <a:graphicFrameLocks noChangeAspect="1"/>
@@ -34,7 +34,7 @@
                   <pic:spPr>
                     <a:xfrm>
                       <a:off x="0" y="0"/>
-                      <a:ext cx="1188720" cy="1189954"/>
+                      <a:ext cx="1188720" cy="1188720"/>
                     </a:xfrm>
                     <a:prstGeom prst="rect"/>
                   </pic:spPr>
